--- a/04-滤波电路/05-其他滤波器/椭圆滤波器/椭圆滤波器.docx
+++ b/04-滤波电路/05-其他滤波器/椭圆滤波器/椭圆滤波器.docx
@@ -2186,6 +2186,20 @@
     </w:p>
     <w:bookmarkEnd w:id="26"/>
     <w:bookmarkEnd w:id="27"/>
+    <w:p>
+      <w:pPr>
+        <w:spacing w:before="360"/>
+        <w:jc w:val="center"/>
+      </w:pPr>
+      <w:r>
+        <w:rPr>
+          <w:rFonts w:ascii="Times New Roman" w:hAnsi="Times New Roman"/>
+          <w:color w:val="555555"/>
+          <w:sz w:val="21"/>
+        </w:rPr>
+        <w:t>材料收集者：杜文杰</w:t>
+      </w:r>
+    </w:p>
     <w:sectPr>
       <w:headerReference r:id="rId9" w:type="default"/>
       <w:footerReference r:id="rId10" w:type="default"/>

--- a/04-滤波电路/05-其他滤波器/椭圆滤波器/椭圆滤波器.docx
+++ b/04-滤波电路/05-其他滤波器/椭圆滤波器/椭圆滤波器.docx
@@ -1,6 +1,6 @@
 
 <file path=word/document.xml><?xml version="1.0" encoding="utf-8"?>
-<w:document xmlns:w="http://schemas.openxmlformats.org/wordprocessingml/2006/main" xmlns:m="http://schemas.openxmlformats.org/officeDocument/2006/math" xmlns:r="http://schemas.openxmlformats.org/officeDocument/2006/relationships" xmlns:o="urn:schemas-microsoft-com:office:office" xmlns:v="urn:schemas-microsoft-com:vml" xmlns:w10="urn:schemas-microsoft-com:office:word" xmlns:a="http://schemas.openxmlformats.org/drawingml/2006/main" xmlns:pic="http://schemas.openxmlformats.org/drawingml/2006/picture" xmlns:wp="http://schemas.openxmlformats.org/drawingml/2006/wordprocessingDrawing">
+<w:document xmlns:m="http://schemas.openxmlformats.org/officeDocument/2006/math" xmlns:r="http://schemas.openxmlformats.org/officeDocument/2006/relationships" xmlns:w="http://schemas.openxmlformats.org/wordprocessingml/2006/main" xmlns:o="urn:schemas-microsoft-com:office:office" xmlns:v="urn:schemas-microsoft-com:vml" xmlns:w10="urn:schemas-microsoft-com:office:word" xmlns:a="http://schemas.openxmlformats.org/drawingml/2006/main" xmlns:pic="http://schemas.openxmlformats.org/drawingml/2006/picture" xmlns:wp="http://schemas.openxmlformats.org/drawingml/2006/wordprocessingDrawing">
   <w:body>
     <w:bookmarkStart w:id="27" w:name="椭圆滤波器cauer-滤波器"/>
     <w:p>
@@ -9,16 +9,19 @@
       </w:pPr>
       <w:r>
         <w:rPr>
-          <w:rFonts w:hint="eastAsia"/>
+          <w:rFonts w:hint="eastAsia" w:eastAsia="黑体"/>
         </w:rPr>
         <w:t xml:space="preserve">椭圆滤波器（Cauer</w:t>
       </w:r>
       <w:r>
+        <w:rPr>
+          <w:rFonts w:eastAsia="黑体"/>
+        </w:rPr>
         <w:t xml:space="preserve"> </w:t>
       </w:r>
       <w:r>
         <w:rPr>
-          <w:rFonts w:hint="eastAsia"/>
+          <w:rFonts w:hint="eastAsia" w:eastAsia="黑体"/>
         </w:rPr>
         <w:t xml:space="preserve">滤波器）</w:t>
       </w:r>
@@ -30,7 +33,7 @@
       </w:pPr>
       <w:r>
         <w:rPr>
-          <w:rFonts w:hint="eastAsia"/>
+          <w:rFonts w:hint="eastAsia" w:eastAsia="黑体"/>
         </w:rPr>
         <w:t xml:space="preserve">拓扑描述</w:t>
       </w:r>
@@ -41,25 +44,31 @@
       </w:pPr>
       <w:r>
         <w:rPr>
-          <w:rFonts w:hint="eastAsia"/>
+          <w:rFonts w:hint="eastAsia" w:eastAsia="黑体"/>
         </w:rPr>
         <w:t xml:space="preserve">本电路为在通带和阻带都允许等幅纹波、从而在给定阶数下获得最陡过渡带的滤波器逼近类型（又称考尔</w:t>
       </w:r>
       <w:r>
+        <w:rPr>
+          <w:rFonts w:eastAsia="黑体"/>
+        </w:rPr>
         <w:t xml:space="preserve"> Cauer </w:t>
       </w:r>
       <w:r>
         <w:rPr>
-          <w:rFonts w:hint="eastAsia"/>
+          <w:rFonts w:hint="eastAsia" w:eastAsia="黑体"/>
         </w:rPr>
         <w:t xml:space="preserve">滤波器），元件组成为</w:t>
       </w:r>
       <w:r>
+        <w:rPr>
+          <w:rFonts w:eastAsia="黑体"/>
+        </w:rPr>
         <w:t xml:space="preserve"> </w:t>
       </w:r>
       <w:r>
         <w:rPr>
-          <w:rFonts w:hint="eastAsia"/>
+          <w:rFonts w:hint="eastAsia" w:eastAsia="黑体"/>
           <w:b/>
           <w:bCs/>
         </w:rPr>
@@ -67,6 +76,7 @@
       </w:r>
       <w:r>
         <w:rPr>
+          <w:rFonts w:eastAsia="黑体"/>
           <w:b/>
           <w:bCs/>
         </w:rPr>
@@ -74,7 +84,7 @@
       </w:r>
       <w:r>
         <w:rPr>
-          <w:rFonts w:hint="eastAsia"/>
+          <w:rFonts w:hint="eastAsia" w:eastAsia="黑体"/>
           <w:b/>
           <w:bCs/>
         </w:rPr>
@@ -82,6 +92,7 @@
       </w:r>
       <w:r>
         <w:rPr>
+          <w:rFonts w:eastAsia="黑体"/>
           <w:b/>
           <w:bCs/>
         </w:rPr>
@@ -94,7 +105,7 @@
       </m:oMath>
       <w:r>
         <w:rPr>
-          <w:rFonts w:hint="eastAsia"/>
+          <w:rFonts w:hint="eastAsia" w:eastAsia="黑体"/>
           <w:b/>
           <w:bCs/>
         </w:rPr>
@@ -102,6 +113,7 @@
       </w:r>
       <w:r>
         <w:rPr>
+          <w:rFonts w:eastAsia="黑体"/>
           <w:b/>
           <w:bCs/>
         </w:rPr>
@@ -114,7 +126,7 @@
       </m:oMath>
       <w:r>
         <w:rPr>
-          <w:rFonts w:hint="eastAsia"/>
+          <w:rFonts w:hint="eastAsia" w:eastAsia="黑体"/>
           <w:b/>
           <w:bCs/>
         </w:rPr>
@@ -122,6 +134,7 @@
       </w:r>
       <w:r>
         <w:rPr>
+          <w:rFonts w:eastAsia="黑体"/>
           <w:b/>
           <w:bCs/>
         </w:rPr>
@@ -134,7 +147,7 @@
       </m:oMath>
       <w:r>
         <w:rPr>
-          <w:rFonts w:hint="eastAsia"/>
+          <w:rFonts w:hint="eastAsia" w:eastAsia="黑体"/>
           <w:b/>
           <w:bCs/>
         </w:rPr>
@@ -142,6 +155,7 @@
       </w:r>
       <w:r>
         <w:rPr>
+          <w:rFonts w:eastAsia="黑体"/>
           <w:b/>
           <w:bCs/>
         </w:rPr>
@@ -149,7 +163,7 @@
       </w:r>
       <w:r>
         <w:rPr>
-          <w:rFonts w:hint="eastAsia"/>
+          <w:rFonts w:hint="eastAsia" w:eastAsia="黑体"/>
           <w:b/>
           <w:bCs/>
         </w:rPr>
@@ -157,11 +171,14 @@
       </w:r>
       <w:r>
         <w:rPr>
-          <w:rFonts w:hint="eastAsia"/>
+          <w:rFonts w:hint="eastAsia" w:eastAsia="黑体"/>
         </w:rPr>
         <w:t xml:space="preserve">，其传递函数在有限频率处含传输零点。关键节点命名如下：输入节点</w:t>
       </w:r>
       <w:r>
+        <w:rPr>
+          <w:rFonts w:eastAsia="黑体"/>
+        </w:rPr>
         <w:t xml:space="preserve"> </w:t>
       </w:r>
       <m:oMath>
@@ -182,15 +199,21 @@
         </m:sSub>
       </m:oMath>
       <w:r>
+        <w:rPr>
+          <w:rFonts w:eastAsia="黑体"/>
+        </w:rPr>
         <w:t xml:space="preserve"> </w:t>
       </w:r>
       <w:r>
         <w:rPr>
-          <w:rFonts w:hint="eastAsia"/>
+          <w:rFonts w:hint="eastAsia" w:eastAsia="黑体"/>
         </w:rPr>
         <w:t xml:space="preserve">为信号入口，输出节点</w:t>
       </w:r>
       <w:r>
+        <w:rPr>
+          <w:rFonts w:eastAsia="黑体"/>
+        </w:rPr>
         <w:t xml:space="preserve"> </w:t>
       </w:r>
       <m:oMath>
@@ -214,15 +237,21 @@
         </m:sSub>
       </m:oMath>
       <w:r>
+        <w:rPr>
+          <w:rFonts w:eastAsia="黑体"/>
+        </w:rPr>
         <w:t xml:space="preserve"> </w:t>
       </w:r>
       <w:r>
         <w:rPr>
-          <w:rFonts w:hint="eastAsia"/>
+          <w:rFonts w:hint="eastAsia" w:eastAsia="黑体"/>
         </w:rPr>
         <w:t xml:space="preserve">为信号出口，地节点</w:t>
       </w:r>
       <w:r>
+        <w:rPr>
+          <w:rFonts w:eastAsia="黑体"/>
+        </w:rPr>
         <w:t xml:space="preserve"> </w:t>
       </w:r>
       <m:oMath>
@@ -237,15 +266,21 @@
         </m:r>
       </m:oMath>
       <w:r>
+        <w:rPr>
+          <w:rFonts w:eastAsia="黑体"/>
+        </w:rPr>
         <w:t xml:space="preserve"> </w:t>
       </w:r>
       <w:r>
         <w:rPr>
-          <w:rFonts w:hint="eastAsia"/>
+          <w:rFonts w:hint="eastAsia" w:eastAsia="黑体"/>
         </w:rPr>
         <w:t xml:space="preserve">为公共参考；无源实现时各中间节点</w:t>
       </w:r>
       <w:r>
+        <w:rPr>
+          <w:rFonts w:eastAsia="黑体"/>
+        </w:rPr>
         <w:t xml:space="preserve"> </w:t>
       </w:r>
       <m:oMath>
@@ -263,6 +298,9 @@
         </m:sSub>
       </m:oMath>
       <w:r>
+        <w:rPr>
+          <w:rFonts w:eastAsia="黑体"/>
+        </w:rPr>
         <w:t xml:space="preserve">、</w:t>
       </w:r>
       <m:oMath>
@@ -280,6 +318,9 @@
         </m:sSub>
       </m:oMath>
       <w:r>
+        <w:rPr>
+          <w:rFonts w:eastAsia="黑体"/>
+        </w:rPr>
         <w:t xml:space="preserve">、…、</w:t>
       </w:r>
       <m:oMath>
@@ -297,24 +338,33 @@
         </m:sSub>
       </m:oMath>
       <w:r>
+        <w:rPr>
+          <w:rFonts w:eastAsia="黑体"/>
+        </w:rPr>
         <w:t xml:space="preserve"> </w:t>
       </w:r>
       <w:r>
         <w:rPr>
-          <w:rFonts w:hint="eastAsia"/>
+          <w:rFonts w:hint="eastAsia" w:eastAsia="黑体"/>
         </w:rPr>
         <w:t xml:space="preserve">为阶梯网络中串联元件与并联元件（含构成有限零点的并联</w:t>
       </w:r>
       <w:r>
+        <w:rPr>
+          <w:rFonts w:eastAsia="黑体"/>
+        </w:rPr>
         <w:t xml:space="preserve"> LC </w:t>
       </w:r>
       <w:r>
         <w:rPr>
-          <w:rFonts w:hint="eastAsia"/>
+          <w:rFonts w:hint="eastAsia" w:eastAsia="黑体"/>
         </w:rPr>
         <w:t xml:space="preserve">谐振支路）的交点；有源实现时节点</w:t>
       </w:r>
       <w:r>
+        <w:rPr>
+          <w:rFonts w:eastAsia="黑体"/>
+        </w:rPr>
         <w:t xml:space="preserve"> </w:t>
       </w:r>
       <m:oMath>
@@ -341,6 +391,9 @@
         </m:sSub>
       </m:oMath>
       <w:r>
+        <w:rPr>
+          <w:rFonts w:eastAsia="黑体"/>
+        </w:rPr>
         <w:t xml:space="preserve">、</w:t>
       </w:r>
       <m:oMath>
@@ -367,11 +420,14 @@
         </m:sSub>
       </m:oMath>
       <w:r>
+        <w:rPr>
+          <w:rFonts w:eastAsia="黑体"/>
+        </w:rPr>
         <w:t xml:space="preserve"> </w:t>
       </w:r>
       <w:r>
         <w:rPr>
-          <w:rFonts w:hint="eastAsia"/>
+          <w:rFonts w:hint="eastAsia" w:eastAsia="黑体"/>
         </w:rPr>
         <w:t xml:space="preserve">为各节运放输入端。</w:t>
       </w:r>
@@ -380,20 +436,26 @@
       <w:pPr/>
       <w:r>
         <w:rPr>
-          <w:rFonts w:hint="eastAsia"/>
+          <w:rFonts w:hint="eastAsia" w:eastAsia="黑体"/>
         </w:rPr>
         <w:t xml:space="preserve">各元件管脚连接（以含有限零点的无源</w:t>
       </w:r>
       <w:r>
+        <w:rPr>
+          <w:rFonts w:eastAsia="黑体"/>
+        </w:rPr>
         <w:t xml:space="preserve"> RLC </w:t>
       </w:r>
       <w:r>
         <w:rPr>
-          <w:rFonts w:hint="eastAsia"/>
+          <w:rFonts w:hint="eastAsia" w:eastAsia="黑体"/>
         </w:rPr>
         <w:t xml:space="preserve">阶梯低通为例）：每级串联元件（电感</w:t>
       </w:r>
       <w:r>
+        <w:rPr>
+          <w:rFonts w:eastAsia="黑体"/>
+        </w:rPr>
         <w:t xml:space="preserve"> </w:t>
       </w:r>
       <m:oMath>
@@ -402,15 +464,21 @@
         </m:r>
       </m:oMath>
       <w:r>
+        <w:rPr>
+          <w:rFonts w:eastAsia="黑体"/>
+        </w:rPr>
         <w:t xml:space="preserve"> </w:t>
       </w:r>
       <w:r>
         <w:rPr>
-          <w:rFonts w:hint="eastAsia"/>
+          <w:rFonts w:hint="eastAsia" w:eastAsia="黑体"/>
         </w:rPr>
         <w:t xml:space="preserve">或电阻</w:t>
       </w:r>
       <w:r>
+        <w:rPr>
+          <w:rFonts w:eastAsia="黑体"/>
+        </w:rPr>
         <w:t xml:space="preserve"> </w:t>
       </w:r>
       <m:oMath>
@@ -420,11 +488,14 @@
       </m:oMath>
       <w:r>
         <w:rPr>
-          <w:rFonts w:hint="eastAsia"/>
+          <w:rFonts w:hint="eastAsia" w:eastAsia="黑体"/>
         </w:rPr>
         <w:t xml:space="preserve">）一端接上一级节点、另一端接本级节点</w:t>
       </w:r>
       <w:r>
+        <w:rPr>
+          <w:rFonts w:eastAsia="黑体"/>
+        </w:rPr>
         <w:t xml:space="preserve"> </w:t>
       </w:r>
       <m:oMath>
@@ -443,11 +514,14 @@
       </m:oMath>
       <w:r>
         <w:rPr>
-          <w:rFonts w:hint="eastAsia"/>
+          <w:rFonts w:hint="eastAsia" w:eastAsia="黑体"/>
         </w:rPr>
         <w:t xml:space="preserve">；并联电容</w:t>
       </w:r>
       <w:r>
+        <w:rPr>
+          <w:rFonts w:eastAsia="黑体"/>
+        </w:rPr>
         <w:t xml:space="preserve"> </w:t>
       </w:r>
       <m:oMath>
@@ -456,15 +530,21 @@
         </m:r>
       </m:oMath>
       <w:r>
+        <w:rPr>
+          <w:rFonts w:eastAsia="黑体"/>
+        </w:rPr>
         <w:t xml:space="preserve"> </w:t>
       </w:r>
       <w:r>
         <w:rPr>
-          <w:rFonts w:hint="eastAsia"/>
+          <w:rFonts w:hint="eastAsia" w:eastAsia="黑体"/>
         </w:rPr>
         <w:t xml:space="preserve">一端接</w:t>
       </w:r>
       <w:r>
+        <w:rPr>
+          <w:rFonts w:eastAsia="黑体"/>
+        </w:rPr>
         <w:t xml:space="preserve"> </w:t>
       </w:r>
       <m:oMath>
@@ -483,11 +563,14 @@
       </m:oMath>
       <w:r>
         <w:rPr>
-          <w:rFonts w:hint="eastAsia"/>
+          <w:rFonts w:hint="eastAsia" w:eastAsia="黑体"/>
         </w:rPr>
         <w:t xml:space="preserve">、另一端接地节点</w:t>
       </w:r>
       <w:r>
+        <w:rPr>
+          <w:rFonts w:eastAsia="黑体"/>
+        </w:rPr>
         <w:t xml:space="preserve"> </w:t>
       </w:r>
       <m:oMath>
@@ -503,11 +586,14 @@
       </m:oMath>
       <w:r>
         <w:rPr>
-          <w:rFonts w:hint="eastAsia"/>
+          <w:rFonts w:hint="eastAsia" w:eastAsia="黑体"/>
         </w:rPr>
         <w:t xml:space="preserve">；为产生阻带深陷波点，在并联分支中把电容</w:t>
       </w:r>
       <w:r>
+        <w:rPr>
+          <w:rFonts w:eastAsia="黑体"/>
+        </w:rPr>
         <w:t xml:space="preserve"> </w:t>
       </w:r>
       <m:oMath>
@@ -516,15 +602,21 @@
         </m:r>
       </m:oMath>
       <w:r>
+        <w:rPr>
+          <w:rFonts w:eastAsia="黑体"/>
+        </w:rPr>
         <w:t xml:space="preserve"> </w:t>
       </w:r>
       <w:r>
         <w:rPr>
-          <w:rFonts w:hint="eastAsia"/>
+          <w:rFonts w:hint="eastAsia" w:eastAsia="黑体"/>
         </w:rPr>
         <w:t xml:space="preserve">与电感</w:t>
       </w:r>
       <w:r>
+        <w:rPr>
+          <w:rFonts w:eastAsia="黑体"/>
+        </w:rPr>
         <w:t xml:space="preserve"> </w:t>
       </w:r>
       <m:oMath>
@@ -533,15 +625,21 @@
         </m:r>
       </m:oMath>
       <w:r>
+        <w:rPr>
+          <w:rFonts w:eastAsia="黑体"/>
+        </w:rPr>
         <w:t xml:space="preserve"> </w:t>
       </w:r>
       <w:r>
         <w:rPr>
-          <w:rFonts w:hint="eastAsia"/>
+          <w:rFonts w:hint="eastAsia" w:eastAsia="黑体"/>
         </w:rPr>
         <w:t xml:space="preserve">先串联成谐振支路后再并接到地，使该谐振频率处出现传输零点，各级依次级联、输入端接</w:t>
       </w:r>
       <w:r>
+        <w:rPr>
+          <w:rFonts w:eastAsia="黑体"/>
+        </w:rPr>
         <w:t xml:space="preserve"> </w:t>
       </w:r>
       <m:oMath>
@@ -563,11 +661,14 @@
       </m:oMath>
       <w:r>
         <w:rPr>
-          <w:rFonts w:hint="eastAsia"/>
+          <w:rFonts w:hint="eastAsia" w:eastAsia="黑体"/>
         </w:rPr>
         <w:t xml:space="preserve">、末端接输出节点</w:t>
       </w:r>
       <w:r>
+        <w:rPr>
+          <w:rFonts w:eastAsia="黑体"/>
+        </w:rPr>
         <w:t xml:space="preserve"> </w:t>
       </w:r>
       <m:oMath>
@@ -592,34 +693,43 @@
       </m:oMath>
       <w:r>
         <w:rPr>
-          <w:rFonts w:hint="eastAsia"/>
+          <w:rFonts w:hint="eastAsia" w:eastAsia="黑体"/>
         </w:rPr>
         <w:t xml:space="preserve">。有源实现时，按椭圆函数综合的表系数把有限零点分配到各运放</w:t>
       </w:r>
       <w:r>
+        <w:rPr>
+          <w:rFonts w:eastAsia="黑体"/>
+        </w:rPr>
         <w:t xml:space="preserve"> + RC </w:t>
       </w:r>
       <w:r>
         <w:rPr>
-          <w:rFonts w:hint="eastAsia"/>
+          <w:rFonts w:hint="eastAsia" w:eastAsia="黑体"/>
         </w:rPr>
         <w:t xml:space="preserve">节的</w:t>
       </w:r>
       <w:r>
+        <w:rPr>
+          <w:rFonts w:eastAsia="黑体"/>
+        </w:rPr>
         <w:t xml:space="preserve"> IN+/IN− </w:t>
       </w:r>
       <w:r>
         <w:rPr>
-          <w:rFonts w:hint="eastAsia"/>
+          <w:rFonts w:hint="eastAsia" w:eastAsia="黑体"/>
         </w:rPr>
         <w:t xml:space="preserve">与</w:t>
       </w:r>
       <w:r>
+        <w:rPr>
+          <w:rFonts w:eastAsia="黑体"/>
+        </w:rPr>
         <w:t xml:space="preserve"> OUT </w:t>
       </w:r>
       <w:r>
         <w:rPr>
-          <w:rFonts w:hint="eastAsia"/>
+          <w:rFonts w:hint="eastAsia" w:eastAsia="黑体"/>
         </w:rPr>
         <w:t xml:space="preserve">之间的网络中，逐级串联实现高阶椭圆响应。</w:t>
       </w:r>
@@ -628,7 +738,7 @@
       <w:pPr/>
       <w:r>
         <w:rPr>
-          <w:rFonts w:hint="eastAsia"/>
+          <w:rFonts w:hint="eastAsia" w:eastAsia="黑体"/>
         </w:rPr>
         <w:t xml:space="preserve">组态上，这是借助雅可比椭圆函数同时放置极点与有限传输零点的滤波器组态，适用于对过渡带陡峭度要求极高的场合。</w:t>
       </w:r>
@@ -641,7 +751,7 @@
       </w:pPr>
       <w:r>
         <w:rPr>
-          <w:rFonts w:hint="eastAsia"/>
+          <w:rFonts w:hint="eastAsia" w:eastAsia="黑体"/>
         </w:rPr>
         <w:t xml:space="preserve">工作原理</w:t>
       </w:r>
@@ -652,16 +762,19 @@
       </w:pPr>
       <w:r>
         <w:rPr>
-          <w:rFonts w:hint="eastAsia"/>
+          <w:rFonts w:hint="eastAsia" w:eastAsia="黑体"/>
         </w:rPr>
         <w:t xml:space="preserve">利用雅可比椭圆函数同时放置极点与有限传输零点，使通带和阻带都呈等纹波特性。有限零点使阻带在某些频率处出现深陷波，从而以相同阶数获得比切比雪夫更陡的过渡带，代价是通带、阻带纹波与较差的相位</w:t>
       </w:r>
       <w:r>
+        <w:rPr>
+          <w:rFonts w:eastAsia="黑体"/>
+        </w:rPr>
         <w:t xml:space="preserve"> / </w:t>
       </w:r>
       <w:r>
         <w:rPr>
-          <w:rFonts w:hint="eastAsia"/>
+          <w:rFonts w:hint="eastAsia" w:eastAsia="黑体"/>
         </w:rPr>
         <w:t xml:space="preserve">群延迟特性。</w:t>
       </w:r>
@@ -674,7 +787,7 @@
       </w:pPr>
       <w:r>
         <w:rPr>
-          <w:rFonts w:hint="eastAsia"/>
+          <w:rFonts w:hint="eastAsia" w:eastAsia="黑体"/>
         </w:rPr>
         <w:t xml:space="preserve">关键计算公式</w:t>
       </w:r>
@@ -687,11 +800,14 @@
         </w:numPr>
       </w:pPr>
       <w:r>
+        <w:rPr>
+          <w:rFonts w:eastAsia="黑体"/>
+        </w:rPr>
         <w:t xml:space="preserve">n </w:t>
       </w:r>
       <w:r>
         <w:rPr>
-          <w:rFonts w:hint="eastAsia"/>
+          <w:rFonts w:hint="eastAsia" w:eastAsia="黑体"/>
         </w:rPr>
         <w:t xml:space="preserve">阶椭圆低通幅度平方响应（</w:t>
       </w:r>
@@ -710,20 +826,26 @@
         </m:sSub>
       </m:oMath>
       <w:r>
+        <w:rPr>
+          <w:rFonts w:eastAsia="黑体"/>
+        </w:rPr>
         <w:t xml:space="preserve"> </w:t>
       </w:r>
       <w:r>
         <w:rPr>
-          <w:rFonts w:hint="eastAsia"/>
+          <w:rFonts w:hint="eastAsia" w:eastAsia="黑体"/>
         </w:rPr>
         <w:t xml:space="preserve">为</w:t>
       </w:r>
       <w:r>
+        <w:rPr>
+          <w:rFonts w:eastAsia="黑体"/>
+        </w:rPr>
         <w:t xml:space="preserve"> n </w:t>
       </w:r>
       <w:r>
         <w:rPr>
-          <w:rFonts w:hint="eastAsia"/>
+          <w:rFonts w:hint="eastAsia" w:eastAsia="黑体"/>
         </w:rPr>
         <w:t xml:space="preserve">阶有理切比雪夫函数）：</w:t>
       </w:r>
@@ -885,11 +1007,14 @@
       </w:pPr>
       <w:r>
         <w:rPr>
-          <w:rFonts w:hint="eastAsia"/>
+          <w:rFonts w:hint="eastAsia" w:eastAsia="黑体"/>
         </w:rPr>
         <w:t xml:space="preserve">纹波因子（通带纹波</w:t>
       </w:r>
       <w:r>
+        <w:rPr>
+          <w:rFonts w:eastAsia="黑体"/>
+        </w:rPr>
         <w:t xml:space="preserve"> </w:t>
       </w:r>
       <m:oMath>
@@ -899,7 +1024,7 @@
       </m:oMath>
       <w:r>
         <w:rPr>
-          <w:rFonts w:hint="eastAsia"/>
+          <w:rFonts w:hint="eastAsia" w:eastAsia="黑体"/>
         </w:rPr>
         <w:t xml:space="preserve">，dB）：</w:t>
       </w:r>
@@ -973,7 +1098,7 @@
       </w:pPr>
       <w:r>
         <w:rPr>
-          <w:rFonts w:hint="eastAsia"/>
+          <w:rFonts w:hint="eastAsia" w:eastAsia="黑体"/>
         </w:rPr>
         <w:t xml:space="preserve">选择性因子（</w:t>
       </w:r>
@@ -983,20 +1108,26 @@
         </m:r>
       </m:oMath>
       <w:r>
+        <w:rPr>
+          <w:rFonts w:eastAsia="黑体"/>
+        </w:rPr>
         <w:t xml:space="preserve"> </w:t>
       </w:r>
       <w:r>
         <w:rPr>
-          <w:rFonts w:hint="eastAsia"/>
+          <w:rFonts w:hint="eastAsia" w:eastAsia="黑体"/>
         </w:rPr>
         <w:t xml:space="preserve">由通带</w:t>
       </w:r>
       <w:r>
+        <w:rPr>
+          <w:rFonts w:eastAsia="黑体"/>
+        </w:rPr>
         <w:t xml:space="preserve"> / </w:t>
       </w:r>
       <w:r>
         <w:rPr>
-          <w:rFonts w:hint="eastAsia"/>
+          <w:rFonts w:hint="eastAsia" w:eastAsia="黑体"/>
         </w:rPr>
         <w:t xml:space="preserve">阻带边缘频率定义）：</w:t>
       </w:r>
@@ -1104,11 +1235,14 @@
       </w:pPr>
       <w:r>
         <w:rPr>
-          <w:rFonts w:hint="eastAsia"/>
+          <w:rFonts w:hint="eastAsia" w:eastAsia="黑体"/>
         </w:rPr>
         <w:t xml:space="preserve">阶数估算（依赖模</w:t>
       </w:r>
       <w:r>
+        <w:rPr>
+          <w:rFonts w:eastAsia="黑体"/>
+        </w:rPr>
         <w:t xml:space="preserve"> </w:t>
       </w:r>
       <m:oMath>
@@ -1117,11 +1251,14 @@
         </m:r>
       </m:oMath>
       <w:r>
+        <w:rPr>
+          <w:rFonts w:eastAsia="黑体"/>
+        </w:rPr>
         <w:t xml:space="preserve"> </w:t>
       </w:r>
       <w:r>
         <w:rPr>
-          <w:rFonts w:hint="eastAsia"/>
+          <w:rFonts w:hint="eastAsia" w:eastAsia="黑体"/>
         </w:rPr>
         <w:t xml:space="preserve">与椭圆积分，工程上查表）：</w:t>
       </w:r>
@@ -1326,7 +1463,7 @@
             </w:pPr>
             <w:r>
               <w:rPr>
-                <w:rFonts w:hint="eastAsia"/>
+                <w:rFonts w:hint="eastAsia" w:eastAsia="黑体"/>
               </w:rPr>
               <w:t xml:space="preserve">符号</w:t>
             </w:r>
@@ -1340,7 +1477,7 @@
             </w:pPr>
             <w:r>
               <w:rPr>
-                <w:rFonts w:hint="eastAsia"/>
+                <w:rFonts w:hint="eastAsia" w:eastAsia="黑体"/>
               </w:rPr>
               <w:t xml:space="preserve">含义</w:t>
             </w:r>
@@ -1354,7 +1491,7 @@
             </w:pPr>
             <w:r>
               <w:rPr>
-                <w:rFonts w:hint="eastAsia"/>
+                <w:rFonts w:hint="eastAsia" w:eastAsia="黑体"/>
               </w:rPr>
               <w:t xml:space="preserve">单位</w:t>
             </w:r>
@@ -1374,6 +1511,9 @@
               </m:r>
             </m:oMath>
             <w:r>
+              <w:rPr>
+                <w:rFonts w:eastAsia="黑体"/>
+              </w:rPr>
               <w:t xml:space="preserve">​</w:t>
             </w:r>
           </w:p>
@@ -1386,7 +1526,7 @@
             </w:pPr>
             <w:r>
               <w:rPr>
-                <w:rFonts w:hint="eastAsia"/>
+                <w:rFonts w:hint="eastAsia" w:eastAsia="黑体"/>
               </w:rPr>
               <w:t xml:space="preserve">滤波器阶数</w:t>
             </w:r>
@@ -1399,6 +1539,9 @@
               <w:pStyle w:val="Compact"/>
             </w:pPr>
             <w:r>
+              <w:rPr>
+                <w:rFonts w:eastAsia="黑体"/>
+              </w:rPr>
               <w:t xml:space="preserve">—</w:t>
             </w:r>
           </w:p>
@@ -1426,6 +1569,9 @@
               </m:sSub>
             </m:oMath>
             <w:r>
+              <w:rPr>
+                <w:rFonts w:eastAsia="黑体"/>
+              </w:rPr>
               <w:t xml:space="preserve">​</w:t>
             </w:r>
           </w:p>
@@ -1438,7 +1584,7 @@
             </w:pPr>
             <w:r>
               <w:rPr>
-                <w:rFonts w:hint="eastAsia"/>
+                <w:rFonts w:hint="eastAsia" w:eastAsia="黑体"/>
               </w:rPr>
               <w:t xml:space="preserve">通带边缘角频率</w:t>
             </w:r>
@@ -1451,6 +1597,9 @@
               <w:pStyle w:val="Compact"/>
             </w:pPr>
             <w:r>
+              <w:rPr>
+                <w:rFonts w:eastAsia="黑体"/>
+              </w:rPr>
               <w:t xml:space="preserve">rad/s</w:t>
             </w:r>
           </w:p>
@@ -1478,6 +1627,9 @@
               </m:sSub>
             </m:oMath>
             <w:r>
+              <w:rPr>
+                <w:rFonts w:eastAsia="黑体"/>
+              </w:rPr>
               <w:t xml:space="preserve">​</w:t>
             </w:r>
           </w:p>
@@ -1490,7 +1642,7 @@
             </w:pPr>
             <w:r>
               <w:rPr>
-                <w:rFonts w:hint="eastAsia"/>
+                <w:rFonts w:hint="eastAsia" w:eastAsia="黑体"/>
               </w:rPr>
               <w:t xml:space="preserve">阻带边缘角频率</w:t>
             </w:r>
@@ -1503,6 +1655,9 @@
               <w:pStyle w:val="Compact"/>
             </w:pPr>
             <w:r>
+              <w:rPr>
+                <w:rFonts w:eastAsia="黑体"/>
+              </w:rPr>
               <w:t xml:space="preserve">rad/s</w:t>
             </w:r>
           </w:p>
@@ -1521,6 +1676,9 @@
               </m:r>
             </m:oMath>
             <w:r>
+              <w:rPr>
+                <w:rFonts w:eastAsia="黑体"/>
+              </w:rPr>
               <w:t xml:space="preserve">​</w:t>
             </w:r>
           </w:p>
@@ -1533,7 +1691,7 @@
             </w:pPr>
             <w:r>
               <w:rPr>
-                <w:rFonts w:hint="eastAsia"/>
+                <w:rFonts w:hint="eastAsia" w:eastAsia="黑体"/>
               </w:rPr>
               <w:t xml:space="preserve">纹波因子</w:t>
             </w:r>
@@ -1546,6 +1704,9 @@
               <w:pStyle w:val="Compact"/>
             </w:pPr>
             <w:r>
+              <w:rPr>
+                <w:rFonts w:eastAsia="黑体"/>
+              </w:rPr>
               <w:t xml:space="preserve">—</w:t>
             </w:r>
           </w:p>
@@ -1582,6 +1743,9 @@
               </m:sSub>
             </m:oMath>
             <w:r>
+              <w:rPr>
+                <w:rFonts w:eastAsia="黑体"/>
+              </w:rPr>
               <w:t xml:space="preserve">​</w:t>
             </w:r>
           </w:p>
@@ -1594,16 +1758,19 @@
             </w:pPr>
             <w:r>
               <w:rPr>
-                <w:rFonts w:hint="eastAsia"/>
+                <w:rFonts w:hint="eastAsia" w:eastAsia="黑体"/>
               </w:rPr>
               <w:t xml:space="preserve">选择性</w:t>
             </w:r>
             <w:r>
+              <w:rPr>
+                <w:rFonts w:eastAsia="黑体"/>
+              </w:rPr>
               <w:t xml:space="preserve"> / </w:t>
             </w:r>
             <w:r>
               <w:rPr>
-                <w:rFonts w:hint="eastAsia"/>
+                <w:rFonts w:hint="eastAsia" w:eastAsia="黑体"/>
               </w:rPr>
               <w:t xml:space="preserve">纹波相关模数</w:t>
             </w:r>
@@ -1616,6 +1783,9 @@
               <w:pStyle w:val="Compact"/>
             </w:pPr>
             <w:r>
+              <w:rPr>
+                <w:rFonts w:eastAsia="黑体"/>
+              </w:rPr>
               <w:t xml:space="preserve">—</w:t>
             </w:r>
           </w:p>
@@ -1652,6 +1822,9 @@
               </m:r>
             </m:oMath>
             <w:r>
+              <w:rPr>
+                <w:rFonts w:eastAsia="黑体"/>
+              </w:rPr>
               <w:t xml:space="preserve">​</w:t>
             </w:r>
           </w:p>
@@ -1664,7 +1837,7 @@
             </w:pPr>
             <w:r>
               <w:rPr>
-                <w:rFonts w:hint="eastAsia"/>
+                <w:rFonts w:hint="eastAsia" w:eastAsia="黑体"/>
               </w:rPr>
               <w:t xml:space="preserve">第一类完全椭圆积分</w:t>
             </w:r>
@@ -1677,6 +1850,9 @@
               <w:pStyle w:val="Compact"/>
             </w:pPr>
             <w:r>
+              <w:rPr>
+                <w:rFonts w:eastAsia="黑体"/>
+              </w:rPr>
               <w:t xml:space="preserve">—</w:t>
             </w:r>
           </w:p>
@@ -1691,7 +1867,7 @@
       </w:pPr>
       <w:r>
         <w:rPr>
-          <w:rFonts w:hint="eastAsia"/>
+          <w:rFonts w:hint="eastAsia" w:eastAsia="黑体"/>
         </w:rPr>
         <w:t xml:space="preserve">元件调整影响</w:t>
       </w:r>
@@ -1706,7 +1882,7 @@
       </w:pPr>
       <w:r>
         <w:rPr>
-          <w:rFonts w:hint="eastAsia"/>
+          <w:rFonts w:hint="eastAsia" w:eastAsia="黑体"/>
           <w:b/>
           <w:bCs/>
         </w:rPr>
@@ -1714,6 +1890,7 @@
       </w:r>
       <w:r>
         <w:rPr>
+          <w:rFonts w:eastAsia="黑体"/>
           <w:b/>
           <w:bCs/>
         </w:rPr>
@@ -1721,21 +1898,27 @@
       </w:r>
       <w:r>
         <w:rPr>
-          <w:rFonts w:hint="eastAsia"/>
+          <w:rFonts w:hint="eastAsia" w:eastAsia="黑体"/>
           <w:b/>
           <w:bCs/>
         </w:rPr>
         <w:t xml:space="preserve">增大</w:t>
       </w:r>
       <w:r>
+        <w:rPr>
+          <w:rFonts w:eastAsia="黑体"/>
+        </w:rPr>
         <w:t xml:space="preserve"> </w:t>
       </w:r>
       <w:r>
+        <w:rPr>
+          <w:rFonts w:eastAsia="黑体"/>
+        </w:rPr>
         <w:t xml:space="preserve">→ </w:t>
       </w:r>
       <w:r>
         <w:rPr>
-          <w:rFonts w:hint="eastAsia"/>
+          <w:rFonts w:hint="eastAsia" w:eastAsia="黑体"/>
         </w:rPr>
         <w:t xml:space="preserve">过渡带进一步变陡，但纹波增多、相位失真加剧、电路复杂。</w:t>
       </w:r>
@@ -1750,41 +1933,53 @@
       </w:pPr>
       <w:r>
         <w:rPr>
-          <w:rFonts w:hint="eastAsia"/>
+          <w:rFonts w:hint="eastAsia" w:eastAsia="黑体"/>
           <w:b/>
           <w:bCs/>
         </w:rPr>
         <w:t xml:space="preserve">通带纹波减小</w:t>
       </w:r>
       <w:r>
+        <w:rPr>
+          <w:rFonts w:eastAsia="黑体"/>
+        </w:rPr>
         <w:t xml:space="preserve"> </w:t>
       </w:r>
       <w:r>
+        <w:rPr>
+          <w:rFonts w:eastAsia="黑体"/>
+        </w:rPr>
         <w:t xml:space="preserve">→ </w:t>
       </w:r>
       <w:r>
         <w:rPr>
-          <w:rFonts w:hint="eastAsia"/>
+          <w:rFonts w:hint="eastAsia" w:eastAsia="黑体"/>
         </w:rPr>
         <w:t xml:space="preserve">选择性略降；</w:t>
       </w:r>
       <w:r>
         <w:rPr>
-          <w:rFonts w:hint="eastAsia"/>
+          <w:rFonts w:hint="eastAsia" w:eastAsia="黑体"/>
           <w:b/>
           <w:bCs/>
         </w:rPr>
         <w:t xml:space="preserve">阻带纹波增大</w:t>
       </w:r>
       <w:r>
+        <w:rPr>
+          <w:rFonts w:eastAsia="黑体"/>
+        </w:rPr>
         <w:t xml:space="preserve"> </w:t>
       </w:r>
       <w:r>
+        <w:rPr>
+          <w:rFonts w:eastAsia="黑体"/>
+        </w:rPr>
         <w:t xml:space="preserve">→ </w:t>
       </w:r>
       <w:r>
         <w:rPr>
-          <w:rFonts w:hint="eastAsia"/>
+          <w:rFonts w:hint="eastAsia" w:eastAsia="黑体"/>
         </w:rPr>
         <w:t xml:space="preserve">过渡带更陡。</w:t>
       </w:r>
@@ -1799,16 +1994,19 @@
       </w:pPr>
       <w:r>
         <w:rPr>
-          <w:rFonts w:hint="eastAsia"/>
+          <w:rFonts w:hint="eastAsia" w:eastAsia="黑体"/>
         </w:rPr>
         <w:t xml:space="preserve">有限传输零点位置由元件值决定，改变</w:t>
       </w:r>
       <w:r>
+        <w:rPr>
+          <w:rFonts w:eastAsia="黑体"/>
+        </w:rPr>
         <w:t xml:space="preserve"> R、L、C </w:t>
       </w:r>
       <w:r>
         <w:rPr>
-          <w:rFonts w:hint="eastAsia"/>
+          <w:rFonts w:hint="eastAsia" w:eastAsia="黑体"/>
         </w:rPr>
         <w:t xml:space="preserve">会移动零点与截止频率。</w:t>
       </w:r>
@@ -1823,7 +2021,7 @@
       </w:pPr>
       <w:r>
         <w:rPr>
-          <w:rFonts w:hint="eastAsia"/>
+          <w:rFonts w:hint="eastAsia" w:eastAsia="黑体"/>
         </w:rPr>
         <w:t xml:space="preserve">对元件容差最敏感，失配易破坏等纹波特性。</w:t>
       </w:r>
@@ -1836,7 +2034,7 @@
       </w:pPr>
       <w:r>
         <w:rPr>
-          <w:rFonts w:hint="eastAsia"/>
+          <w:rFonts w:hint="eastAsia" w:eastAsia="黑体"/>
         </w:rPr>
         <w:t xml:space="preserve">典型参数示例</w:t>
       </w:r>
@@ -1851,11 +2049,14 @@
       </w:pPr>
       <w:r>
         <w:rPr>
-          <w:rFonts w:hint="eastAsia"/>
+          <w:rFonts w:hint="eastAsia" w:eastAsia="黑体"/>
         </w:rPr>
         <w:t xml:space="preserve">设计椭圆低通时若通带纹波</w:t>
       </w:r>
       <w:r>
+        <w:rPr>
+          <w:rFonts w:eastAsia="黑体"/>
+        </w:rPr>
         <w:t xml:space="preserve"> </w:t>
       </w:r>
       <m:oMath>
@@ -1884,11 +2085,14 @@
       </m:oMath>
       <w:r>
         <w:rPr>
-          <w:rFonts w:hint="eastAsia"/>
+          <w:rFonts w:hint="eastAsia" w:eastAsia="黑体"/>
         </w:rPr>
         <w:t xml:space="preserve">，则</w:t>
       </w:r>
       <w:r>
+        <w:rPr>
+          <w:rFonts w:eastAsia="黑体"/>
+        </w:rPr>
         <w:t xml:space="preserve"> </w:t>
       </w:r>
       <m:oMath>
@@ -1942,16 +2146,19 @@
       </m:oMath>
       <w:r>
         <w:rPr>
-          <w:rFonts w:hint="eastAsia"/>
+          <w:rFonts w:hint="eastAsia" w:eastAsia="黑体"/>
         </w:rPr>
         <w:t xml:space="preserve">，其极点与零点位置需按椭圆积分表或滤波器综合软件（如</w:t>
       </w:r>
       <w:r>
+        <w:rPr>
+          <w:rFonts w:eastAsia="黑体"/>
+        </w:rPr>
         <w:t xml:space="preserve"> </w:t>
       </w:r>
       <w:r>
         <w:rPr>
-          <w:rFonts w:hint="eastAsia"/>
+          <w:rFonts w:hint="eastAsia" w:eastAsia="黑体"/>
         </w:rPr>
         <w:t xml:space="preserve">MATLAB）确定。</w:t>
       </w:r>
@@ -1964,7 +2171,7 @@
       </w:pPr>
       <w:r>
         <w:rPr>
-          <w:rFonts w:hint="eastAsia"/>
+          <w:rFonts w:hint="eastAsia" w:eastAsia="黑体"/>
         </w:rPr>
         <w:t xml:space="preserve">常见器件型号</w:t>
       </w:r>
@@ -1979,7 +2186,7 @@
       </w:pPr>
       <w:r>
         <w:rPr>
-          <w:rFonts w:hint="eastAsia"/>
+          <w:rFonts w:hint="eastAsia" w:eastAsia="黑体"/>
         </w:rPr>
         <w:t xml:space="preserve">运放：TL072、OPA227。</w:t>
       </w:r>
@@ -1994,16 +2201,19 @@
       </w:pPr>
       <w:r>
         <w:rPr>
-          <w:rFonts w:hint="eastAsia"/>
+          <w:rFonts w:hint="eastAsia" w:eastAsia="黑体"/>
         </w:rPr>
         <w:t xml:space="preserve">集成有源滤波</w:t>
       </w:r>
       <w:r>
+        <w:rPr>
+          <w:rFonts w:eastAsia="黑体"/>
+        </w:rPr>
         <w:t xml:space="preserve"> </w:t>
       </w:r>
       <w:r>
         <w:rPr>
-          <w:rFonts w:hint="eastAsia"/>
+          <w:rFonts w:hint="eastAsia" w:eastAsia="黑体"/>
         </w:rPr>
         <w:t xml:space="preserve">IC：LTC1064、LMF100（按配置）。</w:t>
       </w:r>
@@ -2018,25 +2228,31 @@
       </w:pPr>
       <w:r>
         <w:rPr>
-          <w:rFonts w:hint="eastAsia"/>
+          <w:rFonts w:hint="eastAsia" w:eastAsia="黑体"/>
         </w:rPr>
         <w:t xml:space="preserve">阻容（无源实现）：高</w:t>
       </w:r>
       <w:r>
+        <w:rPr>
+          <w:rFonts w:eastAsia="黑体"/>
+        </w:rPr>
         <w:t xml:space="preserve"> Q </w:t>
       </w:r>
       <w:r>
         <w:rPr>
-          <w:rFonts w:hint="eastAsia"/>
+          <w:rFonts w:hint="eastAsia" w:eastAsia="黑体"/>
         </w:rPr>
         <w:t xml:space="preserve">电感、1%</w:t>
       </w:r>
       <w:r>
+        <w:rPr>
+          <w:rFonts w:eastAsia="黑体"/>
+        </w:rPr>
         <w:t xml:space="preserve"> </w:t>
       </w:r>
       <w:r>
         <w:rPr>
-          <w:rFonts w:hint="eastAsia"/>
+          <w:rFonts w:hint="eastAsia" w:eastAsia="黑体"/>
         </w:rPr>
         <w:t xml:space="preserve">电阻、精密电容。</w:t>
       </w:r>
@@ -2049,7 +2265,7 @@
       </w:pPr>
       <w:r>
         <w:rPr>
-          <w:rFonts w:hint="eastAsia"/>
+          <w:rFonts w:hint="eastAsia" w:eastAsia="黑体"/>
         </w:rPr>
         <w:t xml:space="preserve">注意事项</w:t>
       </w:r>
@@ -2064,7 +2280,7 @@
       </w:pPr>
       <w:r>
         <w:rPr>
-          <w:rFonts w:hint="eastAsia"/>
+          <w:rFonts w:hint="eastAsia" w:eastAsia="黑体"/>
         </w:rPr>
         <w:t xml:space="preserve">通带与阻带均有纹波，不适合对幅度平坦度要求高的应用。</w:t>
       </w:r>
@@ -2079,16 +2295,19 @@
       </w:pPr>
       <w:r>
         <w:rPr>
-          <w:rFonts w:hint="eastAsia"/>
+          <w:rFonts w:hint="eastAsia" w:eastAsia="黑体"/>
         </w:rPr>
         <w:t xml:space="preserve">群延迟变化剧烈，宽带脉冲</w:t>
       </w:r>
       <w:r>
+        <w:rPr>
+          <w:rFonts w:eastAsia="黑体"/>
+        </w:rPr>
         <w:t xml:space="preserve"> / </w:t>
       </w:r>
       <w:r>
         <w:rPr>
-          <w:rFonts w:hint="eastAsia"/>
+          <w:rFonts w:hint="eastAsia" w:eastAsia="黑体"/>
         </w:rPr>
         <w:t xml:space="preserve">数字信号会有明显失真。</w:t>
       </w:r>
@@ -2103,16 +2322,19 @@
       </w:pPr>
       <w:r>
         <w:rPr>
-          <w:rFonts w:hint="eastAsia"/>
+          <w:rFonts w:hint="eastAsia" w:eastAsia="黑体"/>
         </w:rPr>
         <w:t xml:space="preserve">设计依赖椭圆积分与查表，工程上常用</w:t>
       </w:r>
       <w:r>
+        <w:rPr>
+          <w:rFonts w:eastAsia="黑体"/>
+        </w:rPr>
         <w:t xml:space="preserve"> MATLAB / ADI、TI </w:t>
       </w:r>
       <w:r>
         <w:rPr>
-          <w:rFonts w:hint="eastAsia"/>
+          <w:rFonts w:hint="eastAsia" w:eastAsia="黑体"/>
         </w:rPr>
         <w:t xml:space="preserve">滤波器设计工具辅助。</w:t>
       </w:r>
@@ -2125,7 +2347,7 @@
       </w:pPr>
       <w:r>
         <w:rPr>
-          <w:rFonts w:hint="eastAsia"/>
+          <w:rFonts w:hint="eastAsia" w:eastAsia="黑体"/>
         </w:rPr>
         <w:t xml:space="preserve">参考资料</w:t>
       </w:r>
@@ -2139,6 +2361,9 @@
         </w:numPr>
       </w:pPr>
       <w:r>
+        <w:rPr>
+          <w:rFonts w:eastAsia="黑体"/>
+        </w:rPr>
         <w:t xml:space="preserve">Wikipedia: Elliptic filter。</w:t>
       </w:r>
     </w:p>
@@ -2152,16 +2377,19 @@
       </w:pPr>
       <w:r>
         <w:rPr>
-          <w:rFonts w:hint="eastAsia"/>
+          <w:rFonts w:hint="eastAsia" w:eastAsia="黑体"/>
         </w:rPr>
         <w:t xml:space="preserve">《信号与系统》/</w:t>
       </w:r>
       <w:r>
+        <w:rPr>
+          <w:rFonts w:eastAsia="黑体"/>
+        </w:rPr>
         <w:t xml:space="preserve"> </w:t>
       </w:r>
       <w:r>
         <w:rPr>
-          <w:rFonts w:hint="eastAsia"/>
+          <w:rFonts w:hint="eastAsia" w:eastAsia="黑体"/>
         </w:rPr>
         <w:t xml:space="preserve">滤波器综合教材。</w:t>
       </w:r>
@@ -2175,11 +2403,14 @@
         </w:numPr>
       </w:pPr>
       <w:r>
+        <w:rPr>
+          <w:rFonts w:eastAsia="黑体"/>
+        </w:rPr>
         <w:t xml:space="preserve">MATLAB / TI Filter Design Tool </w:t>
       </w:r>
       <w:r>
         <w:rPr>
-          <w:rFonts w:hint="eastAsia"/>
+          <w:rFonts w:hint="eastAsia" w:eastAsia="黑体"/>
         </w:rPr>
         <w:t xml:space="preserve">文档。</w:t>
       </w:r>
@@ -2193,11 +2424,11 @@
       </w:pPr>
       <w:r>
         <w:rPr>
-          <w:rFonts w:ascii="Times New Roman" w:hAnsi="Times New Roman"/>
+          <w:rFonts w:ascii="Times New Roman" w:hAnsi="Times New Roman" w:eastAsia="黑体"/>
           <w:color w:val="555555"/>
           <w:sz w:val="21"/>
         </w:rPr>
-        <w:t>材料收集者：杜文杰</w:t>
+        <w:t>材料收集者：杜文杰，WX手机：19519196569，QQ:3478827729</w:t>
       </w:r>
     </w:p>
     <w:sectPr>
@@ -2217,7 +2448,7 @@
 </file>
 
 <file path=word/footer1.xml><?xml version="1.0" encoding="utf-8"?>
-<w:ftr xmlns:m="http://schemas.openxmlformats.org/officeDocument/2006/math" xmlns:mc="http://schemas.openxmlformats.org/markup-compatibility/2006" xmlns:mo="http://schemas.microsoft.com/office/mac/office/2008/main" xmlns:mv="urn:schemas-microsoft-com:mac:vml" xmlns:o="urn:schemas-microsoft-com:office:office" xmlns:r="http://schemas.openxmlformats.org/officeDocument/2006/relationships" xmlns:v="urn:schemas-microsoft-com:vml" xmlns:w10="urn:schemas-microsoft-com:office:word" xmlns:w14="http://schemas.microsoft.com/office/word/2010/wordml" xmlns:w="http://schemas.openxmlformats.org/wordprocessingml/2006/main" xmlns:wne="http://schemas.microsoft.com/office/word/2006/wordml" xmlns:wp14="http://schemas.microsoft.com/office/word/2010/wordprocessingDrawing" xmlns:wp="http://schemas.openxmlformats.org/drawingml/2006/wordprocessingDrawing" xmlns:wpc="http://schemas.microsoft.com/office/word/2010/wordprocessingCanvas" xmlns:wpg="http://schemas.microsoft.com/office/word/2010/wordprocessingGroup" xmlns:wpi="http://schemas.microsoft.com/office/word/2010/wordprocessingInk" xmlns:wps="http://schemas.microsoft.com/office/word/2010/wordprocessingShape" mc:Ignorable="w14 wp14">
+<w:ftr xmlns:mc="http://schemas.openxmlformats.org/markup-compatibility/2006" xmlns:w="http://schemas.openxmlformats.org/wordprocessingml/2006/main" xmlns:m="http://schemas.openxmlformats.org/officeDocument/2006/math" xmlns:mo="http://schemas.microsoft.com/office/mac/office/2008/main" xmlns:mv="urn:schemas-microsoft-com:mac:vml" xmlns:o="urn:schemas-microsoft-com:office:office" xmlns:r="http://schemas.openxmlformats.org/officeDocument/2006/relationships" xmlns:v="urn:schemas-microsoft-com:vml" xmlns:w10="urn:schemas-microsoft-com:office:word" xmlns:w14="http://schemas.microsoft.com/office/word/2010/wordml" xmlns:wne="http://schemas.microsoft.com/office/word/2006/wordml" xmlns:wp14="http://schemas.microsoft.com/office/word/2010/wordprocessingDrawing" xmlns:wp="http://schemas.openxmlformats.org/drawingml/2006/wordprocessingDrawing" xmlns:wpc="http://schemas.microsoft.com/office/word/2010/wordprocessingCanvas" xmlns:wpg="http://schemas.microsoft.com/office/word/2010/wordprocessingGroup" xmlns:wpi="http://schemas.microsoft.com/office/word/2010/wordprocessingInk" xmlns:wps="http://schemas.microsoft.com/office/word/2010/wordprocessingShape" mc:Ignorable="w14 wp14">
   <w:p>
     <w:pPr>
       <w:pStyle w:val="Footer"/>
@@ -2225,12 +2456,14 @@
     </w:pPr>
     <w:r>
       <w:rPr>
+        <w:rFonts w:eastAsia="黑体"/>
         <w:sz w:val="18"/>
       </w:rPr>
       <w:t xml:space="preserve">第 </w:t>
     </w:r>
     <w:r>
       <w:rPr>
+        <w:rFonts w:eastAsia="黑体"/>
         <w:sz w:val="18"/>
       </w:rPr>
       <w:fldChar w:fldCharType="begin"/>
@@ -2239,6 +2472,7 @@
     </w:r>
     <w:r>
       <w:rPr>
+        <w:rFonts w:eastAsia="黑体"/>
         <w:sz w:val="18"/>
       </w:rPr>
       <w:t xml:space="preserve"> 页</w:t>
@@ -2252,6 +2486,9 @@
   <w:footnote w:type="continuationSeparator" w:id="0">
     <w:p>
       <w:r>
+        <w:rPr>
+          <w:rFonts w:eastAsia="黑体"/>
+        </w:rPr>
         <w:continuationSeparator/>
       </w:r>
     </w:p>
@@ -2259,6 +2496,9 @@
   <w:footnote w:type="separator" w:id="-1">
     <w:p>
       <w:r>
+        <w:rPr>
+          <w:rFonts w:eastAsia="黑体"/>
+        </w:rPr>
         <w:separator/>
       </w:r>
     </w:p>
@@ -2267,7 +2507,7 @@
 </file>
 
 <file path=word/header1.xml><?xml version="1.0" encoding="utf-8"?>
-<w:hdr xmlns:m="http://schemas.openxmlformats.org/officeDocument/2006/math" xmlns:mc="http://schemas.openxmlformats.org/markup-compatibility/2006" xmlns:mo="http://schemas.microsoft.com/office/mac/office/2008/main" xmlns:mv="urn:schemas-microsoft-com:mac:vml" xmlns:o="urn:schemas-microsoft-com:office:office" xmlns:r="http://schemas.openxmlformats.org/officeDocument/2006/relationships" xmlns:v="urn:schemas-microsoft-com:vml" xmlns:w10="urn:schemas-microsoft-com:office:word" xmlns:w14="http://schemas.microsoft.com/office/word/2010/wordml" xmlns:w="http://schemas.openxmlformats.org/wordprocessingml/2006/main" xmlns:wne="http://schemas.microsoft.com/office/word/2006/wordml" xmlns:wp14="http://schemas.microsoft.com/office/word/2010/wordprocessingDrawing" xmlns:wp="http://schemas.openxmlformats.org/drawingml/2006/wordprocessingDrawing" xmlns:wpc="http://schemas.microsoft.com/office/word/2010/wordprocessingCanvas" xmlns:wpg="http://schemas.microsoft.com/office/word/2010/wordprocessingGroup" xmlns:wpi="http://schemas.microsoft.com/office/word/2010/wordprocessingInk" xmlns:wps="http://schemas.microsoft.com/office/word/2010/wordprocessingShape" mc:Ignorable="w14 wp14">
+<w:hdr xmlns:mc="http://schemas.openxmlformats.org/markup-compatibility/2006" xmlns:w="http://schemas.openxmlformats.org/wordprocessingml/2006/main" xmlns:m="http://schemas.openxmlformats.org/officeDocument/2006/math" xmlns:mo="http://schemas.microsoft.com/office/mac/office/2008/main" xmlns:mv="urn:schemas-microsoft-com:mac:vml" xmlns:o="urn:schemas-microsoft-com:office:office" xmlns:r="http://schemas.openxmlformats.org/officeDocument/2006/relationships" xmlns:v="urn:schemas-microsoft-com:vml" xmlns:w10="urn:schemas-microsoft-com:office:word" xmlns:w14="http://schemas.microsoft.com/office/word/2010/wordml" xmlns:wne="http://schemas.microsoft.com/office/word/2006/wordml" xmlns:wp14="http://schemas.microsoft.com/office/word/2010/wordprocessingDrawing" xmlns:wp="http://schemas.openxmlformats.org/drawingml/2006/wordprocessingDrawing" xmlns:wpc="http://schemas.microsoft.com/office/word/2010/wordprocessingCanvas" xmlns:wpg="http://schemas.microsoft.com/office/word/2010/wordprocessingGroup" xmlns:wpi="http://schemas.microsoft.com/office/word/2010/wordprocessingInk" xmlns:wps="http://schemas.microsoft.com/office/word/2010/wordprocessingShape" mc:Ignorable="w14 wp14">
   <w:p>
     <w:pPr>
       <w:pStyle w:val="Header"/>
@@ -2275,7 +2515,7 @@
     </w:pPr>
     <w:r>
       <w:rPr>
-        <w:rFonts w:ascii="Times New Roman" w:hAnsi="Times New Roman"/>
+        <w:rFonts w:ascii="Times New Roman" w:hAnsi="Times New Roman" w:eastAsia="黑体"/>
         <w:sz w:val="18"/>
         <w:rFonts w:eastAsia="黑体"/>
         <w:rFonts w:eastAsia="黑体"/>
@@ -2287,7 +2527,7 @@
 </file>
 
 <file path=word/numbering.xml><?xml version="1.0" encoding="utf-8"?>
-<w:numbering xmlns:m="http://schemas.openxmlformats.org/officeDocument/2006/math" xmlns:mc="http://schemas.openxmlformats.org/markup-compatibility/2006" xmlns:mo="http://schemas.microsoft.com/office/mac/office/2008/main" xmlns:mv="urn:schemas-microsoft-com:mac:vml" xmlns:o="urn:schemas-microsoft-com:office:office" xmlns:r="http://schemas.openxmlformats.org/officeDocument/2006/relationships" xmlns:v="urn:schemas-microsoft-com:vml" xmlns:w="http://schemas.openxmlformats.org/wordprocessingml/2006/main" xmlns:w10="urn:schemas-microsoft-com:office:word" xmlns:w14="http://schemas.microsoft.com/office/word/2010/wordml" xmlns:wne="http://schemas.microsoft.com/office/word/2006/wordml" xmlns:wp="http://schemas.openxmlformats.org/drawingml/2006/wordprocessingDrawing" xmlns:wp14="http://schemas.microsoft.com/office/word/2010/wordprocessingDrawing" xmlns:wpc="http://schemas.microsoft.com/office/word/2010/wordprocessingCanvas" xmlns:wpg="http://schemas.microsoft.com/office/word/2010/wordprocessingGroup" xmlns:wpi="http://schemas.microsoft.com/office/word/2010/wordprocessingInk" xmlns:wps="http://schemas.microsoft.com/office/word/2010/wordprocessingShape" mc:Ignorable="w14 wp14">
+<w:numbering xmlns:mc="http://schemas.openxmlformats.org/markup-compatibility/2006" xmlns:w="http://schemas.openxmlformats.org/wordprocessingml/2006/main" xmlns:m="http://schemas.openxmlformats.org/officeDocument/2006/math" xmlns:mo="http://schemas.microsoft.com/office/mac/office/2008/main" xmlns:mv="urn:schemas-microsoft-com:mac:vml" xmlns:o="urn:schemas-microsoft-com:office:office" xmlns:r="http://schemas.openxmlformats.org/officeDocument/2006/relationships" xmlns:v="urn:schemas-microsoft-com:vml" xmlns:w10="urn:schemas-microsoft-com:office:word" xmlns:w14="http://schemas.microsoft.com/office/word/2010/wordml" xmlns:wne="http://schemas.microsoft.com/office/word/2006/wordml" xmlns:wp="http://schemas.openxmlformats.org/drawingml/2006/wordprocessingDrawing" xmlns:wp14="http://schemas.microsoft.com/office/word/2010/wordprocessingDrawing" xmlns:wpc="http://schemas.microsoft.com/office/word/2010/wordprocessingCanvas" xmlns:wpg="http://schemas.microsoft.com/office/word/2010/wordprocessingGroup" xmlns:wpi="http://schemas.microsoft.com/office/word/2010/wordprocessingInk" xmlns:wps="http://schemas.microsoft.com/office/word/2010/wordprocessingShape" mc:Ignorable="w14 wp14">
   <w:abstractNum w:abstractNumId="0">
     <w:nsid w:val="FFFFFF7C"/>
     <w:multiLevelType w:val="singleLevel"/>
@@ -2374,7 +2614,7 @@
         <w:ind w:hanging="360" w:left="1440"/>
       </w:pPr>
       <w:rPr>
-        <w:rFonts w:ascii="Symbol" w:hAnsi="Symbol" w:hint="default"/>
+        <w:rFonts w:ascii="Symbol" w:hAnsi="Symbol" w:hint="default" w:eastAsia="黑体"/>
       </w:rPr>
     </w:lvl>
   </w:abstractNum>
@@ -2395,7 +2635,7 @@
         <w:ind w:hanging="360" w:left="1080"/>
       </w:pPr>
       <w:rPr>
-        <w:rFonts w:ascii="Symbol" w:hAnsi="Symbol" w:hint="default"/>
+        <w:rFonts w:ascii="Symbol" w:hAnsi="Symbol" w:hint="default" w:eastAsia="黑体"/>
       </w:rPr>
     </w:lvl>
   </w:abstractNum>
@@ -2416,7 +2656,7 @@
         <w:ind w:hanging="360" w:left="720"/>
       </w:pPr>
       <w:rPr>
-        <w:rFonts w:ascii="Symbol" w:hAnsi="Symbol" w:hint="default"/>
+        <w:rFonts w:ascii="Symbol" w:hAnsi="Symbol" w:hint="default" w:eastAsia="黑体"/>
       </w:rPr>
     </w:lvl>
   </w:abstractNum>
@@ -2455,7 +2695,7 @@
         <w:ind w:hanging="360" w:left="360"/>
       </w:pPr>
       <w:rPr>
-        <w:rFonts w:ascii="Symbol" w:hAnsi="Symbol" w:hint="default"/>
+        <w:rFonts w:ascii="Symbol" w:hAnsi="Symbol" w:hint="default" w:eastAsia="黑体"/>
       </w:rPr>
     </w:lvl>
   </w:abstractNum>
@@ -2546,7 +2786,7 @@
         <w:ind w:left="720" w:hanging="360"/>
       </w:pPr>
       <w:rPr>
-        <w:rFonts w:ascii="Symbol" w:hAnsi="Symbol" w:cs="Symbol" w:hint="default"/>
+        <w:rFonts w:ascii="Symbol" w:hAnsi="Symbol" w:cs="Symbol" w:hint="default" w:eastAsia="黑体"/>
       </w:rPr>
     </w:lvl>
     <w:lvl w:ilvl="1">
@@ -2557,7 +2797,7 @@
         <w:ind w:left="1440" w:hanging="360"/>
       </w:pPr>
       <w:rPr>
-        <w:rFonts w:ascii="Courier New" w:hAnsi="Courier New" w:cs="Courier New" w:hint="default"/>
+        <w:rFonts w:ascii="Courier New" w:hAnsi="Courier New" w:cs="Courier New" w:hint="default" w:eastAsia="黑体"/>
       </w:rPr>
     </w:lvl>
     <w:lvl w:ilvl="2">
@@ -2568,7 +2808,7 @@
         <w:ind w:left="2160" w:hanging="360"/>
       </w:pPr>
       <w:rPr>
-        <w:rFonts w:ascii="Wingdings" w:hAnsi="Wingdings" w:cs="Wingdings" w:hint="default"/>
+        <w:rFonts w:ascii="Wingdings" w:hAnsi="Wingdings" w:cs="Wingdings" w:hint="default" w:eastAsia="黑体"/>
       </w:rPr>
     </w:lvl>
     <w:lvl w:ilvl="3">
@@ -2579,7 +2819,7 @@
         <w:ind w:left="2880" w:hanging="360"/>
       </w:pPr>
       <w:rPr>
-        <w:rFonts w:ascii="Symbol" w:hAnsi="Symbol" w:cs="Symbol" w:hint="default"/>
+        <w:rFonts w:ascii="Symbol" w:hAnsi="Symbol" w:cs="Symbol" w:hint="default" w:eastAsia="黑体"/>
       </w:rPr>
     </w:lvl>
     <w:lvl w:ilvl="4">
@@ -2590,7 +2830,7 @@
         <w:ind w:left="3600" w:hanging="360"/>
       </w:pPr>
       <w:rPr>
-        <w:rFonts w:ascii="Courier New" w:hAnsi="Courier New" w:cs="Courier New" w:hint="default"/>
+        <w:rFonts w:ascii="Courier New" w:hAnsi="Courier New" w:cs="Courier New" w:hint="default" w:eastAsia="黑体"/>
       </w:rPr>
     </w:lvl>
     <w:lvl w:ilvl="5">
@@ -2601,7 +2841,7 @@
         <w:ind w:left="4320" w:hanging="360"/>
       </w:pPr>
       <w:rPr>
-        <w:rFonts w:ascii="Wingdings" w:hAnsi="Wingdings" w:cs="Wingdings" w:hint="default"/>
+        <w:rFonts w:ascii="Wingdings" w:hAnsi="Wingdings" w:cs="Wingdings" w:hint="default" w:eastAsia="黑体"/>
       </w:rPr>
     </w:lvl>
     <w:lvl w:ilvl="6">
@@ -2612,7 +2852,7 @@
         <w:ind w:left="5040" w:hanging="360"/>
       </w:pPr>
       <w:rPr>
-        <w:rFonts w:ascii="Symbol" w:hAnsi="Symbol" w:cs="Symbol" w:hint="default"/>
+        <w:rFonts w:ascii="Symbol" w:hAnsi="Symbol" w:cs="Symbol" w:hint="default" w:eastAsia="黑体"/>
       </w:rPr>
     </w:lvl>
     <w:lvl w:ilvl="7">
@@ -2623,7 +2863,7 @@
         <w:ind w:left="5760" w:hanging="360"/>
       </w:pPr>
       <w:rPr>
-        <w:rFonts w:ascii="Courier New" w:hAnsi="Courier New" w:cs="Courier New" w:hint="default"/>
+        <w:rFonts w:ascii="Courier New" w:hAnsi="Courier New" w:cs="Courier New" w:hint="default" w:eastAsia="黑体"/>
       </w:rPr>
     </w:lvl>
     <w:lvl w:ilvl="8">
@@ -2634,7 +2874,7 @@
         <w:ind w:left="6480" w:hanging="360"/>
       </w:pPr>
       <w:rPr>
-        <w:rFonts w:ascii="Wingdings" w:hAnsi="Wingdings" w:cs="Wingdings" w:hint="default"/>
+        <w:rFonts w:ascii="Wingdings" w:hAnsi="Wingdings" w:cs="Wingdings" w:hint="default" w:eastAsia="黑体"/>
       </w:rPr>
     </w:lvl>
   </w:abstractNum>
@@ -2690,11 +2930,11 @@
 </file>
 
 <file path=word/styles.xml><?xml version="1.0" encoding="utf-8"?>
-<w:styles xmlns:mc="http://schemas.openxmlformats.org/markup-compatibility/2006" xmlns:r="http://schemas.openxmlformats.org/officeDocument/2006/relationships" xmlns:w="http://schemas.openxmlformats.org/wordprocessingml/2006/main" xmlns:w14="http://schemas.microsoft.com/office/word/2010/wordml" mc:Ignorable="w14">
+<w:styles xmlns:mc="http://schemas.openxmlformats.org/markup-compatibility/2006" xmlns:w="http://schemas.openxmlformats.org/wordprocessingml/2006/main" xmlns:r="http://schemas.openxmlformats.org/officeDocument/2006/relationships" xmlns:w14="http://schemas.microsoft.com/office/word/2010/wordml" mc:Ignorable="w14">
   <w:docDefaults>
     <w:rPrDefault>
       <w:rPr>
-        <w:rFonts w:asciiTheme="minorHAnsi" w:cstheme="minorBidi" w:eastAsiaTheme="minorEastAsia" w:hAnsiTheme="minorHAnsi"/>
+        <w:rFonts w:asciiTheme="minorHAnsi" w:cstheme="minorBidi" w:hAnsiTheme="minorHAnsi" w:eastAsia="黑体"/>
         <w:sz w:val="22"/>
         <w:szCs w:val="22"/>
         <w:lang w:bidi="ar-SA" w:eastAsia="en-US" w:val="en-US"/>
@@ -2916,7 +3156,7 @@
       <w:outlineLvl w:val="0"/>
     </w:pPr>
     <w:rPr>
-      <w:rFonts w:ascii="Times New Roman" w:asciiTheme="majorHAnsi" w:cstheme="majorBidi" w:eastAsia="黑体" w:eastAsiaTheme="majorEastAsia" w:hAnsi="Times New Roman" w:hAnsiTheme="majorHAnsi"/>
+      <w:rFonts w:ascii="Times New Roman" w:asciiTheme="majorHAnsi" w:cstheme="majorBidi" w:eastAsia="黑体" w:hAnsi="Times New Roman" w:hAnsiTheme="majorHAnsi"/>
       <w:b/>
       <w:bCs/>
       <w:color w:val="1F3864"/>
@@ -2940,7 +3180,7 @@
       <w:outlineLvl w:val="1"/>
     </w:pPr>
     <w:rPr>
-      <w:rFonts w:ascii="Times New Roman" w:asciiTheme="majorHAnsi" w:cstheme="majorBidi" w:eastAsia="黑体" w:eastAsiaTheme="majorEastAsia" w:hAnsi="Times New Roman" w:hAnsiTheme="majorHAnsi"/>
+      <w:rFonts w:ascii="Times New Roman" w:asciiTheme="majorHAnsi" w:cstheme="majorBidi" w:eastAsia="黑体" w:hAnsi="Times New Roman" w:hAnsiTheme="majorHAnsi"/>
       <w:b/>
       <w:bCs/>
       <w:color w:val="2E4E7E"/>
@@ -2964,7 +3204,7 @@
       <w:outlineLvl w:val="2"/>
     </w:pPr>
     <w:rPr>
-      <w:rFonts w:ascii="Times New Roman" w:asciiTheme="majorHAnsi" w:cstheme="majorBidi" w:eastAsia="黑体" w:eastAsiaTheme="majorEastAsia" w:hAnsi="Times New Roman" w:hAnsiTheme="majorHAnsi"/>
+      <w:rFonts w:ascii="Times New Roman" w:asciiTheme="majorHAnsi" w:cstheme="majorBidi" w:eastAsia="黑体" w:hAnsi="Times New Roman" w:hAnsiTheme="majorHAnsi"/>
       <w:b/>
       <w:bCs/>
       <w:color w:val="2E4E7E"/>
@@ -2988,7 +3228,7 @@
       <w:outlineLvl w:val="3"/>
     </w:pPr>
     <w:rPr>
-      <w:rFonts w:ascii="Times New Roman" w:asciiTheme="majorHAnsi" w:cstheme="majorBidi" w:eastAsia="黑体" w:eastAsiaTheme="majorEastAsia" w:hAnsi="Times New Roman" w:hAnsiTheme="majorHAnsi"/>
+      <w:rFonts w:ascii="Times New Roman" w:asciiTheme="majorHAnsi" w:cstheme="majorBidi" w:eastAsia="黑体" w:hAnsi="Times New Roman" w:hAnsiTheme="majorHAnsi"/>
       <w:b/>
       <w:bCs/>
       <w:i/>
@@ -3014,7 +3254,7 @@
       <w:outlineLvl w:val="4"/>
     </w:pPr>
     <w:rPr>
-      <w:rFonts w:ascii="Times New Roman" w:asciiTheme="majorHAnsi" w:cstheme="majorBidi" w:eastAsia="黑体" w:eastAsiaTheme="majorEastAsia" w:hAnsi="Times New Roman" w:hAnsiTheme="majorHAnsi"/>
+      <w:rFonts w:ascii="Times New Roman" w:asciiTheme="majorHAnsi" w:cstheme="majorBidi" w:eastAsia="黑体" w:hAnsi="Times New Roman" w:hAnsiTheme="majorHAnsi"/>
       <w:b/>
       <w:color w:val="333333"/>
       <w:sz w:val="22"/>
@@ -3037,7 +3277,7 @@
       <w:outlineLvl w:val="5"/>
     </w:pPr>
     <w:rPr>
-      <w:rFonts w:asciiTheme="majorHAnsi" w:cstheme="majorBidi" w:eastAsiaTheme="majorEastAsia" w:hAnsiTheme="majorHAnsi"/>
+      <w:rFonts w:asciiTheme="majorHAnsi" w:cstheme="majorBidi" w:hAnsiTheme="majorHAnsi" w:eastAsia="黑体"/>
       <w:i/>
       <w:iCs/>
       <w:color w:themeColor="accent1" w:themeShade="7F" w:val="243F60"/>
@@ -3060,7 +3300,7 @@
       <w:outlineLvl w:val="6"/>
     </w:pPr>
     <w:rPr>
-      <w:rFonts w:asciiTheme="majorHAnsi" w:cstheme="majorBidi" w:eastAsiaTheme="majorEastAsia" w:hAnsiTheme="majorHAnsi"/>
+      <w:rFonts w:asciiTheme="majorHAnsi" w:cstheme="majorBidi" w:hAnsiTheme="majorHAnsi" w:eastAsia="黑体"/>
       <w:i/>
       <w:iCs/>
       <w:color w:themeColor="text1" w:themeTint="BF" w:val="404040"/>
@@ -3083,7 +3323,7 @@
       <w:outlineLvl w:val="7"/>
     </w:pPr>
     <w:rPr>
-      <w:rFonts w:asciiTheme="majorHAnsi" w:cstheme="majorBidi" w:eastAsiaTheme="majorEastAsia" w:hAnsiTheme="majorHAnsi"/>
+      <w:rFonts w:asciiTheme="majorHAnsi" w:cstheme="majorBidi" w:hAnsiTheme="majorHAnsi" w:eastAsia="黑体"/>
       <w:color w:themeColor="accent1" w:val="4F81BD"/>
       <w:sz w:val="20"/>
       <w:szCs w:val="20"/>
@@ -3106,7 +3346,7 @@
       <w:outlineLvl w:val="8"/>
     </w:pPr>
     <w:rPr>
-      <w:rFonts w:asciiTheme="majorHAnsi" w:cstheme="majorBidi" w:eastAsiaTheme="majorEastAsia" w:hAnsiTheme="majorHAnsi"/>
+      <w:rFonts w:asciiTheme="majorHAnsi" w:cstheme="majorBidi" w:hAnsiTheme="majorHAnsi" w:eastAsia="黑体"/>
       <w:i/>
       <w:iCs/>
       <w:color w:themeColor="text1" w:themeTint="BF" w:val="404040"/>
@@ -3157,7 +3397,7 @@
     <w:uiPriority w:val="9"/>
     <w:rsid w:val="00FC693F"/>
     <w:rPr>
-      <w:rFonts w:asciiTheme="majorHAnsi" w:cstheme="majorBidi" w:eastAsiaTheme="majorEastAsia" w:hAnsiTheme="majorHAnsi"/>
+      <w:rFonts w:asciiTheme="majorHAnsi" w:cstheme="majorBidi" w:hAnsiTheme="majorHAnsi" w:eastAsia="黑体"/>
       <w:b/>
       <w:bCs/>
       <w:color w:themeColor="accent1" w:themeShade="BF" w:val="365F91"/>
@@ -3172,7 +3412,7 @@
     <w:uiPriority w:val="9"/>
     <w:rsid w:val="00FC693F"/>
     <w:rPr>
-      <w:rFonts w:asciiTheme="majorHAnsi" w:cstheme="majorBidi" w:eastAsiaTheme="majorEastAsia" w:hAnsiTheme="majorHAnsi"/>
+      <w:rFonts w:asciiTheme="majorHAnsi" w:cstheme="majorBidi" w:hAnsiTheme="majorHAnsi" w:eastAsia="黑体"/>
       <w:b/>
       <w:bCs/>
       <w:color w:themeColor="accent1" w:val="4F81BD"/>
@@ -3187,7 +3427,7 @@
     <w:uiPriority w:val="9"/>
     <w:rsid w:val="00FC693F"/>
     <w:rPr>
-      <w:rFonts w:asciiTheme="majorHAnsi" w:cstheme="majorBidi" w:eastAsiaTheme="majorEastAsia" w:hAnsiTheme="majorHAnsi"/>
+      <w:rFonts w:asciiTheme="majorHAnsi" w:cstheme="majorBidi" w:hAnsiTheme="majorHAnsi" w:eastAsia="黑体"/>
       <w:b/>
       <w:bCs/>
       <w:color w:themeColor="accent1" w:val="4F81BD"/>
@@ -3210,7 +3450,7 @@
       <w:contextualSpacing/>
     </w:pPr>
     <w:rPr>
-      <w:rFonts w:ascii="Times New Roman" w:asciiTheme="majorHAnsi" w:cstheme="majorBidi" w:eastAsia="黑体" w:eastAsiaTheme="majorEastAsia" w:hAnsi="Times New Roman" w:hAnsiTheme="majorHAnsi"/>
+      <w:rFonts w:ascii="Times New Roman" w:asciiTheme="majorHAnsi" w:cstheme="majorBidi" w:eastAsia="黑体" w:hAnsi="Times New Roman" w:hAnsiTheme="majorHAnsi"/>
       <w:b/>
       <w:color w:val="1F3864"/>
       <w:spacing w:val="5"/>
@@ -3226,7 +3466,7 @@
     <w:uiPriority w:val="10"/>
     <w:rsid w:val="00FC693F"/>
     <w:rPr>
-      <w:rFonts w:asciiTheme="majorHAnsi" w:cstheme="majorBidi" w:eastAsiaTheme="majorEastAsia" w:hAnsiTheme="majorHAnsi"/>
+      <w:rFonts w:asciiTheme="majorHAnsi" w:cstheme="majorBidi" w:hAnsiTheme="majorHAnsi" w:eastAsia="黑体"/>
       <w:color w:themeColor="text2" w:themeShade="BF" w:val="17365D"/>
       <w:spacing w:val="5"/>
       <w:kern w:val="28"/>
@@ -3248,7 +3488,7 @@
       </w:numPr>
     </w:pPr>
     <w:rPr>
-      <w:rFonts w:asciiTheme="majorHAnsi" w:cstheme="majorBidi" w:eastAsiaTheme="majorEastAsia" w:hAnsiTheme="majorHAnsi"/>
+      <w:rFonts w:asciiTheme="majorHAnsi" w:cstheme="majorBidi" w:hAnsiTheme="majorHAnsi" w:eastAsia="黑体"/>
       <w:i/>
       <w:iCs/>
       <w:color w:themeColor="accent1" w:val="4F81BD"/>
@@ -3264,7 +3504,7 @@
     <w:uiPriority w:val="11"/>
     <w:rsid w:val="00FC693F"/>
     <w:rPr>
-      <w:rFonts w:asciiTheme="majorHAnsi" w:cstheme="majorBidi" w:eastAsiaTheme="majorEastAsia" w:hAnsiTheme="majorHAnsi"/>
+      <w:rFonts w:asciiTheme="majorHAnsi" w:cstheme="majorBidi" w:hAnsiTheme="majorHAnsi" w:eastAsia="黑体"/>
       <w:i/>
       <w:iCs/>
       <w:color w:themeColor="accent1" w:val="4F81BD"/>
@@ -3331,6 +3571,7 @@
       <w:spacing w:after="120"/>
     </w:pPr>
     <w:rPr>
+      <w:rFonts w:eastAsia="黑体"/>
       <w:sz w:val="16"/>
       <w:szCs w:val="16"/>
     </w:rPr>
@@ -3342,6 +3583,7 @@
     <w:uiPriority w:val="99"/>
     <w:rsid w:val="00AA1D8D"/>
     <w:rPr>
+      <w:rFonts w:eastAsia="黑体"/>
       <w:sz w:val="16"/>
       <w:szCs w:val="16"/>
     </w:rPr>
@@ -3511,7 +3753,7 @@
       </w:tabs>
     </w:pPr>
     <w:rPr>
-      <w:rFonts w:ascii="Courier" w:hAnsi="Courier"/>
+      <w:rFonts w:ascii="Courier" w:hAnsi="Courier" w:eastAsia="黑体"/>
       <w:sz w:val="20"/>
       <w:szCs w:val="20"/>
     </w:rPr>
@@ -3523,7 +3765,7 @@
     <w:uiPriority w:val="99"/>
     <w:rsid w:val="0029639D"/>
     <w:rPr>
-      <w:rFonts w:ascii="Courier" w:hAnsi="Courier"/>
+      <w:rFonts w:ascii="Courier" w:hAnsi="Courier" w:eastAsia="黑体"/>
       <w:sz w:val="20"/>
       <w:szCs w:val="20"/>
     </w:rPr>
@@ -3559,6 +3801,7 @@
     <w:uiPriority w:val="29"/>
     <w:rsid w:val="00FC693F"/>
     <w:rPr>
+      <w:rFonts w:eastAsia="黑体"/>
       <w:i/>
       <w:iCs/>
       <w:color w:themeColor="text1" w:val="000000"/>
@@ -3572,7 +3815,7 @@
     <w:semiHidden/>
     <w:rsid w:val="00FC693F"/>
     <w:rPr>
-      <w:rFonts w:asciiTheme="majorHAnsi" w:cstheme="majorBidi" w:eastAsiaTheme="majorEastAsia" w:hAnsiTheme="majorHAnsi"/>
+      <w:rFonts w:asciiTheme="majorHAnsi" w:cstheme="majorBidi" w:hAnsiTheme="majorHAnsi" w:eastAsia="黑体"/>
       <w:b/>
       <w:bCs/>
       <w:i/>
@@ -3588,7 +3831,7 @@
     <w:semiHidden/>
     <w:rsid w:val="00FC693F"/>
     <w:rPr>
-      <w:rFonts w:asciiTheme="majorHAnsi" w:cstheme="majorBidi" w:eastAsiaTheme="majorEastAsia" w:hAnsiTheme="majorHAnsi"/>
+      <w:rFonts w:asciiTheme="majorHAnsi" w:cstheme="majorBidi" w:hAnsiTheme="majorHAnsi" w:eastAsia="黑体"/>
       <w:color w:themeColor="accent1" w:themeShade="7F" w:val="243F60"/>
     </w:rPr>
   </w:style>
@@ -3600,7 +3843,7 @@
     <w:semiHidden/>
     <w:rsid w:val="00FC693F"/>
     <w:rPr>
-      <w:rFonts w:asciiTheme="majorHAnsi" w:cstheme="majorBidi" w:eastAsiaTheme="majorEastAsia" w:hAnsiTheme="majorHAnsi"/>
+      <w:rFonts w:asciiTheme="majorHAnsi" w:cstheme="majorBidi" w:hAnsiTheme="majorHAnsi" w:eastAsia="黑体"/>
       <w:i/>
       <w:iCs/>
       <w:color w:themeColor="accent1" w:themeShade="7F" w:val="243F60"/>
@@ -3614,7 +3857,7 @@
     <w:semiHidden/>
     <w:rsid w:val="00FC693F"/>
     <w:rPr>
-      <w:rFonts w:asciiTheme="majorHAnsi" w:cstheme="majorBidi" w:eastAsiaTheme="majorEastAsia" w:hAnsiTheme="majorHAnsi"/>
+      <w:rFonts w:asciiTheme="majorHAnsi" w:cstheme="majorBidi" w:hAnsiTheme="majorHAnsi" w:eastAsia="黑体"/>
       <w:i/>
       <w:iCs/>
       <w:color w:themeColor="text1" w:themeTint="BF" w:val="404040"/>
@@ -3628,7 +3871,7 @@
     <w:semiHidden/>
     <w:rsid w:val="00FC693F"/>
     <w:rPr>
-      <w:rFonts w:asciiTheme="majorHAnsi" w:cstheme="majorBidi" w:eastAsiaTheme="majorEastAsia" w:hAnsiTheme="majorHAnsi"/>
+      <w:rFonts w:asciiTheme="majorHAnsi" w:cstheme="majorBidi" w:hAnsiTheme="majorHAnsi" w:eastAsia="黑体"/>
       <w:color w:themeColor="accent1" w:val="4F81BD"/>
       <w:sz w:val="20"/>
       <w:szCs w:val="20"/>
@@ -3642,7 +3885,7 @@
     <w:semiHidden/>
     <w:rsid w:val="00FC693F"/>
     <w:rPr>
-      <w:rFonts w:asciiTheme="majorHAnsi" w:cstheme="majorBidi" w:eastAsiaTheme="majorEastAsia" w:hAnsiTheme="majorHAnsi"/>
+      <w:rFonts w:asciiTheme="majorHAnsi" w:cstheme="majorBidi" w:hAnsiTheme="majorHAnsi" w:eastAsia="黑体"/>
       <w:i/>
       <w:iCs/>
       <w:color w:themeColor="text1" w:themeTint="BF" w:val="404040"/>
@@ -3663,6 +3906,7 @@
       <w:spacing w:line="240" w:lineRule="auto"/>
     </w:pPr>
     <w:rPr>
+      <w:rFonts w:eastAsia="黑体"/>
       <w:b/>
       <w:bCs/>
       <w:color w:themeColor="accent1" w:val="4F81BD"/>
@@ -3677,6 +3921,7 @@
     <w:qFormat/>
     <w:rsid w:val="00FC693F"/>
     <w:rPr>
+      <w:rFonts w:eastAsia="黑体"/>
       <w:b/>
       <w:bCs/>
     </w:rPr>
@@ -3688,6 +3933,7 @@
     <w:qFormat/>
     <w:rsid w:val="00FC693F"/>
     <w:rPr>
+      <w:rFonts w:eastAsia="黑体"/>
       <w:i/>
       <w:iCs/>
     </w:rPr>
@@ -3708,6 +3954,7 @@
       <w:ind w:left="936" w:right="936"/>
     </w:pPr>
     <w:rPr>
+      <w:rFonts w:eastAsia="黑体"/>
       <w:b/>
       <w:bCs/>
       <w:i/>
@@ -3722,6 +3969,7 @@
     <w:uiPriority w:val="30"/>
     <w:rsid w:val="00FC693F"/>
     <w:rPr>
+      <w:rFonts w:eastAsia="黑体"/>
       <w:b/>
       <w:bCs/>
       <w:i/>
@@ -3736,6 +3984,7 @@
     <w:qFormat/>
     <w:rsid w:val="00FC693F"/>
     <w:rPr>
+      <w:rFonts w:eastAsia="黑体"/>
       <w:i/>
       <w:iCs/>
       <w:color w:themeColor="text1" w:themeTint="7F" w:val="808080"/>
@@ -3748,6 +3997,7 @@
     <w:qFormat/>
     <w:rsid w:val="00FC693F"/>
     <w:rPr>
+      <w:rFonts w:eastAsia="黑体"/>
       <w:b/>
       <w:bCs/>
       <w:i/>
@@ -3762,6 +4012,7 @@
     <w:qFormat/>
     <w:rsid w:val="00FC693F"/>
     <w:rPr>
+      <w:rFonts w:eastAsia="黑体"/>
       <w:smallCaps/>
       <w:color w:themeColor="accent2" w:val="C0504D"/>
       <w:u w:val="single"/>
@@ -3774,6 +4025,7 @@
     <w:qFormat/>
     <w:rsid w:val="00FC693F"/>
     <w:rPr>
+      <w:rFonts w:eastAsia="黑体"/>
       <w:b/>
       <w:bCs/>
       <w:smallCaps/>
@@ -3789,6 +4041,7 @@
     <w:qFormat/>
     <w:rsid w:val="00FC693F"/>
     <w:rPr>
+      <w:rFonts w:eastAsia="黑体"/>
       <w:b/>
       <w:bCs/>
       <w:smallCaps/>
@@ -3843,6 +4096,7 @@
       <w:spacing w:after="0" w:line="240" w:lineRule="auto"/>
     </w:pPr>
     <w:rPr>
+      <w:rFonts w:eastAsia="黑体"/>
       <w:color w:themeColor="text1" w:themeShade="BF" w:val="000000"/>
     </w:rPr>
     <w:tblPr>
@@ -3865,6 +4119,7 @@
         <w:spacing w:after="0" w:before="0" w:line="240" w:lineRule="auto"/>
       </w:pPr>
       <w:rPr>
+        <w:rFonts w:eastAsia="黑体"/>
         <w:b/>
         <w:bCs/>
       </w:rPr>
@@ -3885,6 +4140,7 @@
         <w:spacing w:after="0" w:before="0" w:line="240" w:lineRule="auto"/>
       </w:pPr>
       <w:rPr>
+        <w:rFonts w:eastAsia="黑体"/>
         <w:b/>
         <w:bCs/>
       </w:rPr>
@@ -3902,12 +4158,14 @@
     </w:tblStylePr>
     <w:tblStylePr w:type="firstCol">
       <w:rPr>
+        <w:rFonts w:eastAsia="黑体"/>
         <w:b/>
         <w:bCs/>
       </w:rPr>
     </w:tblStylePr>
     <w:tblStylePr w:type="lastCol">
       <w:rPr>
+        <w:rFonts w:eastAsia="黑体"/>
         <w:b/>
         <w:bCs/>
       </w:rPr>
@@ -3946,6 +4204,7 @@
       <w:spacing w:after="0" w:line="240" w:lineRule="auto"/>
     </w:pPr>
     <w:rPr>
+      <w:rFonts w:eastAsia="黑体"/>
       <w:color w:themeColor="accent1" w:themeShade="BF" w:val="365F91"/>
     </w:rPr>
     <w:tblPr>
@@ -3968,6 +4227,7 @@
         <w:spacing w:after="0" w:before="0" w:line="240" w:lineRule="auto"/>
       </w:pPr>
       <w:rPr>
+        <w:rFonts w:eastAsia="黑体"/>
         <w:b/>
         <w:bCs/>
       </w:rPr>
@@ -3988,6 +4248,7 @@
         <w:spacing w:after="0" w:before="0" w:line="240" w:lineRule="auto"/>
       </w:pPr>
       <w:rPr>
+        <w:rFonts w:eastAsia="黑体"/>
         <w:b/>
         <w:bCs/>
       </w:rPr>
@@ -4005,12 +4266,14 @@
     </w:tblStylePr>
     <w:tblStylePr w:type="firstCol">
       <w:rPr>
+        <w:rFonts w:eastAsia="黑体"/>
         <w:b/>
         <w:bCs/>
       </w:rPr>
     </w:tblStylePr>
     <w:tblStylePr w:type="lastCol">
       <w:rPr>
+        <w:rFonts w:eastAsia="黑体"/>
         <w:b/>
         <w:bCs/>
       </w:rPr>
@@ -4049,6 +4312,7 @@
       <w:spacing w:after="0" w:line="240" w:lineRule="auto"/>
     </w:pPr>
     <w:rPr>
+      <w:rFonts w:eastAsia="黑体"/>
       <w:color w:themeColor="accent2" w:themeShade="BF" w:val="943634"/>
     </w:rPr>
     <w:tblPr>
@@ -4071,6 +4335,7 @@
         <w:spacing w:after="0" w:before="0" w:line="240" w:lineRule="auto"/>
       </w:pPr>
       <w:rPr>
+        <w:rFonts w:eastAsia="黑体"/>
         <w:b/>
         <w:bCs/>
       </w:rPr>
@@ -4091,6 +4356,7 @@
         <w:spacing w:after="0" w:before="0" w:line="240" w:lineRule="auto"/>
       </w:pPr>
       <w:rPr>
+        <w:rFonts w:eastAsia="黑体"/>
         <w:b/>
         <w:bCs/>
       </w:rPr>
@@ -4108,12 +4374,14 @@
     </w:tblStylePr>
     <w:tblStylePr w:type="firstCol">
       <w:rPr>
+        <w:rFonts w:eastAsia="黑体"/>
         <w:b/>
         <w:bCs/>
       </w:rPr>
     </w:tblStylePr>
     <w:tblStylePr w:type="lastCol">
       <w:rPr>
+        <w:rFonts w:eastAsia="黑体"/>
         <w:b/>
         <w:bCs/>
       </w:rPr>
@@ -4152,6 +4420,7 @@
       <w:spacing w:after="0" w:line="240" w:lineRule="auto"/>
     </w:pPr>
     <w:rPr>
+      <w:rFonts w:eastAsia="黑体"/>
       <w:color w:themeColor="accent3" w:themeShade="BF" w:val="76923C"/>
     </w:rPr>
     <w:tblPr>
@@ -4174,6 +4443,7 @@
         <w:spacing w:after="0" w:before="0" w:line="240" w:lineRule="auto"/>
       </w:pPr>
       <w:rPr>
+        <w:rFonts w:eastAsia="黑体"/>
         <w:b/>
         <w:bCs/>
       </w:rPr>
@@ -4194,6 +4464,7 @@
         <w:spacing w:after="0" w:before="0" w:line="240" w:lineRule="auto"/>
       </w:pPr>
       <w:rPr>
+        <w:rFonts w:eastAsia="黑体"/>
         <w:b/>
         <w:bCs/>
       </w:rPr>
@@ -4211,12 +4482,14 @@
     </w:tblStylePr>
     <w:tblStylePr w:type="firstCol">
       <w:rPr>
+        <w:rFonts w:eastAsia="黑体"/>
         <w:b/>
         <w:bCs/>
       </w:rPr>
     </w:tblStylePr>
     <w:tblStylePr w:type="lastCol">
       <w:rPr>
+        <w:rFonts w:eastAsia="黑体"/>
         <w:b/>
         <w:bCs/>
       </w:rPr>
@@ -4255,6 +4528,7 @@
       <w:spacing w:after="0" w:line="240" w:lineRule="auto"/>
     </w:pPr>
     <w:rPr>
+      <w:rFonts w:eastAsia="黑体"/>
       <w:color w:themeColor="accent4" w:themeShade="BF" w:val="5F497A"/>
     </w:rPr>
     <w:tblPr>
@@ -4277,6 +4551,7 @@
         <w:spacing w:after="0" w:before="0" w:line="240" w:lineRule="auto"/>
       </w:pPr>
       <w:rPr>
+        <w:rFonts w:eastAsia="黑体"/>
         <w:b/>
         <w:bCs/>
       </w:rPr>
@@ -4297,6 +4572,7 @@
         <w:spacing w:after="0" w:before="0" w:line="240" w:lineRule="auto"/>
       </w:pPr>
       <w:rPr>
+        <w:rFonts w:eastAsia="黑体"/>
         <w:b/>
         <w:bCs/>
       </w:rPr>
@@ -4314,12 +4590,14 @@
     </w:tblStylePr>
     <w:tblStylePr w:type="firstCol">
       <w:rPr>
+        <w:rFonts w:eastAsia="黑体"/>
         <w:b/>
         <w:bCs/>
       </w:rPr>
     </w:tblStylePr>
     <w:tblStylePr w:type="lastCol">
       <w:rPr>
+        <w:rFonts w:eastAsia="黑体"/>
         <w:b/>
         <w:bCs/>
       </w:rPr>
@@ -4358,6 +4636,7 @@
       <w:spacing w:after="0" w:line="240" w:lineRule="auto"/>
     </w:pPr>
     <w:rPr>
+      <w:rFonts w:eastAsia="黑体"/>
       <w:color w:themeColor="accent5" w:themeShade="BF" w:val="31849B"/>
     </w:rPr>
     <w:tblPr>
@@ -4380,6 +4659,7 @@
         <w:spacing w:after="0" w:before="0" w:line="240" w:lineRule="auto"/>
       </w:pPr>
       <w:rPr>
+        <w:rFonts w:eastAsia="黑体"/>
         <w:b/>
         <w:bCs/>
       </w:rPr>
@@ -4400,6 +4680,7 @@
         <w:spacing w:after="0" w:before="0" w:line="240" w:lineRule="auto"/>
       </w:pPr>
       <w:rPr>
+        <w:rFonts w:eastAsia="黑体"/>
         <w:b/>
         <w:bCs/>
       </w:rPr>
@@ -4417,12 +4698,14 @@
     </w:tblStylePr>
     <w:tblStylePr w:type="firstCol">
       <w:rPr>
+        <w:rFonts w:eastAsia="黑体"/>
         <w:b/>
         <w:bCs/>
       </w:rPr>
     </w:tblStylePr>
     <w:tblStylePr w:type="lastCol">
       <w:rPr>
+        <w:rFonts w:eastAsia="黑体"/>
         <w:b/>
         <w:bCs/>
       </w:rPr>
@@ -4461,6 +4744,7 @@
       <w:spacing w:after="0" w:line="240" w:lineRule="auto"/>
     </w:pPr>
     <w:rPr>
+      <w:rFonts w:eastAsia="黑体"/>
       <w:color w:themeColor="accent6" w:themeShade="BF" w:val="E36C0A"/>
     </w:rPr>
     <w:tblPr>
@@ -4483,6 +4767,7 @@
         <w:spacing w:after="0" w:before="0" w:line="240" w:lineRule="auto"/>
       </w:pPr>
       <w:rPr>
+        <w:rFonts w:eastAsia="黑体"/>
         <w:b/>
         <w:bCs/>
       </w:rPr>
@@ -4503,6 +4788,7 @@
         <w:spacing w:after="0" w:before="0" w:line="240" w:lineRule="auto"/>
       </w:pPr>
       <w:rPr>
+        <w:rFonts w:eastAsia="黑体"/>
         <w:b/>
         <w:bCs/>
       </w:rPr>
@@ -4520,12 +4806,14 @@
     </w:tblStylePr>
     <w:tblStylePr w:type="firstCol">
       <w:rPr>
+        <w:rFonts w:eastAsia="黑体"/>
         <w:b/>
         <w:bCs/>
       </w:rPr>
     </w:tblStylePr>
     <w:tblStylePr w:type="lastCol">
       <w:rPr>
+        <w:rFonts w:eastAsia="黑体"/>
         <w:b/>
         <w:bCs/>
       </w:rPr>
@@ -4585,6 +4873,7 @@
         <w:spacing w:after="0" w:before="0" w:line="240" w:lineRule="auto"/>
       </w:pPr>
       <w:rPr>
+        <w:rFonts w:eastAsia="黑体"/>
         <w:b/>
         <w:bCs/>
         <w:color w:themeColor="background1" w:val="FFFFFF"/>
@@ -4599,6 +4888,7 @@
         <w:spacing w:after="0" w:before="0" w:line="240" w:lineRule="auto"/>
       </w:pPr>
       <w:rPr>
+        <w:rFonts w:eastAsia="黑体"/>
         <w:b/>
         <w:bCs/>
       </w:rPr>
@@ -4614,12 +4904,14 @@
     </w:tblStylePr>
     <w:tblStylePr w:type="firstCol">
       <w:rPr>
+        <w:rFonts w:eastAsia="黑体"/>
         <w:b/>
         <w:bCs/>
       </w:rPr>
     </w:tblStylePr>
     <w:tblStylePr w:type="lastCol">
       <w:rPr>
+        <w:rFonts w:eastAsia="黑体"/>
         <w:b/>
         <w:bCs/>
       </w:rPr>
@@ -4677,6 +4969,7 @@
         <w:spacing w:after="0" w:before="0" w:line="240" w:lineRule="auto"/>
       </w:pPr>
       <w:rPr>
+        <w:rFonts w:eastAsia="黑体"/>
         <w:b/>
         <w:bCs/>
         <w:color w:themeColor="background1" w:val="FFFFFF"/>
@@ -4691,6 +4984,7 @@
         <w:spacing w:after="0" w:before="0" w:line="240" w:lineRule="auto"/>
       </w:pPr>
       <w:rPr>
+        <w:rFonts w:eastAsia="黑体"/>
         <w:b/>
         <w:bCs/>
       </w:rPr>
@@ -4706,12 +5000,14 @@
     </w:tblStylePr>
     <w:tblStylePr w:type="firstCol">
       <w:rPr>
+        <w:rFonts w:eastAsia="黑体"/>
         <w:b/>
         <w:bCs/>
       </w:rPr>
     </w:tblStylePr>
     <w:tblStylePr w:type="lastCol">
       <w:rPr>
+        <w:rFonts w:eastAsia="黑体"/>
         <w:b/>
         <w:bCs/>
       </w:rPr>
@@ -4769,6 +5065,7 @@
         <w:spacing w:after="0" w:before="0" w:line="240" w:lineRule="auto"/>
       </w:pPr>
       <w:rPr>
+        <w:rFonts w:eastAsia="黑体"/>
         <w:b/>
         <w:bCs/>
         <w:color w:themeColor="background1" w:val="FFFFFF"/>
@@ -4783,6 +5080,7 @@
         <w:spacing w:after="0" w:before="0" w:line="240" w:lineRule="auto"/>
       </w:pPr>
       <w:rPr>
+        <w:rFonts w:eastAsia="黑体"/>
         <w:b/>
         <w:bCs/>
       </w:rPr>
@@ -4798,12 +5096,14 @@
     </w:tblStylePr>
     <w:tblStylePr w:type="firstCol">
       <w:rPr>
+        <w:rFonts w:eastAsia="黑体"/>
         <w:b/>
         <w:bCs/>
       </w:rPr>
     </w:tblStylePr>
     <w:tblStylePr w:type="lastCol">
       <w:rPr>
+        <w:rFonts w:eastAsia="黑体"/>
         <w:b/>
         <w:bCs/>
       </w:rPr>
@@ -4861,6 +5161,7 @@
         <w:spacing w:after="0" w:before="0" w:line="240" w:lineRule="auto"/>
       </w:pPr>
       <w:rPr>
+        <w:rFonts w:eastAsia="黑体"/>
         <w:b/>
         <w:bCs/>
         <w:color w:themeColor="background1" w:val="FFFFFF"/>
@@ -4875,6 +5176,7 @@
         <w:spacing w:after="0" w:before="0" w:line="240" w:lineRule="auto"/>
       </w:pPr>
       <w:rPr>
+        <w:rFonts w:eastAsia="黑体"/>
         <w:b/>
         <w:bCs/>
       </w:rPr>
@@ -4890,12 +5192,14 @@
     </w:tblStylePr>
     <w:tblStylePr w:type="firstCol">
       <w:rPr>
+        <w:rFonts w:eastAsia="黑体"/>
         <w:b/>
         <w:bCs/>
       </w:rPr>
     </w:tblStylePr>
     <w:tblStylePr w:type="lastCol">
       <w:rPr>
+        <w:rFonts w:eastAsia="黑体"/>
         <w:b/>
         <w:bCs/>
       </w:rPr>
@@ -4953,6 +5257,7 @@
         <w:spacing w:after="0" w:before="0" w:line="240" w:lineRule="auto"/>
       </w:pPr>
       <w:rPr>
+        <w:rFonts w:eastAsia="黑体"/>
         <w:b/>
         <w:bCs/>
         <w:color w:themeColor="background1" w:val="FFFFFF"/>
@@ -4967,6 +5272,7 @@
         <w:spacing w:after="0" w:before="0" w:line="240" w:lineRule="auto"/>
       </w:pPr>
       <w:rPr>
+        <w:rFonts w:eastAsia="黑体"/>
         <w:b/>
         <w:bCs/>
       </w:rPr>
@@ -4982,12 +5288,14 @@
     </w:tblStylePr>
     <w:tblStylePr w:type="firstCol">
       <w:rPr>
+        <w:rFonts w:eastAsia="黑体"/>
         <w:b/>
         <w:bCs/>
       </w:rPr>
     </w:tblStylePr>
     <w:tblStylePr w:type="lastCol">
       <w:rPr>
+        <w:rFonts w:eastAsia="黑体"/>
         <w:b/>
         <w:bCs/>
       </w:rPr>
@@ -5045,6 +5353,7 @@
         <w:spacing w:after="0" w:before="0" w:line="240" w:lineRule="auto"/>
       </w:pPr>
       <w:rPr>
+        <w:rFonts w:eastAsia="黑体"/>
         <w:b/>
         <w:bCs/>
         <w:color w:themeColor="background1" w:val="FFFFFF"/>
@@ -5059,6 +5368,7 @@
         <w:spacing w:after="0" w:before="0" w:line="240" w:lineRule="auto"/>
       </w:pPr>
       <w:rPr>
+        <w:rFonts w:eastAsia="黑体"/>
         <w:b/>
         <w:bCs/>
       </w:rPr>
@@ -5074,12 +5384,14 @@
     </w:tblStylePr>
     <w:tblStylePr w:type="firstCol">
       <w:rPr>
+        <w:rFonts w:eastAsia="黑体"/>
         <w:b/>
         <w:bCs/>
       </w:rPr>
     </w:tblStylePr>
     <w:tblStylePr w:type="lastCol">
       <w:rPr>
+        <w:rFonts w:eastAsia="黑体"/>
         <w:b/>
         <w:bCs/>
       </w:rPr>
@@ -5137,6 +5449,7 @@
         <w:spacing w:after="0" w:before="0" w:line="240" w:lineRule="auto"/>
       </w:pPr>
       <w:rPr>
+        <w:rFonts w:eastAsia="黑体"/>
         <w:b/>
         <w:bCs/>
         <w:color w:themeColor="background1" w:val="FFFFFF"/>
@@ -5151,6 +5464,7 @@
         <w:spacing w:after="0" w:before="0" w:line="240" w:lineRule="auto"/>
       </w:pPr>
       <w:rPr>
+        <w:rFonts w:eastAsia="黑体"/>
         <w:b/>
         <w:bCs/>
       </w:rPr>
@@ -5166,12 +5480,14 @@
     </w:tblStylePr>
     <w:tblStylePr w:type="firstCol">
       <w:rPr>
+        <w:rFonts w:eastAsia="黑体"/>
         <w:b/>
         <w:bCs/>
       </w:rPr>
     </w:tblStylePr>
     <w:tblStylePr w:type="lastCol">
       <w:rPr>
+        <w:rFonts w:eastAsia="黑体"/>
         <w:b/>
         <w:bCs/>
       </w:rPr>
@@ -5231,7 +5547,7 @@
         <w:spacing w:after="0" w:before="0" w:line="240" w:lineRule="auto"/>
       </w:pPr>
       <w:rPr>
-        <w:rFonts w:asciiTheme="majorHAnsi" w:cstheme="majorBidi" w:eastAsiaTheme="majorEastAsia" w:hAnsiTheme="majorHAnsi"/>
+        <w:rFonts w:asciiTheme="majorHAnsi" w:cstheme="majorBidi" w:hAnsiTheme="majorHAnsi" w:eastAsia="黑体"/>
         <w:b/>
         <w:bCs/>
       </w:rPr>
@@ -5252,7 +5568,7 @@
         <w:spacing w:after="0" w:before="0" w:line="240" w:lineRule="auto"/>
       </w:pPr>
       <w:rPr>
-        <w:rFonts w:asciiTheme="majorHAnsi" w:cstheme="majorBidi" w:eastAsiaTheme="majorEastAsia" w:hAnsiTheme="majorHAnsi"/>
+        <w:rFonts w:asciiTheme="majorHAnsi" w:cstheme="majorBidi" w:hAnsiTheme="majorHAnsi" w:eastAsia="黑体"/>
         <w:b/>
         <w:bCs/>
       </w:rPr>
@@ -5270,14 +5586,14 @@
     </w:tblStylePr>
     <w:tblStylePr w:type="firstCol">
       <w:rPr>
-        <w:rFonts w:asciiTheme="majorHAnsi" w:cstheme="majorBidi" w:eastAsiaTheme="majorEastAsia" w:hAnsiTheme="majorHAnsi"/>
+        <w:rFonts w:asciiTheme="majorHAnsi" w:cstheme="majorBidi" w:hAnsiTheme="majorHAnsi" w:eastAsia="黑体"/>
         <w:b/>
         <w:bCs/>
       </w:rPr>
     </w:tblStylePr>
     <w:tblStylePr w:type="lastCol">
       <w:rPr>
-        <w:rFonts w:asciiTheme="majorHAnsi" w:cstheme="majorBidi" w:eastAsiaTheme="majorEastAsia" w:hAnsiTheme="majorHAnsi"/>
+        <w:rFonts w:asciiTheme="majorHAnsi" w:cstheme="majorBidi" w:hAnsiTheme="majorHAnsi" w:eastAsia="黑体"/>
         <w:b/>
         <w:bCs/>
       </w:rPr>
@@ -5361,7 +5677,7 @@
         <w:spacing w:after="0" w:before="0" w:line="240" w:lineRule="auto"/>
       </w:pPr>
       <w:rPr>
-        <w:rFonts w:asciiTheme="majorHAnsi" w:cstheme="majorBidi" w:eastAsiaTheme="majorEastAsia" w:hAnsiTheme="majorHAnsi"/>
+        <w:rFonts w:asciiTheme="majorHAnsi" w:cstheme="majorBidi" w:hAnsiTheme="majorHAnsi" w:eastAsia="黑体"/>
         <w:b/>
         <w:bCs/>
       </w:rPr>
@@ -5382,7 +5698,7 @@
         <w:spacing w:after="0" w:before="0" w:line="240" w:lineRule="auto"/>
       </w:pPr>
       <w:rPr>
-        <w:rFonts w:asciiTheme="majorHAnsi" w:cstheme="majorBidi" w:eastAsiaTheme="majorEastAsia" w:hAnsiTheme="majorHAnsi"/>
+        <w:rFonts w:asciiTheme="majorHAnsi" w:cstheme="majorBidi" w:hAnsiTheme="majorHAnsi" w:eastAsia="黑体"/>
         <w:b/>
         <w:bCs/>
       </w:rPr>
@@ -5400,14 +5716,14 @@
     </w:tblStylePr>
     <w:tblStylePr w:type="firstCol">
       <w:rPr>
-        <w:rFonts w:asciiTheme="majorHAnsi" w:cstheme="majorBidi" w:eastAsiaTheme="majorEastAsia" w:hAnsiTheme="majorHAnsi"/>
+        <w:rFonts w:asciiTheme="majorHAnsi" w:cstheme="majorBidi" w:hAnsiTheme="majorHAnsi" w:eastAsia="黑体"/>
         <w:b/>
         <w:bCs/>
       </w:rPr>
     </w:tblStylePr>
     <w:tblStylePr w:type="lastCol">
       <w:rPr>
-        <w:rFonts w:asciiTheme="majorHAnsi" w:cstheme="majorBidi" w:eastAsiaTheme="majorEastAsia" w:hAnsiTheme="majorHAnsi"/>
+        <w:rFonts w:asciiTheme="majorHAnsi" w:cstheme="majorBidi" w:hAnsiTheme="majorHAnsi" w:eastAsia="黑体"/>
         <w:b/>
         <w:bCs/>
       </w:rPr>
@@ -5491,7 +5807,7 @@
         <w:spacing w:after="0" w:before="0" w:line="240" w:lineRule="auto"/>
       </w:pPr>
       <w:rPr>
-        <w:rFonts w:asciiTheme="majorHAnsi" w:cstheme="majorBidi" w:eastAsiaTheme="majorEastAsia" w:hAnsiTheme="majorHAnsi"/>
+        <w:rFonts w:asciiTheme="majorHAnsi" w:cstheme="majorBidi" w:hAnsiTheme="majorHAnsi" w:eastAsia="黑体"/>
         <w:b/>
         <w:bCs/>
       </w:rPr>
@@ -5512,7 +5828,7 @@
         <w:spacing w:after="0" w:before="0" w:line="240" w:lineRule="auto"/>
       </w:pPr>
       <w:rPr>
-        <w:rFonts w:asciiTheme="majorHAnsi" w:cstheme="majorBidi" w:eastAsiaTheme="majorEastAsia" w:hAnsiTheme="majorHAnsi"/>
+        <w:rFonts w:asciiTheme="majorHAnsi" w:cstheme="majorBidi" w:hAnsiTheme="majorHAnsi" w:eastAsia="黑体"/>
         <w:b/>
         <w:bCs/>
       </w:rPr>
@@ -5530,14 +5846,14 @@
     </w:tblStylePr>
     <w:tblStylePr w:type="firstCol">
       <w:rPr>
-        <w:rFonts w:asciiTheme="majorHAnsi" w:cstheme="majorBidi" w:eastAsiaTheme="majorEastAsia" w:hAnsiTheme="majorHAnsi"/>
+        <w:rFonts w:asciiTheme="majorHAnsi" w:cstheme="majorBidi" w:hAnsiTheme="majorHAnsi" w:eastAsia="黑体"/>
         <w:b/>
         <w:bCs/>
       </w:rPr>
     </w:tblStylePr>
     <w:tblStylePr w:type="lastCol">
       <w:rPr>
-        <w:rFonts w:asciiTheme="majorHAnsi" w:cstheme="majorBidi" w:eastAsiaTheme="majorEastAsia" w:hAnsiTheme="majorHAnsi"/>
+        <w:rFonts w:asciiTheme="majorHAnsi" w:cstheme="majorBidi" w:hAnsiTheme="majorHAnsi" w:eastAsia="黑体"/>
         <w:b/>
         <w:bCs/>
       </w:rPr>
@@ -5621,7 +5937,7 @@
         <w:spacing w:after="0" w:before="0" w:line="240" w:lineRule="auto"/>
       </w:pPr>
       <w:rPr>
-        <w:rFonts w:asciiTheme="majorHAnsi" w:cstheme="majorBidi" w:eastAsiaTheme="majorEastAsia" w:hAnsiTheme="majorHAnsi"/>
+        <w:rFonts w:asciiTheme="majorHAnsi" w:cstheme="majorBidi" w:hAnsiTheme="majorHAnsi" w:eastAsia="黑体"/>
         <w:b/>
         <w:bCs/>
       </w:rPr>
@@ -5642,7 +5958,7 @@
         <w:spacing w:after="0" w:before="0" w:line="240" w:lineRule="auto"/>
       </w:pPr>
       <w:rPr>
-        <w:rFonts w:asciiTheme="majorHAnsi" w:cstheme="majorBidi" w:eastAsiaTheme="majorEastAsia" w:hAnsiTheme="majorHAnsi"/>
+        <w:rFonts w:asciiTheme="majorHAnsi" w:cstheme="majorBidi" w:hAnsiTheme="majorHAnsi" w:eastAsia="黑体"/>
         <w:b/>
         <w:bCs/>
       </w:rPr>
@@ -5660,14 +5976,14 @@
     </w:tblStylePr>
     <w:tblStylePr w:type="firstCol">
       <w:rPr>
-        <w:rFonts w:asciiTheme="majorHAnsi" w:cstheme="majorBidi" w:eastAsiaTheme="majorEastAsia" w:hAnsiTheme="majorHAnsi"/>
+        <w:rFonts w:asciiTheme="majorHAnsi" w:cstheme="majorBidi" w:hAnsiTheme="majorHAnsi" w:eastAsia="黑体"/>
         <w:b/>
         <w:bCs/>
       </w:rPr>
     </w:tblStylePr>
     <w:tblStylePr w:type="lastCol">
       <w:rPr>
-        <w:rFonts w:asciiTheme="majorHAnsi" w:cstheme="majorBidi" w:eastAsiaTheme="majorEastAsia" w:hAnsiTheme="majorHAnsi"/>
+        <w:rFonts w:asciiTheme="majorHAnsi" w:cstheme="majorBidi" w:hAnsiTheme="majorHAnsi" w:eastAsia="黑体"/>
         <w:b/>
         <w:bCs/>
       </w:rPr>
@@ -5751,7 +6067,7 @@
         <w:spacing w:after="0" w:before="0" w:line="240" w:lineRule="auto"/>
       </w:pPr>
       <w:rPr>
-        <w:rFonts w:asciiTheme="majorHAnsi" w:cstheme="majorBidi" w:eastAsiaTheme="majorEastAsia" w:hAnsiTheme="majorHAnsi"/>
+        <w:rFonts w:asciiTheme="majorHAnsi" w:cstheme="majorBidi" w:hAnsiTheme="majorHAnsi" w:eastAsia="黑体"/>
         <w:b/>
         <w:bCs/>
       </w:rPr>
@@ -5772,7 +6088,7 @@
         <w:spacing w:after="0" w:before="0" w:line="240" w:lineRule="auto"/>
       </w:pPr>
       <w:rPr>
-        <w:rFonts w:asciiTheme="majorHAnsi" w:cstheme="majorBidi" w:eastAsiaTheme="majorEastAsia" w:hAnsiTheme="majorHAnsi"/>
+        <w:rFonts w:asciiTheme="majorHAnsi" w:cstheme="majorBidi" w:hAnsiTheme="majorHAnsi" w:eastAsia="黑体"/>
         <w:b/>
         <w:bCs/>
       </w:rPr>
@@ -5790,14 +6106,14 @@
     </w:tblStylePr>
     <w:tblStylePr w:type="firstCol">
       <w:rPr>
-        <w:rFonts w:asciiTheme="majorHAnsi" w:cstheme="majorBidi" w:eastAsiaTheme="majorEastAsia" w:hAnsiTheme="majorHAnsi"/>
+        <w:rFonts w:asciiTheme="majorHAnsi" w:cstheme="majorBidi" w:hAnsiTheme="majorHAnsi" w:eastAsia="黑体"/>
         <w:b/>
         <w:bCs/>
       </w:rPr>
     </w:tblStylePr>
     <w:tblStylePr w:type="lastCol">
       <w:rPr>
-        <w:rFonts w:asciiTheme="majorHAnsi" w:cstheme="majorBidi" w:eastAsiaTheme="majorEastAsia" w:hAnsiTheme="majorHAnsi"/>
+        <w:rFonts w:asciiTheme="majorHAnsi" w:cstheme="majorBidi" w:hAnsiTheme="majorHAnsi" w:eastAsia="黑体"/>
         <w:b/>
         <w:bCs/>
       </w:rPr>
@@ -5881,7 +6197,7 @@
         <w:spacing w:after="0" w:before="0" w:line="240" w:lineRule="auto"/>
       </w:pPr>
       <w:rPr>
-        <w:rFonts w:asciiTheme="majorHAnsi" w:cstheme="majorBidi" w:eastAsiaTheme="majorEastAsia" w:hAnsiTheme="majorHAnsi"/>
+        <w:rFonts w:asciiTheme="majorHAnsi" w:cstheme="majorBidi" w:hAnsiTheme="majorHAnsi" w:eastAsia="黑体"/>
         <w:b/>
         <w:bCs/>
       </w:rPr>
@@ -5902,7 +6218,7 @@
         <w:spacing w:after="0" w:before="0" w:line="240" w:lineRule="auto"/>
       </w:pPr>
       <w:rPr>
-        <w:rFonts w:asciiTheme="majorHAnsi" w:cstheme="majorBidi" w:eastAsiaTheme="majorEastAsia" w:hAnsiTheme="majorHAnsi"/>
+        <w:rFonts w:asciiTheme="majorHAnsi" w:cstheme="majorBidi" w:hAnsiTheme="majorHAnsi" w:eastAsia="黑体"/>
         <w:b/>
         <w:bCs/>
       </w:rPr>
@@ -5920,14 +6236,14 @@
     </w:tblStylePr>
     <w:tblStylePr w:type="firstCol">
       <w:rPr>
-        <w:rFonts w:asciiTheme="majorHAnsi" w:cstheme="majorBidi" w:eastAsiaTheme="majorEastAsia" w:hAnsiTheme="majorHAnsi"/>
+        <w:rFonts w:asciiTheme="majorHAnsi" w:cstheme="majorBidi" w:hAnsiTheme="majorHAnsi" w:eastAsia="黑体"/>
         <w:b/>
         <w:bCs/>
       </w:rPr>
     </w:tblStylePr>
     <w:tblStylePr w:type="lastCol">
       <w:rPr>
-        <w:rFonts w:asciiTheme="majorHAnsi" w:cstheme="majorBidi" w:eastAsiaTheme="majorEastAsia" w:hAnsiTheme="majorHAnsi"/>
+        <w:rFonts w:asciiTheme="majorHAnsi" w:cstheme="majorBidi" w:hAnsiTheme="majorHAnsi" w:eastAsia="黑体"/>
         <w:b/>
         <w:bCs/>
       </w:rPr>
@@ -6011,7 +6327,7 @@
         <w:spacing w:after="0" w:before="0" w:line="240" w:lineRule="auto"/>
       </w:pPr>
       <w:rPr>
-        <w:rFonts w:asciiTheme="majorHAnsi" w:cstheme="majorBidi" w:eastAsiaTheme="majorEastAsia" w:hAnsiTheme="majorHAnsi"/>
+        <w:rFonts w:asciiTheme="majorHAnsi" w:cstheme="majorBidi" w:hAnsiTheme="majorHAnsi" w:eastAsia="黑体"/>
         <w:b/>
         <w:bCs/>
       </w:rPr>
@@ -6032,7 +6348,7 @@
         <w:spacing w:after="0" w:before="0" w:line="240" w:lineRule="auto"/>
       </w:pPr>
       <w:rPr>
-        <w:rFonts w:asciiTheme="majorHAnsi" w:cstheme="majorBidi" w:eastAsiaTheme="majorEastAsia" w:hAnsiTheme="majorHAnsi"/>
+        <w:rFonts w:asciiTheme="majorHAnsi" w:cstheme="majorBidi" w:hAnsiTheme="majorHAnsi" w:eastAsia="黑体"/>
         <w:b/>
         <w:bCs/>
       </w:rPr>
@@ -6050,14 +6366,14 @@
     </w:tblStylePr>
     <w:tblStylePr w:type="firstCol">
       <w:rPr>
-        <w:rFonts w:asciiTheme="majorHAnsi" w:cstheme="majorBidi" w:eastAsiaTheme="majorEastAsia" w:hAnsiTheme="majorHAnsi"/>
+        <w:rFonts w:asciiTheme="majorHAnsi" w:cstheme="majorBidi" w:hAnsiTheme="majorHAnsi" w:eastAsia="黑体"/>
         <w:b/>
         <w:bCs/>
       </w:rPr>
     </w:tblStylePr>
     <w:tblStylePr w:type="lastCol">
       <w:rPr>
-        <w:rFonts w:asciiTheme="majorHAnsi" w:cstheme="majorBidi" w:eastAsiaTheme="majorEastAsia" w:hAnsiTheme="majorHAnsi"/>
+        <w:rFonts w:asciiTheme="majorHAnsi" w:cstheme="majorBidi" w:hAnsiTheme="majorHAnsi" w:eastAsia="黑体"/>
         <w:b/>
         <w:bCs/>
       </w:rPr>
@@ -6140,6 +6456,7 @@
         <w:spacing w:after="0" w:before="0" w:line="240" w:lineRule="auto"/>
       </w:pPr>
       <w:rPr>
+        <w:rFonts w:eastAsia="黑体"/>
         <w:b/>
         <w:bCs/>
         <w:color w:themeColor="background1" w:val="FFFFFF"/>
@@ -6162,6 +6479,7 @@
         <w:spacing w:after="0" w:before="0" w:line="240" w:lineRule="auto"/>
       </w:pPr>
       <w:rPr>
+        <w:rFonts w:eastAsia="黑体"/>
         <w:b/>
         <w:bCs/>
       </w:rPr>
@@ -6179,12 +6497,14 @@
     </w:tblStylePr>
     <w:tblStylePr w:type="firstCol">
       <w:rPr>
+        <w:rFonts w:eastAsia="黑体"/>
         <w:b/>
         <w:bCs/>
       </w:rPr>
     </w:tblStylePr>
     <w:tblStylePr w:type="lastCol">
       <w:rPr>
+        <w:rFonts w:eastAsia="黑体"/>
         <w:b/>
         <w:bCs/>
       </w:rPr>
@@ -6246,6 +6566,7 @@
         <w:spacing w:after="0" w:before="0" w:line="240" w:lineRule="auto"/>
       </w:pPr>
       <w:rPr>
+        <w:rFonts w:eastAsia="黑体"/>
         <w:b/>
         <w:bCs/>
         <w:color w:themeColor="background1" w:val="FFFFFF"/>
@@ -6268,6 +6589,7 @@
         <w:spacing w:after="0" w:before="0" w:line="240" w:lineRule="auto"/>
       </w:pPr>
       <w:rPr>
+        <w:rFonts w:eastAsia="黑体"/>
         <w:b/>
         <w:bCs/>
       </w:rPr>
@@ -6285,12 +6607,14 @@
     </w:tblStylePr>
     <w:tblStylePr w:type="firstCol">
       <w:rPr>
+        <w:rFonts w:eastAsia="黑体"/>
         <w:b/>
         <w:bCs/>
       </w:rPr>
     </w:tblStylePr>
     <w:tblStylePr w:type="lastCol">
       <w:rPr>
+        <w:rFonts w:eastAsia="黑体"/>
         <w:b/>
         <w:bCs/>
       </w:rPr>
@@ -6352,6 +6676,7 @@
         <w:spacing w:after="0" w:before="0" w:line="240" w:lineRule="auto"/>
       </w:pPr>
       <w:rPr>
+        <w:rFonts w:eastAsia="黑体"/>
         <w:b/>
         <w:bCs/>
         <w:color w:themeColor="background1" w:val="FFFFFF"/>
@@ -6374,6 +6699,7 @@
         <w:spacing w:after="0" w:before="0" w:line="240" w:lineRule="auto"/>
       </w:pPr>
       <w:rPr>
+        <w:rFonts w:eastAsia="黑体"/>
         <w:b/>
         <w:bCs/>
       </w:rPr>
@@ -6391,12 +6717,14 @@
     </w:tblStylePr>
     <w:tblStylePr w:type="firstCol">
       <w:rPr>
+        <w:rFonts w:eastAsia="黑体"/>
         <w:b/>
         <w:bCs/>
       </w:rPr>
     </w:tblStylePr>
     <w:tblStylePr w:type="lastCol">
       <w:rPr>
+        <w:rFonts w:eastAsia="黑体"/>
         <w:b/>
         <w:bCs/>
       </w:rPr>
@@ -6458,6 +6786,7 @@
         <w:spacing w:after="0" w:before="0" w:line="240" w:lineRule="auto"/>
       </w:pPr>
       <w:rPr>
+        <w:rFonts w:eastAsia="黑体"/>
         <w:b/>
         <w:bCs/>
         <w:color w:themeColor="background1" w:val="FFFFFF"/>
@@ -6480,6 +6809,7 @@
         <w:spacing w:after="0" w:before="0" w:line="240" w:lineRule="auto"/>
       </w:pPr>
       <w:rPr>
+        <w:rFonts w:eastAsia="黑体"/>
         <w:b/>
         <w:bCs/>
       </w:rPr>
@@ -6497,12 +6827,14 @@
     </w:tblStylePr>
     <w:tblStylePr w:type="firstCol">
       <w:rPr>
+        <w:rFonts w:eastAsia="黑体"/>
         <w:b/>
         <w:bCs/>
       </w:rPr>
     </w:tblStylePr>
     <w:tblStylePr w:type="lastCol">
       <w:rPr>
+        <w:rFonts w:eastAsia="黑体"/>
         <w:b/>
         <w:bCs/>
       </w:rPr>
@@ -6564,6 +6896,7 @@
         <w:spacing w:after="0" w:before="0" w:line="240" w:lineRule="auto"/>
       </w:pPr>
       <w:rPr>
+        <w:rFonts w:eastAsia="黑体"/>
         <w:b/>
         <w:bCs/>
         <w:color w:themeColor="background1" w:val="FFFFFF"/>
@@ -6586,6 +6919,7 @@
         <w:spacing w:after="0" w:before="0" w:line="240" w:lineRule="auto"/>
       </w:pPr>
       <w:rPr>
+        <w:rFonts w:eastAsia="黑体"/>
         <w:b/>
         <w:bCs/>
       </w:rPr>
@@ -6603,12 +6937,14 @@
     </w:tblStylePr>
     <w:tblStylePr w:type="firstCol">
       <w:rPr>
+        <w:rFonts w:eastAsia="黑体"/>
         <w:b/>
         <w:bCs/>
       </w:rPr>
     </w:tblStylePr>
     <w:tblStylePr w:type="lastCol">
       <w:rPr>
+        <w:rFonts w:eastAsia="黑体"/>
         <w:b/>
         <w:bCs/>
       </w:rPr>
@@ -6670,6 +7006,7 @@
         <w:spacing w:after="0" w:before="0" w:line="240" w:lineRule="auto"/>
       </w:pPr>
       <w:rPr>
+        <w:rFonts w:eastAsia="黑体"/>
         <w:b/>
         <w:bCs/>
         <w:color w:themeColor="background1" w:val="FFFFFF"/>
@@ -6692,6 +7029,7 @@
         <w:spacing w:after="0" w:before="0" w:line="240" w:lineRule="auto"/>
       </w:pPr>
       <w:rPr>
+        <w:rFonts w:eastAsia="黑体"/>
         <w:b/>
         <w:bCs/>
       </w:rPr>
@@ -6709,12 +7047,14 @@
     </w:tblStylePr>
     <w:tblStylePr w:type="firstCol">
       <w:rPr>
+        <w:rFonts w:eastAsia="黑体"/>
         <w:b/>
         <w:bCs/>
       </w:rPr>
     </w:tblStylePr>
     <w:tblStylePr w:type="lastCol">
       <w:rPr>
+        <w:rFonts w:eastAsia="黑体"/>
         <w:b/>
         <w:bCs/>
       </w:rPr>
@@ -6776,6 +7116,7 @@
         <w:spacing w:after="0" w:before="0" w:line="240" w:lineRule="auto"/>
       </w:pPr>
       <w:rPr>
+        <w:rFonts w:eastAsia="黑体"/>
         <w:b/>
         <w:bCs/>
         <w:color w:themeColor="background1" w:val="FFFFFF"/>
@@ -6798,6 +7139,7 @@
         <w:spacing w:after="0" w:before="0" w:line="240" w:lineRule="auto"/>
       </w:pPr>
       <w:rPr>
+        <w:rFonts w:eastAsia="黑体"/>
         <w:b/>
         <w:bCs/>
       </w:rPr>
@@ -6815,12 +7157,14 @@
     </w:tblStylePr>
     <w:tblStylePr w:type="firstCol">
       <w:rPr>
+        <w:rFonts w:eastAsia="黑体"/>
         <w:b/>
         <w:bCs/>
       </w:rPr>
     </w:tblStylePr>
     <w:tblStylePr w:type="lastCol">
       <w:rPr>
+        <w:rFonts w:eastAsia="黑体"/>
         <w:b/>
         <w:bCs/>
       </w:rPr>
@@ -6879,6 +7223,7 @@
         <w:spacing w:after="0" w:before="0" w:line="240" w:lineRule="auto"/>
       </w:pPr>
       <w:rPr>
+        <w:rFonts w:eastAsia="黑体"/>
         <w:b/>
         <w:bCs/>
         <w:color w:themeColor="background1" w:val="FFFFFF"/>
@@ -6901,6 +7246,7 @@
         <w:spacing w:after="0" w:before="0" w:line="240" w:lineRule="auto"/>
       </w:pPr>
       <w:rPr>
+        <w:rFonts w:eastAsia="黑体"/>
         <w:color w:val="auto"/>
       </w:rPr>
       <w:tblPr/>
@@ -6918,6 +7264,7 @@
     </w:tblStylePr>
     <w:tblStylePr w:type="firstCol">
       <w:rPr>
+        <w:rFonts w:eastAsia="黑体"/>
         <w:b/>
         <w:bCs/>
         <w:color w:themeColor="background1" w:val="FFFFFF"/>
@@ -6937,6 +7284,7 @@
     </w:tblStylePr>
     <w:tblStylePr w:type="lastCol">
       <w:rPr>
+        <w:rFonts w:eastAsia="黑体"/>
         <w:b/>
         <w:bCs/>
         <w:color w:themeColor="background1" w:val="FFFFFF"/>
@@ -6985,6 +7333,7 @@
     </w:tblStylePr>
     <w:tblStylePr w:type="nwCell">
       <w:rPr>
+        <w:rFonts w:eastAsia="黑体"/>
         <w:color w:themeColor="background1" w:val="FFFFFF"/>
       </w:rPr>
       <w:tblPr/>
@@ -7028,6 +7377,7 @@
         <w:spacing w:after="0" w:before="0" w:line="240" w:lineRule="auto"/>
       </w:pPr>
       <w:rPr>
+        <w:rFonts w:eastAsia="黑体"/>
         <w:b/>
         <w:bCs/>
         <w:color w:themeColor="background1" w:val="FFFFFF"/>
@@ -7050,6 +7400,7 @@
         <w:spacing w:after="0" w:before="0" w:line="240" w:lineRule="auto"/>
       </w:pPr>
       <w:rPr>
+        <w:rFonts w:eastAsia="黑体"/>
         <w:color w:val="auto"/>
       </w:rPr>
       <w:tblPr/>
@@ -7067,6 +7418,7 @@
     </w:tblStylePr>
     <w:tblStylePr w:type="firstCol">
       <w:rPr>
+        <w:rFonts w:eastAsia="黑体"/>
         <w:b/>
         <w:bCs/>
         <w:color w:themeColor="background1" w:val="FFFFFF"/>
@@ -7086,6 +7438,7 @@
     </w:tblStylePr>
     <w:tblStylePr w:type="lastCol">
       <w:rPr>
+        <w:rFonts w:eastAsia="黑体"/>
         <w:b/>
         <w:bCs/>
         <w:color w:themeColor="background1" w:val="FFFFFF"/>
@@ -7134,6 +7487,7 @@
     </w:tblStylePr>
     <w:tblStylePr w:type="nwCell">
       <w:rPr>
+        <w:rFonts w:eastAsia="黑体"/>
         <w:color w:themeColor="background1" w:val="FFFFFF"/>
       </w:rPr>
       <w:tblPr/>
@@ -7177,6 +7531,7 @@
         <w:spacing w:after="0" w:before="0" w:line="240" w:lineRule="auto"/>
       </w:pPr>
       <w:rPr>
+        <w:rFonts w:eastAsia="黑体"/>
         <w:b/>
         <w:bCs/>
         <w:color w:themeColor="background1" w:val="FFFFFF"/>
@@ -7199,6 +7554,7 @@
         <w:spacing w:after="0" w:before="0" w:line="240" w:lineRule="auto"/>
       </w:pPr>
       <w:rPr>
+        <w:rFonts w:eastAsia="黑体"/>
         <w:color w:val="auto"/>
       </w:rPr>
       <w:tblPr/>
@@ -7216,6 +7572,7 @@
     </w:tblStylePr>
     <w:tblStylePr w:type="firstCol">
       <w:rPr>
+        <w:rFonts w:eastAsia="黑体"/>
         <w:b/>
         <w:bCs/>
         <w:color w:themeColor="background1" w:val="FFFFFF"/>
@@ -7235,6 +7592,7 @@
     </w:tblStylePr>
     <w:tblStylePr w:type="lastCol">
       <w:rPr>
+        <w:rFonts w:eastAsia="黑体"/>
         <w:b/>
         <w:bCs/>
         <w:color w:themeColor="background1" w:val="FFFFFF"/>
@@ -7283,6 +7641,7 @@
     </w:tblStylePr>
     <w:tblStylePr w:type="nwCell">
       <w:rPr>
+        <w:rFonts w:eastAsia="黑体"/>
         <w:color w:themeColor="background1" w:val="FFFFFF"/>
       </w:rPr>
       <w:tblPr/>
@@ -7326,6 +7685,7 @@
         <w:spacing w:after="0" w:before="0" w:line="240" w:lineRule="auto"/>
       </w:pPr>
       <w:rPr>
+        <w:rFonts w:eastAsia="黑体"/>
         <w:b/>
         <w:bCs/>
         <w:color w:themeColor="background1" w:val="FFFFFF"/>
@@ -7348,6 +7708,7 @@
         <w:spacing w:after="0" w:before="0" w:line="240" w:lineRule="auto"/>
       </w:pPr>
       <w:rPr>
+        <w:rFonts w:eastAsia="黑体"/>
         <w:color w:val="auto"/>
       </w:rPr>
       <w:tblPr/>
@@ -7365,6 +7726,7 @@
     </w:tblStylePr>
     <w:tblStylePr w:type="firstCol">
       <w:rPr>
+        <w:rFonts w:eastAsia="黑体"/>
         <w:b/>
         <w:bCs/>
         <w:color w:themeColor="background1" w:val="FFFFFF"/>
@@ -7384,6 +7746,7 @@
     </w:tblStylePr>
     <w:tblStylePr w:type="lastCol">
       <w:rPr>
+        <w:rFonts w:eastAsia="黑体"/>
         <w:b/>
         <w:bCs/>
         <w:color w:themeColor="background1" w:val="FFFFFF"/>
@@ -7432,6 +7795,7 @@
     </w:tblStylePr>
     <w:tblStylePr w:type="nwCell">
       <w:rPr>
+        <w:rFonts w:eastAsia="黑体"/>
         <w:color w:themeColor="background1" w:val="FFFFFF"/>
       </w:rPr>
       <w:tblPr/>
@@ -7475,6 +7839,7 @@
         <w:spacing w:after="0" w:before="0" w:line="240" w:lineRule="auto"/>
       </w:pPr>
       <w:rPr>
+        <w:rFonts w:eastAsia="黑体"/>
         <w:b/>
         <w:bCs/>
         <w:color w:themeColor="background1" w:val="FFFFFF"/>
@@ -7497,6 +7862,7 @@
         <w:spacing w:after="0" w:before="0" w:line="240" w:lineRule="auto"/>
       </w:pPr>
       <w:rPr>
+        <w:rFonts w:eastAsia="黑体"/>
         <w:color w:val="auto"/>
       </w:rPr>
       <w:tblPr/>
@@ -7514,6 +7880,7 @@
     </w:tblStylePr>
     <w:tblStylePr w:type="firstCol">
       <w:rPr>
+        <w:rFonts w:eastAsia="黑体"/>
         <w:b/>
         <w:bCs/>
         <w:color w:themeColor="background1" w:val="FFFFFF"/>
@@ -7533,6 +7900,7 @@
     </w:tblStylePr>
     <w:tblStylePr w:type="lastCol">
       <w:rPr>
+        <w:rFonts w:eastAsia="黑体"/>
         <w:b/>
         <w:bCs/>
         <w:color w:themeColor="background1" w:val="FFFFFF"/>
@@ -7581,6 +7949,7 @@
     </w:tblStylePr>
     <w:tblStylePr w:type="nwCell">
       <w:rPr>
+        <w:rFonts w:eastAsia="黑体"/>
         <w:color w:themeColor="background1" w:val="FFFFFF"/>
       </w:rPr>
       <w:tblPr/>
@@ -7624,6 +7993,7 @@
         <w:spacing w:after="0" w:before="0" w:line="240" w:lineRule="auto"/>
       </w:pPr>
       <w:rPr>
+        <w:rFonts w:eastAsia="黑体"/>
         <w:b/>
         <w:bCs/>
         <w:color w:themeColor="background1" w:val="FFFFFF"/>
@@ -7646,6 +8016,7 @@
         <w:spacing w:after="0" w:before="0" w:line="240" w:lineRule="auto"/>
       </w:pPr>
       <w:rPr>
+        <w:rFonts w:eastAsia="黑体"/>
         <w:color w:val="auto"/>
       </w:rPr>
       <w:tblPr/>
@@ -7663,6 +8034,7 @@
     </w:tblStylePr>
     <w:tblStylePr w:type="firstCol">
       <w:rPr>
+        <w:rFonts w:eastAsia="黑体"/>
         <w:b/>
         <w:bCs/>
         <w:color w:themeColor="background1" w:val="FFFFFF"/>
@@ -7682,6 +8054,7 @@
     </w:tblStylePr>
     <w:tblStylePr w:type="lastCol">
       <w:rPr>
+        <w:rFonts w:eastAsia="黑体"/>
         <w:b/>
         <w:bCs/>
         <w:color w:themeColor="background1" w:val="FFFFFF"/>
@@ -7730,6 +8103,7 @@
     </w:tblStylePr>
     <w:tblStylePr w:type="nwCell">
       <w:rPr>
+        <w:rFonts w:eastAsia="黑体"/>
         <w:color w:themeColor="background1" w:val="FFFFFF"/>
       </w:rPr>
       <w:tblPr/>
@@ -7773,6 +8147,7 @@
         <w:spacing w:after="0" w:before="0" w:line="240" w:lineRule="auto"/>
       </w:pPr>
       <w:rPr>
+        <w:rFonts w:eastAsia="黑体"/>
         <w:b/>
         <w:bCs/>
         <w:color w:themeColor="background1" w:val="FFFFFF"/>
@@ -7795,6 +8170,7 @@
         <w:spacing w:after="0" w:before="0" w:line="240" w:lineRule="auto"/>
       </w:pPr>
       <w:rPr>
+        <w:rFonts w:eastAsia="黑体"/>
         <w:color w:val="auto"/>
       </w:rPr>
       <w:tblPr/>
@@ -7812,6 +8188,7 @@
     </w:tblStylePr>
     <w:tblStylePr w:type="firstCol">
       <w:rPr>
+        <w:rFonts w:eastAsia="黑体"/>
         <w:b/>
         <w:bCs/>
         <w:color w:themeColor="background1" w:val="FFFFFF"/>
@@ -7831,6 +8208,7 @@
     </w:tblStylePr>
     <w:tblStylePr w:type="lastCol">
       <w:rPr>
+        <w:rFonts w:eastAsia="黑体"/>
         <w:b/>
         <w:bCs/>
         <w:color w:themeColor="background1" w:val="FFFFFF"/>
@@ -7879,6 +8257,7 @@
     </w:tblStylePr>
     <w:tblStylePr w:type="nwCell">
       <w:rPr>
+        <w:rFonts w:eastAsia="黑体"/>
         <w:color w:themeColor="background1" w:val="FFFFFF"/>
       </w:rPr>
       <w:tblPr/>
@@ -7903,6 +8282,7 @@
       <w:spacing w:after="0" w:line="240" w:lineRule="auto"/>
     </w:pPr>
     <w:rPr>
+      <w:rFonts w:eastAsia="黑体"/>
       <w:color w:themeColor="text1" w:val="000000"/>
     </w:rPr>
     <w:tblPr>
@@ -7922,7 +8302,7 @@
     </w:tblPr>
     <w:tblStylePr w:type="firstRow">
       <w:rPr>
-        <w:rFonts w:asciiTheme="majorHAnsi" w:cstheme="majorBidi" w:eastAsiaTheme="majorEastAsia" w:hAnsiTheme="majorHAnsi"/>
+        <w:rFonts w:asciiTheme="majorHAnsi" w:cstheme="majorBidi" w:hAnsiTheme="majorHAnsi" w:eastAsia="黑体"/>
       </w:rPr>
       <w:tblPr/>
       <w:tcPr>
@@ -7934,6 +8314,7 @@
     </w:tblStylePr>
     <w:tblStylePr w:type="lastRow">
       <w:rPr>
+        <w:rFonts w:eastAsia="黑体"/>
         <w:b/>
         <w:bCs/>
         <w:color w:themeColor="text2" w:val="1F497D"/>
@@ -7948,12 +8329,14 @@
     </w:tblStylePr>
     <w:tblStylePr w:type="firstCol">
       <w:rPr>
+        <w:rFonts w:eastAsia="黑体"/>
         <w:b/>
         <w:bCs/>
       </w:rPr>
     </w:tblStylePr>
     <w:tblStylePr w:type="lastCol">
       <w:rPr>
+        <w:rFonts w:eastAsia="黑体"/>
         <w:b/>
         <w:bCs/>
       </w:rPr>
@@ -7987,6 +8370,7 @@
       <w:spacing w:after="0" w:line="240" w:lineRule="auto"/>
     </w:pPr>
     <w:rPr>
+      <w:rFonts w:eastAsia="黑体"/>
       <w:color w:themeColor="text1" w:val="000000"/>
     </w:rPr>
     <w:tblPr>
@@ -8006,7 +8390,7 @@
     </w:tblPr>
     <w:tblStylePr w:type="firstRow">
       <w:rPr>
-        <w:rFonts w:asciiTheme="majorHAnsi" w:cstheme="majorBidi" w:eastAsiaTheme="majorEastAsia" w:hAnsiTheme="majorHAnsi"/>
+        <w:rFonts w:asciiTheme="majorHAnsi" w:cstheme="majorBidi" w:hAnsiTheme="majorHAnsi" w:eastAsia="黑体"/>
       </w:rPr>
       <w:tblPr/>
       <w:tcPr>
@@ -8018,6 +8402,7 @@
     </w:tblStylePr>
     <w:tblStylePr w:type="lastRow">
       <w:rPr>
+        <w:rFonts w:eastAsia="黑体"/>
         <w:b/>
         <w:bCs/>
         <w:color w:themeColor="text2" w:val="1F497D"/>
@@ -8032,12 +8417,14 @@
     </w:tblStylePr>
     <w:tblStylePr w:type="firstCol">
       <w:rPr>
+        <w:rFonts w:eastAsia="黑体"/>
         <w:b/>
         <w:bCs/>
       </w:rPr>
     </w:tblStylePr>
     <w:tblStylePr w:type="lastCol">
       <w:rPr>
+        <w:rFonts w:eastAsia="黑体"/>
         <w:b/>
         <w:bCs/>
       </w:rPr>
@@ -8071,6 +8458,7 @@
       <w:spacing w:after="0" w:line="240" w:lineRule="auto"/>
     </w:pPr>
     <w:rPr>
+      <w:rFonts w:eastAsia="黑体"/>
       <w:color w:themeColor="text1" w:val="000000"/>
     </w:rPr>
     <w:tblPr>
@@ -8090,7 +8478,7 @@
     </w:tblPr>
     <w:tblStylePr w:type="firstRow">
       <w:rPr>
-        <w:rFonts w:asciiTheme="majorHAnsi" w:cstheme="majorBidi" w:eastAsiaTheme="majorEastAsia" w:hAnsiTheme="majorHAnsi"/>
+        <w:rFonts w:asciiTheme="majorHAnsi" w:cstheme="majorBidi" w:hAnsiTheme="majorHAnsi" w:eastAsia="黑体"/>
       </w:rPr>
       <w:tblPr/>
       <w:tcPr>
@@ -8102,6 +8490,7 @@
     </w:tblStylePr>
     <w:tblStylePr w:type="lastRow">
       <w:rPr>
+        <w:rFonts w:eastAsia="黑体"/>
         <w:b/>
         <w:bCs/>
         <w:color w:themeColor="text2" w:val="1F497D"/>
@@ -8116,12 +8505,14 @@
     </w:tblStylePr>
     <w:tblStylePr w:type="firstCol">
       <w:rPr>
+        <w:rFonts w:eastAsia="黑体"/>
         <w:b/>
         <w:bCs/>
       </w:rPr>
     </w:tblStylePr>
     <w:tblStylePr w:type="lastCol">
       <w:rPr>
+        <w:rFonts w:eastAsia="黑体"/>
         <w:b/>
         <w:bCs/>
       </w:rPr>
@@ -8155,6 +8546,7 @@
       <w:spacing w:after="0" w:line="240" w:lineRule="auto"/>
     </w:pPr>
     <w:rPr>
+      <w:rFonts w:eastAsia="黑体"/>
       <w:color w:themeColor="text1" w:val="000000"/>
     </w:rPr>
     <w:tblPr>
@@ -8174,7 +8566,7 @@
     </w:tblPr>
     <w:tblStylePr w:type="firstRow">
       <w:rPr>
-        <w:rFonts w:asciiTheme="majorHAnsi" w:cstheme="majorBidi" w:eastAsiaTheme="majorEastAsia" w:hAnsiTheme="majorHAnsi"/>
+        <w:rFonts w:asciiTheme="majorHAnsi" w:cstheme="majorBidi" w:hAnsiTheme="majorHAnsi" w:eastAsia="黑体"/>
       </w:rPr>
       <w:tblPr/>
       <w:tcPr>
@@ -8186,6 +8578,7 @@
     </w:tblStylePr>
     <w:tblStylePr w:type="lastRow">
       <w:rPr>
+        <w:rFonts w:eastAsia="黑体"/>
         <w:b/>
         <w:bCs/>
         <w:color w:themeColor="text2" w:val="1F497D"/>
@@ -8200,12 +8593,14 @@
     </w:tblStylePr>
     <w:tblStylePr w:type="firstCol">
       <w:rPr>
+        <w:rFonts w:eastAsia="黑体"/>
         <w:b/>
         <w:bCs/>
       </w:rPr>
     </w:tblStylePr>
     <w:tblStylePr w:type="lastCol">
       <w:rPr>
+        <w:rFonts w:eastAsia="黑体"/>
         <w:b/>
         <w:bCs/>
       </w:rPr>
@@ -8239,6 +8634,7 @@
       <w:spacing w:after="0" w:line="240" w:lineRule="auto"/>
     </w:pPr>
     <w:rPr>
+      <w:rFonts w:eastAsia="黑体"/>
       <w:color w:themeColor="text1" w:val="000000"/>
     </w:rPr>
     <w:tblPr>
@@ -8258,7 +8654,7 @@
     </w:tblPr>
     <w:tblStylePr w:type="firstRow">
       <w:rPr>
-        <w:rFonts w:asciiTheme="majorHAnsi" w:cstheme="majorBidi" w:eastAsiaTheme="majorEastAsia" w:hAnsiTheme="majorHAnsi"/>
+        <w:rFonts w:asciiTheme="majorHAnsi" w:cstheme="majorBidi" w:hAnsiTheme="majorHAnsi" w:eastAsia="黑体"/>
       </w:rPr>
       <w:tblPr/>
       <w:tcPr>
@@ -8270,6 +8666,7 @@
     </w:tblStylePr>
     <w:tblStylePr w:type="lastRow">
       <w:rPr>
+        <w:rFonts w:eastAsia="黑体"/>
         <w:b/>
         <w:bCs/>
         <w:color w:themeColor="text2" w:val="1F497D"/>
@@ -8284,12 +8681,14 @@
     </w:tblStylePr>
     <w:tblStylePr w:type="firstCol">
       <w:rPr>
+        <w:rFonts w:eastAsia="黑体"/>
         <w:b/>
         <w:bCs/>
       </w:rPr>
     </w:tblStylePr>
     <w:tblStylePr w:type="lastCol">
       <w:rPr>
+        <w:rFonts w:eastAsia="黑体"/>
         <w:b/>
         <w:bCs/>
       </w:rPr>
@@ -8323,6 +8722,7 @@
       <w:spacing w:after="0" w:line="240" w:lineRule="auto"/>
     </w:pPr>
     <w:rPr>
+      <w:rFonts w:eastAsia="黑体"/>
       <w:color w:themeColor="text1" w:val="000000"/>
     </w:rPr>
     <w:tblPr>
@@ -8342,7 +8742,7 @@
     </w:tblPr>
     <w:tblStylePr w:type="firstRow">
       <w:rPr>
-        <w:rFonts w:asciiTheme="majorHAnsi" w:cstheme="majorBidi" w:eastAsiaTheme="majorEastAsia" w:hAnsiTheme="majorHAnsi"/>
+        <w:rFonts w:asciiTheme="majorHAnsi" w:cstheme="majorBidi" w:hAnsiTheme="majorHAnsi" w:eastAsia="黑体"/>
       </w:rPr>
       <w:tblPr/>
       <w:tcPr>
@@ -8354,6 +8754,7 @@
     </w:tblStylePr>
     <w:tblStylePr w:type="lastRow">
       <w:rPr>
+        <w:rFonts w:eastAsia="黑体"/>
         <w:b/>
         <w:bCs/>
         <w:color w:themeColor="text2" w:val="1F497D"/>
@@ -8368,12 +8769,14 @@
     </w:tblStylePr>
     <w:tblStylePr w:type="firstCol">
       <w:rPr>
+        <w:rFonts w:eastAsia="黑体"/>
         <w:b/>
         <w:bCs/>
       </w:rPr>
     </w:tblStylePr>
     <w:tblStylePr w:type="lastCol">
       <w:rPr>
+        <w:rFonts w:eastAsia="黑体"/>
         <w:b/>
         <w:bCs/>
       </w:rPr>
@@ -8407,6 +8810,7 @@
       <w:spacing w:after="0" w:line="240" w:lineRule="auto"/>
     </w:pPr>
     <w:rPr>
+      <w:rFonts w:eastAsia="黑体"/>
       <w:color w:themeColor="text1" w:val="000000"/>
     </w:rPr>
     <w:tblPr>
@@ -8426,7 +8830,7 @@
     </w:tblPr>
     <w:tblStylePr w:type="firstRow">
       <w:rPr>
-        <w:rFonts w:asciiTheme="majorHAnsi" w:cstheme="majorBidi" w:eastAsiaTheme="majorEastAsia" w:hAnsiTheme="majorHAnsi"/>
+        <w:rFonts w:asciiTheme="majorHAnsi" w:cstheme="majorBidi" w:hAnsiTheme="majorHAnsi" w:eastAsia="黑体"/>
       </w:rPr>
       <w:tblPr/>
       <w:tcPr>
@@ -8438,6 +8842,7 @@
     </w:tblStylePr>
     <w:tblStylePr w:type="lastRow">
       <w:rPr>
+        <w:rFonts w:eastAsia="黑体"/>
         <w:b/>
         <w:bCs/>
         <w:color w:themeColor="text2" w:val="1F497D"/>
@@ -8452,12 +8857,14 @@
     </w:tblStylePr>
     <w:tblStylePr w:type="firstCol">
       <w:rPr>
+        <w:rFonts w:eastAsia="黑体"/>
         <w:b/>
         <w:bCs/>
       </w:rPr>
     </w:tblStylePr>
     <w:tblStylePr w:type="lastCol">
       <w:rPr>
+        <w:rFonts w:eastAsia="黑体"/>
         <w:b/>
         <w:bCs/>
       </w:rPr>
@@ -8491,7 +8898,7 @@
       <w:spacing w:after="0" w:line="240" w:lineRule="auto"/>
     </w:pPr>
     <w:rPr>
-      <w:rFonts w:asciiTheme="majorHAnsi" w:cstheme="majorBidi" w:eastAsiaTheme="majorEastAsia" w:hAnsiTheme="majorHAnsi"/>
+      <w:rFonts w:asciiTheme="majorHAnsi" w:cstheme="majorBidi" w:hAnsiTheme="majorHAnsi" w:eastAsia="黑体"/>
       <w:color w:themeColor="text1" w:val="000000"/>
     </w:rPr>
     <w:tblPr>
@@ -8513,6 +8920,7 @@
     </w:tblPr>
     <w:tblStylePr w:type="firstRow">
       <w:rPr>
+        <w:rFonts w:eastAsia="黑体"/>
         <w:sz w:val="24"/>
         <w:szCs w:val="24"/>
       </w:rPr>
@@ -8619,7 +9027,7 @@
       <w:spacing w:after="0" w:line="240" w:lineRule="auto"/>
     </w:pPr>
     <w:rPr>
-      <w:rFonts w:asciiTheme="majorHAnsi" w:cstheme="majorBidi" w:eastAsiaTheme="majorEastAsia" w:hAnsiTheme="majorHAnsi"/>
+      <w:rFonts w:asciiTheme="majorHAnsi" w:cstheme="majorBidi" w:hAnsiTheme="majorHAnsi" w:eastAsia="黑体"/>
       <w:color w:themeColor="text1" w:val="000000"/>
     </w:rPr>
     <w:tblPr>
@@ -8641,6 +9049,7 @@
     </w:tblPr>
     <w:tblStylePr w:type="firstRow">
       <w:rPr>
+        <w:rFonts w:eastAsia="黑体"/>
         <w:sz w:val="24"/>
         <w:szCs w:val="24"/>
       </w:rPr>
@@ -8747,7 +9156,7 @@
       <w:spacing w:after="0" w:line="240" w:lineRule="auto"/>
     </w:pPr>
     <w:rPr>
-      <w:rFonts w:asciiTheme="majorHAnsi" w:cstheme="majorBidi" w:eastAsiaTheme="majorEastAsia" w:hAnsiTheme="majorHAnsi"/>
+      <w:rFonts w:asciiTheme="majorHAnsi" w:cstheme="majorBidi" w:hAnsiTheme="majorHAnsi" w:eastAsia="黑体"/>
       <w:color w:themeColor="text1" w:val="000000"/>
     </w:rPr>
     <w:tblPr>
@@ -8769,6 +9178,7 @@
     </w:tblPr>
     <w:tblStylePr w:type="firstRow">
       <w:rPr>
+        <w:rFonts w:eastAsia="黑体"/>
         <w:sz w:val="24"/>
         <w:szCs w:val="24"/>
       </w:rPr>
@@ -8875,7 +9285,7 @@
       <w:spacing w:after="0" w:line="240" w:lineRule="auto"/>
     </w:pPr>
     <w:rPr>
-      <w:rFonts w:asciiTheme="majorHAnsi" w:cstheme="majorBidi" w:eastAsiaTheme="majorEastAsia" w:hAnsiTheme="majorHAnsi"/>
+      <w:rFonts w:asciiTheme="majorHAnsi" w:cstheme="majorBidi" w:hAnsiTheme="majorHAnsi" w:eastAsia="黑体"/>
       <w:color w:themeColor="text1" w:val="000000"/>
     </w:rPr>
     <w:tblPr>
@@ -8897,6 +9307,7 @@
     </w:tblPr>
     <w:tblStylePr w:type="firstRow">
       <w:rPr>
+        <w:rFonts w:eastAsia="黑体"/>
         <w:sz w:val="24"/>
         <w:szCs w:val="24"/>
       </w:rPr>
@@ -9003,7 +9414,7 @@
       <w:spacing w:after="0" w:line="240" w:lineRule="auto"/>
     </w:pPr>
     <w:rPr>
-      <w:rFonts w:asciiTheme="majorHAnsi" w:cstheme="majorBidi" w:eastAsiaTheme="majorEastAsia" w:hAnsiTheme="majorHAnsi"/>
+      <w:rFonts w:asciiTheme="majorHAnsi" w:cstheme="majorBidi" w:hAnsiTheme="majorHAnsi" w:eastAsia="黑体"/>
       <w:color w:themeColor="text1" w:val="000000"/>
     </w:rPr>
     <w:tblPr>
@@ -9025,6 +9436,7 @@
     </w:tblPr>
     <w:tblStylePr w:type="firstRow">
       <w:rPr>
+        <w:rFonts w:eastAsia="黑体"/>
         <w:sz w:val="24"/>
         <w:szCs w:val="24"/>
       </w:rPr>
@@ -9131,7 +9543,7 @@
       <w:spacing w:after="0" w:line="240" w:lineRule="auto"/>
     </w:pPr>
     <w:rPr>
-      <w:rFonts w:asciiTheme="majorHAnsi" w:cstheme="majorBidi" w:eastAsiaTheme="majorEastAsia" w:hAnsiTheme="majorHAnsi"/>
+      <w:rFonts w:asciiTheme="majorHAnsi" w:cstheme="majorBidi" w:hAnsiTheme="majorHAnsi" w:eastAsia="黑体"/>
       <w:color w:themeColor="text1" w:val="000000"/>
     </w:rPr>
     <w:tblPr>
@@ -9153,6 +9565,7 @@
     </w:tblPr>
     <w:tblStylePr w:type="firstRow">
       <w:rPr>
+        <w:rFonts w:eastAsia="黑体"/>
         <w:sz w:val="24"/>
         <w:szCs w:val="24"/>
       </w:rPr>
@@ -9259,7 +9672,7 @@
       <w:spacing w:after="0" w:line="240" w:lineRule="auto"/>
     </w:pPr>
     <w:rPr>
-      <w:rFonts w:asciiTheme="majorHAnsi" w:cstheme="majorBidi" w:eastAsiaTheme="majorEastAsia" w:hAnsiTheme="majorHAnsi"/>
+      <w:rFonts w:asciiTheme="majorHAnsi" w:cstheme="majorBidi" w:hAnsiTheme="majorHAnsi" w:eastAsia="黑体"/>
       <w:color w:themeColor="text1" w:val="000000"/>
     </w:rPr>
     <w:tblPr>
@@ -9281,6 +9694,7 @@
     </w:tblPr>
     <w:tblStylePr w:type="firstRow">
       <w:rPr>
+        <w:rFonts w:eastAsia="黑体"/>
         <w:sz w:val="24"/>
         <w:szCs w:val="24"/>
       </w:rPr>
@@ -9410,12 +9824,14 @@
     </w:tcPr>
     <w:tblStylePr w:type="firstRow">
       <w:rPr>
+        <w:rFonts w:eastAsia="黑体"/>
         <w:b/>
         <w:bCs/>
       </w:rPr>
     </w:tblStylePr>
     <w:tblStylePr w:type="lastRow">
       <w:rPr>
+        <w:rFonts w:eastAsia="黑体"/>
         <w:b/>
         <w:bCs/>
       </w:rPr>
@@ -9428,12 +9844,14 @@
     </w:tblStylePr>
     <w:tblStylePr w:type="firstCol">
       <w:rPr>
+        <w:rFonts w:eastAsia="黑体"/>
         <w:b/>
         <w:bCs/>
       </w:rPr>
     </w:tblStylePr>
     <w:tblStylePr w:type="lastCol">
       <w:rPr>
+        <w:rFonts w:eastAsia="黑体"/>
         <w:b/>
         <w:bCs/>
       </w:rPr>
@@ -9483,12 +9901,14 @@
     </w:tcPr>
     <w:tblStylePr w:type="firstRow">
       <w:rPr>
+        <w:rFonts w:eastAsia="黑体"/>
         <w:b/>
         <w:bCs/>
       </w:rPr>
     </w:tblStylePr>
     <w:tblStylePr w:type="lastRow">
       <w:rPr>
+        <w:rFonts w:eastAsia="黑体"/>
         <w:b/>
         <w:bCs/>
       </w:rPr>
@@ -9501,12 +9921,14 @@
     </w:tblStylePr>
     <w:tblStylePr w:type="firstCol">
       <w:rPr>
+        <w:rFonts w:eastAsia="黑体"/>
         <w:b/>
         <w:bCs/>
       </w:rPr>
     </w:tblStylePr>
     <w:tblStylePr w:type="lastCol">
       <w:rPr>
+        <w:rFonts w:eastAsia="黑体"/>
         <w:b/>
         <w:bCs/>
       </w:rPr>
@@ -9556,12 +9978,14 @@
     </w:tcPr>
     <w:tblStylePr w:type="firstRow">
       <w:rPr>
+        <w:rFonts w:eastAsia="黑体"/>
         <w:b/>
         <w:bCs/>
       </w:rPr>
     </w:tblStylePr>
     <w:tblStylePr w:type="lastRow">
       <w:rPr>
+        <w:rFonts w:eastAsia="黑体"/>
         <w:b/>
         <w:bCs/>
       </w:rPr>
@@ -9574,12 +9998,14 @@
     </w:tblStylePr>
     <w:tblStylePr w:type="firstCol">
       <w:rPr>
+        <w:rFonts w:eastAsia="黑体"/>
         <w:b/>
         <w:bCs/>
       </w:rPr>
     </w:tblStylePr>
     <w:tblStylePr w:type="lastCol">
       <w:rPr>
+        <w:rFonts w:eastAsia="黑体"/>
         <w:b/>
         <w:bCs/>
       </w:rPr>
@@ -9629,12 +10055,14 @@
     </w:tcPr>
     <w:tblStylePr w:type="firstRow">
       <w:rPr>
+        <w:rFonts w:eastAsia="黑体"/>
         <w:b/>
         <w:bCs/>
       </w:rPr>
     </w:tblStylePr>
     <w:tblStylePr w:type="lastRow">
       <w:rPr>
+        <w:rFonts w:eastAsia="黑体"/>
         <w:b/>
         <w:bCs/>
       </w:rPr>
@@ -9647,12 +10075,14 @@
     </w:tblStylePr>
     <w:tblStylePr w:type="firstCol">
       <w:rPr>
+        <w:rFonts w:eastAsia="黑体"/>
         <w:b/>
         <w:bCs/>
       </w:rPr>
     </w:tblStylePr>
     <w:tblStylePr w:type="lastCol">
       <w:rPr>
+        <w:rFonts w:eastAsia="黑体"/>
         <w:b/>
         <w:bCs/>
       </w:rPr>
@@ -9702,12 +10132,14 @@
     </w:tcPr>
     <w:tblStylePr w:type="firstRow">
       <w:rPr>
+        <w:rFonts w:eastAsia="黑体"/>
         <w:b/>
         <w:bCs/>
       </w:rPr>
     </w:tblStylePr>
     <w:tblStylePr w:type="lastRow">
       <w:rPr>
+        <w:rFonts w:eastAsia="黑体"/>
         <w:b/>
         <w:bCs/>
       </w:rPr>
@@ -9720,12 +10152,14 @@
     </w:tblStylePr>
     <w:tblStylePr w:type="firstCol">
       <w:rPr>
+        <w:rFonts w:eastAsia="黑体"/>
         <w:b/>
         <w:bCs/>
       </w:rPr>
     </w:tblStylePr>
     <w:tblStylePr w:type="lastCol">
       <w:rPr>
+        <w:rFonts w:eastAsia="黑体"/>
         <w:b/>
         <w:bCs/>
       </w:rPr>
@@ -9775,12 +10209,14 @@
     </w:tcPr>
     <w:tblStylePr w:type="firstRow">
       <w:rPr>
+        <w:rFonts w:eastAsia="黑体"/>
         <w:b/>
         <w:bCs/>
       </w:rPr>
     </w:tblStylePr>
     <w:tblStylePr w:type="lastRow">
       <w:rPr>
+        <w:rFonts w:eastAsia="黑体"/>
         <w:b/>
         <w:bCs/>
       </w:rPr>
@@ -9793,12 +10229,14 @@
     </w:tblStylePr>
     <w:tblStylePr w:type="firstCol">
       <w:rPr>
+        <w:rFonts w:eastAsia="黑体"/>
         <w:b/>
         <w:bCs/>
       </w:rPr>
     </w:tblStylePr>
     <w:tblStylePr w:type="lastCol">
       <w:rPr>
+        <w:rFonts w:eastAsia="黑体"/>
         <w:b/>
         <w:bCs/>
       </w:rPr>
@@ -9848,12 +10286,14 @@
     </w:tcPr>
     <w:tblStylePr w:type="firstRow">
       <w:rPr>
+        <w:rFonts w:eastAsia="黑体"/>
         <w:b/>
         <w:bCs/>
       </w:rPr>
     </w:tblStylePr>
     <w:tblStylePr w:type="lastRow">
       <w:rPr>
+        <w:rFonts w:eastAsia="黑体"/>
         <w:b/>
         <w:bCs/>
       </w:rPr>
@@ -9866,12 +10306,14 @@
     </w:tblStylePr>
     <w:tblStylePr w:type="firstCol">
       <w:rPr>
+        <w:rFonts w:eastAsia="黑体"/>
         <w:b/>
         <w:bCs/>
       </w:rPr>
     </w:tblStylePr>
     <w:tblStylePr w:type="lastCol">
       <w:rPr>
+        <w:rFonts w:eastAsia="黑体"/>
         <w:b/>
         <w:bCs/>
       </w:rPr>
@@ -9898,7 +10340,7 @@
       <w:spacing w:after="0" w:line="240" w:lineRule="auto"/>
     </w:pPr>
     <w:rPr>
-      <w:rFonts w:asciiTheme="majorHAnsi" w:cstheme="majorBidi" w:eastAsiaTheme="majorEastAsia" w:hAnsiTheme="majorHAnsi"/>
+      <w:rFonts w:asciiTheme="majorHAnsi" w:cstheme="majorBidi" w:hAnsiTheme="majorHAnsi" w:eastAsia="黑体"/>
       <w:color w:themeColor="text1" w:val="000000"/>
     </w:rPr>
     <w:tblPr>
@@ -9925,6 +10367,7 @@
     </w:tcPr>
     <w:tblStylePr w:type="firstRow">
       <w:rPr>
+        <w:rFonts w:eastAsia="黑体"/>
         <w:b/>
         <w:bCs/>
         <w:color w:themeColor="text1" w:val="000000"/>
@@ -9936,6 +10379,7 @@
     </w:tblStylePr>
     <w:tblStylePr w:type="lastRow">
       <w:rPr>
+        <w:rFonts w:eastAsia="黑体"/>
         <w:b/>
         <w:bCs/>
         <w:color w:themeColor="text1" w:val="000000"/>
@@ -9955,6 +10399,7 @@
     </w:tblStylePr>
     <w:tblStylePr w:type="firstCol">
       <w:rPr>
+        <w:rFonts w:eastAsia="黑体"/>
         <w:b/>
         <w:bCs/>
         <w:color w:themeColor="text1" w:val="000000"/>
@@ -9974,6 +10419,7 @@
     </w:tblStylePr>
     <w:tblStylePr w:type="lastCol">
       <w:rPr>
+        <w:rFonts w:eastAsia="黑体"/>
         <w:b w:val="0"/>
         <w:bCs w:val="0"/>
         <w:color w:themeColor="text1" w:val="000000"/>
@@ -10023,7 +10469,7 @@
       <w:spacing w:after="0" w:line="240" w:lineRule="auto"/>
     </w:pPr>
     <w:rPr>
-      <w:rFonts w:asciiTheme="majorHAnsi" w:cstheme="majorBidi" w:eastAsiaTheme="majorEastAsia" w:hAnsiTheme="majorHAnsi"/>
+      <w:rFonts w:asciiTheme="majorHAnsi" w:cstheme="majorBidi" w:hAnsiTheme="majorHAnsi" w:eastAsia="黑体"/>
       <w:color w:themeColor="text1" w:val="000000"/>
     </w:rPr>
     <w:tblPr>
@@ -10050,6 +10496,7 @@
     </w:tcPr>
     <w:tblStylePr w:type="firstRow">
       <w:rPr>
+        <w:rFonts w:eastAsia="黑体"/>
         <w:b/>
         <w:bCs/>
         <w:color w:themeColor="text1" w:val="000000"/>
@@ -10061,6 +10508,7 @@
     </w:tblStylePr>
     <w:tblStylePr w:type="lastRow">
       <w:rPr>
+        <w:rFonts w:eastAsia="黑体"/>
         <w:b/>
         <w:bCs/>
         <w:color w:themeColor="text1" w:val="000000"/>
@@ -10080,6 +10528,7 @@
     </w:tblStylePr>
     <w:tblStylePr w:type="firstCol">
       <w:rPr>
+        <w:rFonts w:eastAsia="黑体"/>
         <w:b/>
         <w:bCs/>
         <w:color w:themeColor="text1" w:val="000000"/>
@@ -10099,6 +10548,7 @@
     </w:tblStylePr>
     <w:tblStylePr w:type="lastCol">
       <w:rPr>
+        <w:rFonts w:eastAsia="黑体"/>
         <w:b w:val="0"/>
         <w:bCs w:val="0"/>
         <w:color w:themeColor="text1" w:val="000000"/>
@@ -10148,7 +10598,7 @@
       <w:spacing w:after="0" w:line="240" w:lineRule="auto"/>
     </w:pPr>
     <w:rPr>
-      <w:rFonts w:asciiTheme="majorHAnsi" w:cstheme="majorBidi" w:eastAsiaTheme="majorEastAsia" w:hAnsiTheme="majorHAnsi"/>
+      <w:rFonts w:asciiTheme="majorHAnsi" w:cstheme="majorBidi" w:hAnsiTheme="majorHAnsi" w:eastAsia="黑体"/>
       <w:color w:themeColor="text1" w:val="000000"/>
     </w:rPr>
     <w:tblPr>
@@ -10175,6 +10625,7 @@
     </w:tcPr>
     <w:tblStylePr w:type="firstRow">
       <w:rPr>
+        <w:rFonts w:eastAsia="黑体"/>
         <w:b/>
         <w:bCs/>
         <w:color w:themeColor="text1" w:val="000000"/>
@@ -10186,6 +10637,7 @@
     </w:tblStylePr>
     <w:tblStylePr w:type="lastRow">
       <w:rPr>
+        <w:rFonts w:eastAsia="黑体"/>
         <w:b/>
         <w:bCs/>
         <w:color w:themeColor="text1" w:val="000000"/>
@@ -10205,6 +10657,7 @@
     </w:tblStylePr>
     <w:tblStylePr w:type="firstCol">
       <w:rPr>
+        <w:rFonts w:eastAsia="黑体"/>
         <w:b/>
         <w:bCs/>
         <w:color w:themeColor="text1" w:val="000000"/>
@@ -10224,6 +10677,7 @@
     </w:tblStylePr>
     <w:tblStylePr w:type="lastCol">
       <w:rPr>
+        <w:rFonts w:eastAsia="黑体"/>
         <w:b w:val="0"/>
         <w:bCs w:val="0"/>
         <w:color w:themeColor="text1" w:val="000000"/>
@@ -10273,7 +10727,7 @@
       <w:spacing w:after="0" w:line="240" w:lineRule="auto"/>
     </w:pPr>
     <w:rPr>
-      <w:rFonts w:asciiTheme="majorHAnsi" w:cstheme="majorBidi" w:eastAsiaTheme="majorEastAsia" w:hAnsiTheme="majorHAnsi"/>
+      <w:rFonts w:asciiTheme="majorHAnsi" w:cstheme="majorBidi" w:hAnsiTheme="majorHAnsi" w:eastAsia="黑体"/>
       <w:color w:themeColor="text1" w:val="000000"/>
     </w:rPr>
     <w:tblPr>
@@ -10300,6 +10754,7 @@
     </w:tcPr>
     <w:tblStylePr w:type="firstRow">
       <w:rPr>
+        <w:rFonts w:eastAsia="黑体"/>
         <w:b/>
         <w:bCs/>
         <w:color w:themeColor="text1" w:val="000000"/>
@@ -10311,6 +10766,7 @@
     </w:tblStylePr>
     <w:tblStylePr w:type="lastRow">
       <w:rPr>
+        <w:rFonts w:eastAsia="黑体"/>
         <w:b/>
         <w:bCs/>
         <w:color w:themeColor="text1" w:val="000000"/>
@@ -10330,6 +10786,7 @@
     </w:tblStylePr>
     <w:tblStylePr w:type="firstCol">
       <w:rPr>
+        <w:rFonts w:eastAsia="黑体"/>
         <w:b/>
         <w:bCs/>
         <w:color w:themeColor="text1" w:val="000000"/>
@@ -10349,6 +10806,7 @@
     </w:tblStylePr>
     <w:tblStylePr w:type="lastCol">
       <w:rPr>
+        <w:rFonts w:eastAsia="黑体"/>
         <w:b w:val="0"/>
         <w:bCs w:val="0"/>
         <w:color w:themeColor="text1" w:val="000000"/>
@@ -10398,7 +10856,7 @@
       <w:spacing w:after="0" w:line="240" w:lineRule="auto"/>
     </w:pPr>
     <w:rPr>
-      <w:rFonts w:asciiTheme="majorHAnsi" w:cstheme="majorBidi" w:eastAsiaTheme="majorEastAsia" w:hAnsiTheme="majorHAnsi"/>
+      <w:rFonts w:asciiTheme="majorHAnsi" w:cstheme="majorBidi" w:hAnsiTheme="majorHAnsi" w:eastAsia="黑体"/>
       <w:color w:themeColor="text1" w:val="000000"/>
     </w:rPr>
     <w:tblPr>
@@ -10425,6 +10883,7 @@
     </w:tcPr>
     <w:tblStylePr w:type="firstRow">
       <w:rPr>
+        <w:rFonts w:eastAsia="黑体"/>
         <w:b/>
         <w:bCs/>
         <w:color w:themeColor="text1" w:val="000000"/>
@@ -10436,6 +10895,7 @@
     </w:tblStylePr>
     <w:tblStylePr w:type="lastRow">
       <w:rPr>
+        <w:rFonts w:eastAsia="黑体"/>
         <w:b/>
         <w:bCs/>
         <w:color w:themeColor="text1" w:val="000000"/>
@@ -10455,6 +10915,7 @@
     </w:tblStylePr>
     <w:tblStylePr w:type="firstCol">
       <w:rPr>
+        <w:rFonts w:eastAsia="黑体"/>
         <w:b/>
         <w:bCs/>
         <w:color w:themeColor="text1" w:val="000000"/>
@@ -10474,6 +10935,7 @@
     </w:tblStylePr>
     <w:tblStylePr w:type="lastCol">
       <w:rPr>
+        <w:rFonts w:eastAsia="黑体"/>
         <w:b w:val="0"/>
         <w:bCs w:val="0"/>
         <w:color w:themeColor="text1" w:val="000000"/>
@@ -10523,7 +10985,7 @@
       <w:spacing w:after="0" w:line="240" w:lineRule="auto"/>
     </w:pPr>
     <w:rPr>
-      <w:rFonts w:asciiTheme="majorHAnsi" w:cstheme="majorBidi" w:eastAsiaTheme="majorEastAsia" w:hAnsiTheme="majorHAnsi"/>
+      <w:rFonts w:asciiTheme="majorHAnsi" w:cstheme="majorBidi" w:hAnsiTheme="majorHAnsi" w:eastAsia="黑体"/>
       <w:color w:themeColor="text1" w:val="000000"/>
     </w:rPr>
     <w:tblPr>
@@ -10550,6 +11012,7 @@
     </w:tcPr>
     <w:tblStylePr w:type="firstRow">
       <w:rPr>
+        <w:rFonts w:eastAsia="黑体"/>
         <w:b/>
         <w:bCs/>
         <w:color w:themeColor="text1" w:val="000000"/>
@@ -10561,6 +11024,7 @@
     </w:tblStylePr>
     <w:tblStylePr w:type="lastRow">
       <w:rPr>
+        <w:rFonts w:eastAsia="黑体"/>
         <w:b/>
         <w:bCs/>
         <w:color w:themeColor="text1" w:val="000000"/>
@@ -10580,6 +11044,7 @@
     </w:tblStylePr>
     <w:tblStylePr w:type="firstCol">
       <w:rPr>
+        <w:rFonts w:eastAsia="黑体"/>
         <w:b/>
         <w:bCs/>
         <w:color w:themeColor="text1" w:val="000000"/>
@@ -10599,6 +11064,7 @@
     </w:tblStylePr>
     <w:tblStylePr w:type="lastCol">
       <w:rPr>
+        <w:rFonts w:eastAsia="黑体"/>
         <w:b w:val="0"/>
         <w:bCs w:val="0"/>
         <w:color w:themeColor="text1" w:val="000000"/>
@@ -10648,7 +11114,7 @@
       <w:spacing w:after="0" w:line="240" w:lineRule="auto"/>
     </w:pPr>
     <w:rPr>
-      <w:rFonts w:asciiTheme="majorHAnsi" w:cstheme="majorBidi" w:eastAsiaTheme="majorEastAsia" w:hAnsiTheme="majorHAnsi"/>
+      <w:rFonts w:asciiTheme="majorHAnsi" w:cstheme="majorBidi" w:hAnsiTheme="majorHAnsi" w:eastAsia="黑体"/>
       <w:color w:themeColor="text1" w:val="000000"/>
     </w:rPr>
     <w:tblPr>
@@ -10675,6 +11141,7 @@
     </w:tcPr>
     <w:tblStylePr w:type="firstRow">
       <w:rPr>
+        <w:rFonts w:eastAsia="黑体"/>
         <w:b/>
         <w:bCs/>
         <w:color w:themeColor="text1" w:val="000000"/>
@@ -10686,6 +11153,7 @@
     </w:tblStylePr>
     <w:tblStylePr w:type="lastRow">
       <w:rPr>
+        <w:rFonts w:eastAsia="黑体"/>
         <w:b/>
         <w:bCs/>
         <w:color w:themeColor="text1" w:val="000000"/>
@@ -10705,6 +11173,7 @@
     </w:tblStylePr>
     <w:tblStylePr w:type="firstCol">
       <w:rPr>
+        <w:rFonts w:eastAsia="黑体"/>
         <w:b/>
         <w:bCs/>
         <w:color w:themeColor="text1" w:val="000000"/>
@@ -10724,6 +11193,7 @@
     </w:tblStylePr>
     <w:tblStylePr w:type="lastCol">
       <w:rPr>
+        <w:rFonts w:eastAsia="黑体"/>
         <w:b w:val="0"/>
         <w:bCs w:val="0"/>
         <w:color w:themeColor="text1" w:val="000000"/>
@@ -10796,6 +11266,7 @@
     </w:tcPr>
     <w:tblStylePr w:type="firstRow">
       <w:rPr>
+        <w:rFonts w:eastAsia="黑体"/>
         <w:b/>
         <w:bCs/>
         <w:i w:val="0"/>
@@ -10817,6 +11288,7 @@
     </w:tblStylePr>
     <w:tblStylePr w:type="lastRow">
       <w:rPr>
+        <w:rFonts w:eastAsia="黑体"/>
         <w:b/>
         <w:bCs/>
         <w:i w:val="0"/>
@@ -10838,6 +11310,7 @@
     </w:tblStylePr>
     <w:tblStylePr w:type="firstCol">
       <w:rPr>
+        <w:rFonts w:eastAsia="黑体"/>
         <w:b/>
         <w:bCs/>
         <w:i w:val="0"/>
@@ -10857,6 +11330,7 @@
     </w:tblStylePr>
     <w:tblStylePr w:type="lastCol">
       <w:rPr>
+        <w:rFonts w:eastAsia="黑体"/>
         <w:b/>
         <w:bCs/>
         <w:i w:val="0"/>
@@ -10937,6 +11411,7 @@
     </w:tcPr>
     <w:tblStylePr w:type="firstRow">
       <w:rPr>
+        <w:rFonts w:eastAsia="黑体"/>
         <w:b/>
         <w:bCs/>
         <w:i w:val="0"/>
@@ -10958,6 +11433,7 @@
     </w:tblStylePr>
     <w:tblStylePr w:type="lastRow">
       <w:rPr>
+        <w:rFonts w:eastAsia="黑体"/>
         <w:b/>
         <w:bCs/>
         <w:i w:val="0"/>
@@ -10979,6 +11455,7 @@
     </w:tblStylePr>
     <w:tblStylePr w:type="firstCol">
       <w:rPr>
+        <w:rFonts w:eastAsia="黑体"/>
         <w:b/>
         <w:bCs/>
         <w:i w:val="0"/>
@@ -10998,6 +11475,7 @@
     </w:tblStylePr>
     <w:tblStylePr w:type="lastCol">
       <w:rPr>
+        <w:rFonts w:eastAsia="黑体"/>
         <w:b/>
         <w:bCs/>
         <w:i w:val="0"/>
@@ -11078,6 +11556,7 @@
     </w:tcPr>
     <w:tblStylePr w:type="firstRow">
       <w:rPr>
+        <w:rFonts w:eastAsia="黑体"/>
         <w:b/>
         <w:bCs/>
         <w:i w:val="0"/>
@@ -11099,6 +11578,7 @@
     </w:tblStylePr>
     <w:tblStylePr w:type="lastRow">
       <w:rPr>
+        <w:rFonts w:eastAsia="黑体"/>
         <w:b/>
         <w:bCs/>
         <w:i w:val="0"/>
@@ -11120,6 +11600,7 @@
     </w:tblStylePr>
     <w:tblStylePr w:type="firstCol">
       <w:rPr>
+        <w:rFonts w:eastAsia="黑体"/>
         <w:b/>
         <w:bCs/>
         <w:i w:val="0"/>
@@ -11139,6 +11620,7 @@
     </w:tblStylePr>
     <w:tblStylePr w:type="lastCol">
       <w:rPr>
+        <w:rFonts w:eastAsia="黑体"/>
         <w:b/>
         <w:bCs/>
         <w:i w:val="0"/>
@@ -11219,6 +11701,7 @@
     </w:tcPr>
     <w:tblStylePr w:type="firstRow">
       <w:rPr>
+        <w:rFonts w:eastAsia="黑体"/>
         <w:b/>
         <w:bCs/>
         <w:i w:val="0"/>
@@ -11240,6 +11723,7 @@
     </w:tblStylePr>
     <w:tblStylePr w:type="lastRow">
       <w:rPr>
+        <w:rFonts w:eastAsia="黑体"/>
         <w:b/>
         <w:bCs/>
         <w:i w:val="0"/>
@@ -11261,6 +11745,7 @@
     </w:tblStylePr>
     <w:tblStylePr w:type="firstCol">
       <w:rPr>
+        <w:rFonts w:eastAsia="黑体"/>
         <w:b/>
         <w:bCs/>
         <w:i w:val="0"/>
@@ -11280,6 +11765,7 @@
     </w:tblStylePr>
     <w:tblStylePr w:type="lastCol">
       <w:rPr>
+        <w:rFonts w:eastAsia="黑体"/>
         <w:b/>
         <w:bCs/>
         <w:i w:val="0"/>
@@ -11360,6 +11846,7 @@
     </w:tcPr>
     <w:tblStylePr w:type="firstRow">
       <w:rPr>
+        <w:rFonts w:eastAsia="黑体"/>
         <w:b/>
         <w:bCs/>
         <w:i w:val="0"/>
@@ -11381,6 +11868,7 @@
     </w:tblStylePr>
     <w:tblStylePr w:type="lastRow">
       <w:rPr>
+        <w:rFonts w:eastAsia="黑体"/>
         <w:b/>
         <w:bCs/>
         <w:i w:val="0"/>
@@ -11402,6 +11890,7 @@
     </w:tblStylePr>
     <w:tblStylePr w:type="firstCol">
       <w:rPr>
+        <w:rFonts w:eastAsia="黑体"/>
         <w:b/>
         <w:bCs/>
         <w:i w:val="0"/>
@@ -11421,6 +11910,7 @@
     </w:tblStylePr>
     <w:tblStylePr w:type="lastCol">
       <w:rPr>
+        <w:rFonts w:eastAsia="黑体"/>
         <w:b/>
         <w:bCs/>
         <w:i w:val="0"/>
@@ -11501,6 +11991,7 @@
     </w:tcPr>
     <w:tblStylePr w:type="firstRow">
       <w:rPr>
+        <w:rFonts w:eastAsia="黑体"/>
         <w:b/>
         <w:bCs/>
         <w:i w:val="0"/>
@@ -11522,6 +12013,7 @@
     </w:tblStylePr>
     <w:tblStylePr w:type="lastRow">
       <w:rPr>
+        <w:rFonts w:eastAsia="黑体"/>
         <w:b/>
         <w:bCs/>
         <w:i w:val="0"/>
@@ -11543,6 +12035,7 @@
     </w:tblStylePr>
     <w:tblStylePr w:type="firstCol">
       <w:rPr>
+        <w:rFonts w:eastAsia="黑体"/>
         <w:b/>
         <w:bCs/>
         <w:i w:val="0"/>
@@ -11562,6 +12055,7 @@
     </w:tblStylePr>
     <w:tblStylePr w:type="lastCol">
       <w:rPr>
+        <w:rFonts w:eastAsia="黑体"/>
         <w:b/>
         <w:bCs/>
         <w:i w:val="0"/>
@@ -11642,6 +12136,7 @@
     </w:tcPr>
     <w:tblStylePr w:type="firstRow">
       <w:rPr>
+        <w:rFonts w:eastAsia="黑体"/>
         <w:b/>
         <w:bCs/>
         <w:i w:val="0"/>
@@ -11663,6 +12158,7 @@
     </w:tblStylePr>
     <w:tblStylePr w:type="lastRow">
       <w:rPr>
+        <w:rFonts w:eastAsia="黑体"/>
         <w:b/>
         <w:bCs/>
         <w:i w:val="0"/>
@@ -11684,6 +12180,7 @@
     </w:tblStylePr>
     <w:tblStylePr w:type="firstCol">
       <w:rPr>
+        <w:rFonts w:eastAsia="黑体"/>
         <w:b/>
         <w:bCs/>
         <w:i w:val="0"/>
@@ -11703,6 +12200,7 @@
     </w:tblStylePr>
     <w:tblStylePr w:type="lastCol">
       <w:rPr>
+        <w:rFonts w:eastAsia="黑体"/>
         <w:b/>
         <w:bCs/>
         <w:i w:val="0"/>
@@ -11760,6 +12258,7 @@
       <w:spacing w:after="0" w:line="240" w:lineRule="auto"/>
     </w:pPr>
     <w:rPr>
+      <w:rFonts w:eastAsia="黑体"/>
       <w:color w:themeColor="background1" w:val="FFFFFF"/>
     </w:rPr>
     <w:tblPr>
@@ -11778,6 +12277,7 @@
     </w:tcPr>
     <w:tblStylePr w:type="firstRow">
       <w:rPr>
+        <w:rFonts w:eastAsia="黑体"/>
         <w:b/>
         <w:bCs/>
       </w:rPr>
@@ -11874,6 +12374,7 @@
       <w:spacing w:after="0" w:line="240" w:lineRule="auto"/>
     </w:pPr>
     <w:rPr>
+      <w:rFonts w:eastAsia="黑体"/>
       <w:color w:themeColor="background1" w:val="FFFFFF"/>
     </w:rPr>
     <w:tblPr>
@@ -11892,6 +12393,7 @@
     </w:tcPr>
     <w:tblStylePr w:type="firstRow">
       <w:rPr>
+        <w:rFonts w:eastAsia="黑体"/>
         <w:b/>
         <w:bCs/>
       </w:rPr>
@@ -11988,6 +12490,7 @@
       <w:spacing w:after="0" w:line="240" w:lineRule="auto"/>
     </w:pPr>
     <w:rPr>
+      <w:rFonts w:eastAsia="黑体"/>
       <w:color w:themeColor="background1" w:val="FFFFFF"/>
     </w:rPr>
     <w:tblPr>
@@ -12006,6 +12509,7 @@
     </w:tcPr>
     <w:tblStylePr w:type="firstRow">
       <w:rPr>
+        <w:rFonts w:eastAsia="黑体"/>
         <w:b/>
         <w:bCs/>
       </w:rPr>
@@ -12102,6 +12606,7 @@
       <w:spacing w:after="0" w:line="240" w:lineRule="auto"/>
     </w:pPr>
     <w:rPr>
+      <w:rFonts w:eastAsia="黑体"/>
       <w:color w:themeColor="background1" w:val="FFFFFF"/>
     </w:rPr>
     <w:tblPr>
@@ -12120,6 +12625,7 @@
     </w:tcPr>
     <w:tblStylePr w:type="firstRow">
       <w:rPr>
+        <w:rFonts w:eastAsia="黑体"/>
         <w:b/>
         <w:bCs/>
       </w:rPr>
@@ -12216,6 +12722,7 @@
       <w:spacing w:after="0" w:line="240" w:lineRule="auto"/>
     </w:pPr>
     <w:rPr>
+      <w:rFonts w:eastAsia="黑体"/>
       <w:color w:themeColor="background1" w:val="FFFFFF"/>
     </w:rPr>
     <w:tblPr>
@@ -12234,6 +12741,7 @@
     </w:tcPr>
     <w:tblStylePr w:type="firstRow">
       <w:rPr>
+        <w:rFonts w:eastAsia="黑体"/>
         <w:b/>
         <w:bCs/>
       </w:rPr>
@@ -12330,6 +12838,7 @@
       <w:spacing w:after="0" w:line="240" w:lineRule="auto"/>
     </w:pPr>
     <w:rPr>
+      <w:rFonts w:eastAsia="黑体"/>
       <w:color w:themeColor="background1" w:val="FFFFFF"/>
     </w:rPr>
     <w:tblPr>
@@ -12348,6 +12857,7 @@
     </w:tcPr>
     <w:tblStylePr w:type="firstRow">
       <w:rPr>
+        <w:rFonts w:eastAsia="黑体"/>
         <w:b/>
         <w:bCs/>
       </w:rPr>
@@ -12444,6 +12954,7 @@
       <w:spacing w:after="0" w:line="240" w:lineRule="auto"/>
     </w:pPr>
     <w:rPr>
+      <w:rFonts w:eastAsia="黑体"/>
       <w:color w:themeColor="background1" w:val="FFFFFF"/>
     </w:rPr>
     <w:tblPr>
@@ -12462,6 +12973,7 @@
     </w:tcPr>
     <w:tblStylePr w:type="firstRow">
       <w:rPr>
+        <w:rFonts w:eastAsia="黑体"/>
         <w:b/>
         <w:bCs/>
       </w:rPr>
@@ -12558,6 +13070,7 @@
       <w:spacing w:after="0" w:line="240" w:lineRule="auto"/>
     </w:pPr>
     <w:rPr>
+      <w:rFonts w:eastAsia="黑体"/>
       <w:color w:themeColor="text1" w:val="000000"/>
     </w:rPr>
     <w:tblPr>
@@ -12584,6 +13097,7 @@
     </w:tcPr>
     <w:tblStylePr w:type="firstRow">
       <w:rPr>
+        <w:rFonts w:eastAsia="黑体"/>
         <w:b/>
         <w:bCs/>
       </w:rPr>
@@ -12602,6 +13116,7 @@
     </w:tblStylePr>
     <w:tblStylePr w:type="lastRow">
       <w:rPr>
+        <w:rFonts w:eastAsia="黑体"/>
         <w:b/>
         <w:bCs/>
         <w:color w:themeColor="background1" w:val="FFFFFF"/>
@@ -12616,6 +13131,7 @@
     </w:tblStylePr>
     <w:tblStylePr w:type="firstCol">
       <w:rPr>
+        <w:rFonts w:eastAsia="黑体"/>
         <w:color w:themeColor="background1" w:val="FFFFFF"/>
       </w:rPr>
       <w:tblPr/>
@@ -12633,6 +13149,7 @@
     </w:tblStylePr>
     <w:tblStylePr w:type="lastCol">
       <w:rPr>
+        <w:rFonts w:eastAsia="黑体"/>
         <w:color w:themeColor="background1" w:val="FFFFFF"/>
       </w:rPr>
       <w:tblPr/>
@@ -12662,11 +13179,13 @@
     </w:tblStylePr>
     <w:tblStylePr w:type="neCell">
       <w:rPr>
+        <w:rFonts w:eastAsia="黑体"/>
         <w:color w:themeColor="text1" w:val="000000"/>
       </w:rPr>
     </w:tblStylePr>
     <w:tblStylePr w:type="nwCell">
       <w:rPr>
+        <w:rFonts w:eastAsia="黑体"/>
         <w:color w:themeColor="text1" w:val="000000"/>
       </w:rPr>
     </w:tblStylePr>
@@ -12680,6 +13199,7 @@
       <w:spacing w:after="0" w:line="240" w:lineRule="auto"/>
     </w:pPr>
     <w:rPr>
+      <w:rFonts w:eastAsia="黑体"/>
       <w:color w:themeColor="text1" w:val="000000"/>
     </w:rPr>
     <w:tblPr>
@@ -12706,6 +13226,7 @@
     </w:tcPr>
     <w:tblStylePr w:type="firstRow">
       <w:rPr>
+        <w:rFonts w:eastAsia="黑体"/>
         <w:b/>
         <w:bCs/>
       </w:rPr>
@@ -12724,6 +13245,7 @@
     </w:tblStylePr>
     <w:tblStylePr w:type="lastRow">
       <w:rPr>
+        <w:rFonts w:eastAsia="黑体"/>
         <w:b/>
         <w:bCs/>
         <w:color w:themeColor="background1" w:val="FFFFFF"/>
@@ -12738,6 +13260,7 @@
     </w:tblStylePr>
     <w:tblStylePr w:type="firstCol">
       <w:rPr>
+        <w:rFonts w:eastAsia="黑体"/>
         <w:color w:themeColor="background1" w:val="FFFFFF"/>
       </w:rPr>
       <w:tblPr/>
@@ -12755,6 +13278,7 @@
     </w:tblStylePr>
     <w:tblStylePr w:type="lastCol">
       <w:rPr>
+        <w:rFonts w:eastAsia="黑体"/>
         <w:color w:themeColor="background1" w:val="FFFFFF"/>
       </w:rPr>
       <w:tblPr/>
@@ -12784,11 +13308,13 @@
     </w:tblStylePr>
     <w:tblStylePr w:type="neCell">
       <w:rPr>
+        <w:rFonts w:eastAsia="黑体"/>
         <w:color w:themeColor="text1" w:val="000000"/>
       </w:rPr>
     </w:tblStylePr>
     <w:tblStylePr w:type="nwCell">
       <w:rPr>
+        <w:rFonts w:eastAsia="黑体"/>
         <w:color w:themeColor="text1" w:val="000000"/>
       </w:rPr>
     </w:tblStylePr>
@@ -12802,6 +13328,7 @@
       <w:spacing w:after="0" w:line="240" w:lineRule="auto"/>
     </w:pPr>
     <w:rPr>
+      <w:rFonts w:eastAsia="黑体"/>
       <w:color w:themeColor="text1" w:val="000000"/>
     </w:rPr>
     <w:tblPr>
@@ -12828,6 +13355,7 @@
     </w:tcPr>
     <w:tblStylePr w:type="firstRow">
       <w:rPr>
+        <w:rFonts w:eastAsia="黑体"/>
         <w:b/>
         <w:bCs/>
       </w:rPr>
@@ -12846,6 +13374,7 @@
     </w:tblStylePr>
     <w:tblStylePr w:type="lastRow">
       <w:rPr>
+        <w:rFonts w:eastAsia="黑体"/>
         <w:b/>
         <w:bCs/>
         <w:color w:themeColor="background1" w:val="FFFFFF"/>
@@ -12860,6 +13389,7 @@
     </w:tblStylePr>
     <w:tblStylePr w:type="firstCol">
       <w:rPr>
+        <w:rFonts w:eastAsia="黑体"/>
         <w:color w:themeColor="background1" w:val="FFFFFF"/>
       </w:rPr>
       <w:tblPr/>
@@ -12877,6 +13407,7 @@
     </w:tblStylePr>
     <w:tblStylePr w:type="lastCol">
       <w:rPr>
+        <w:rFonts w:eastAsia="黑体"/>
         <w:color w:themeColor="background1" w:val="FFFFFF"/>
       </w:rPr>
       <w:tblPr/>
@@ -12906,11 +13437,13 @@
     </w:tblStylePr>
     <w:tblStylePr w:type="neCell">
       <w:rPr>
+        <w:rFonts w:eastAsia="黑体"/>
         <w:color w:themeColor="text1" w:val="000000"/>
       </w:rPr>
     </w:tblStylePr>
     <w:tblStylePr w:type="nwCell">
       <w:rPr>
+        <w:rFonts w:eastAsia="黑体"/>
         <w:color w:themeColor="text1" w:val="000000"/>
       </w:rPr>
     </w:tblStylePr>
@@ -12924,6 +13457,7 @@
       <w:spacing w:after="0" w:line="240" w:lineRule="auto"/>
     </w:pPr>
     <w:rPr>
+      <w:rFonts w:eastAsia="黑体"/>
       <w:color w:themeColor="text1" w:val="000000"/>
     </w:rPr>
     <w:tblPr>
@@ -12950,6 +13484,7 @@
     </w:tcPr>
     <w:tblStylePr w:type="firstRow">
       <w:rPr>
+        <w:rFonts w:eastAsia="黑体"/>
         <w:b/>
         <w:bCs/>
       </w:rPr>
@@ -12968,6 +13503,7 @@
     </w:tblStylePr>
     <w:tblStylePr w:type="lastRow">
       <w:rPr>
+        <w:rFonts w:eastAsia="黑体"/>
         <w:b/>
         <w:bCs/>
         <w:color w:themeColor="background1" w:val="FFFFFF"/>
@@ -12982,6 +13518,7 @@
     </w:tblStylePr>
     <w:tblStylePr w:type="firstCol">
       <w:rPr>
+        <w:rFonts w:eastAsia="黑体"/>
         <w:color w:themeColor="background1" w:val="FFFFFF"/>
       </w:rPr>
       <w:tblPr/>
@@ -12999,6 +13536,7 @@
     </w:tblStylePr>
     <w:tblStylePr w:type="lastCol">
       <w:rPr>
+        <w:rFonts w:eastAsia="黑体"/>
         <w:color w:themeColor="background1" w:val="FFFFFF"/>
       </w:rPr>
       <w:tblPr/>
@@ -13036,6 +13574,7 @@
       <w:spacing w:after="0" w:line="240" w:lineRule="auto"/>
     </w:pPr>
     <w:rPr>
+      <w:rFonts w:eastAsia="黑体"/>
       <w:color w:themeColor="text1" w:val="000000"/>
     </w:rPr>
     <w:tblPr>
@@ -13062,6 +13601,7 @@
     </w:tcPr>
     <w:tblStylePr w:type="firstRow">
       <w:rPr>
+        <w:rFonts w:eastAsia="黑体"/>
         <w:b/>
         <w:bCs/>
       </w:rPr>
@@ -13080,6 +13620,7 @@
     </w:tblStylePr>
     <w:tblStylePr w:type="lastRow">
       <w:rPr>
+        <w:rFonts w:eastAsia="黑体"/>
         <w:b/>
         <w:bCs/>
         <w:color w:themeColor="background1" w:val="FFFFFF"/>
@@ -13094,6 +13635,7 @@
     </w:tblStylePr>
     <w:tblStylePr w:type="firstCol">
       <w:rPr>
+        <w:rFonts w:eastAsia="黑体"/>
         <w:color w:themeColor="background1" w:val="FFFFFF"/>
       </w:rPr>
       <w:tblPr/>
@@ -13111,6 +13653,7 @@
     </w:tblStylePr>
     <w:tblStylePr w:type="lastCol">
       <w:rPr>
+        <w:rFonts w:eastAsia="黑体"/>
         <w:color w:themeColor="background1" w:val="FFFFFF"/>
       </w:rPr>
       <w:tblPr/>
@@ -13140,11 +13683,13 @@
     </w:tblStylePr>
     <w:tblStylePr w:type="neCell">
       <w:rPr>
+        <w:rFonts w:eastAsia="黑体"/>
         <w:color w:themeColor="text1" w:val="000000"/>
       </w:rPr>
     </w:tblStylePr>
     <w:tblStylePr w:type="nwCell">
       <w:rPr>
+        <w:rFonts w:eastAsia="黑体"/>
         <w:color w:themeColor="text1" w:val="000000"/>
       </w:rPr>
     </w:tblStylePr>
@@ -13158,6 +13703,7 @@
       <w:spacing w:after="0" w:line="240" w:lineRule="auto"/>
     </w:pPr>
     <w:rPr>
+      <w:rFonts w:eastAsia="黑体"/>
       <w:color w:themeColor="text1" w:val="000000"/>
     </w:rPr>
     <w:tblPr>
@@ -13184,6 +13730,7 @@
     </w:tcPr>
     <w:tblStylePr w:type="firstRow">
       <w:rPr>
+        <w:rFonts w:eastAsia="黑体"/>
         <w:b/>
         <w:bCs/>
       </w:rPr>
@@ -13202,6 +13749,7 @@
     </w:tblStylePr>
     <w:tblStylePr w:type="lastRow">
       <w:rPr>
+        <w:rFonts w:eastAsia="黑体"/>
         <w:b/>
         <w:bCs/>
         <w:color w:themeColor="background1" w:val="FFFFFF"/>
@@ -13216,6 +13764,7 @@
     </w:tblStylePr>
     <w:tblStylePr w:type="firstCol">
       <w:rPr>
+        <w:rFonts w:eastAsia="黑体"/>
         <w:color w:themeColor="background1" w:val="FFFFFF"/>
       </w:rPr>
       <w:tblPr/>
@@ -13233,6 +13782,7 @@
     </w:tblStylePr>
     <w:tblStylePr w:type="lastCol">
       <w:rPr>
+        <w:rFonts w:eastAsia="黑体"/>
         <w:color w:themeColor="background1" w:val="FFFFFF"/>
       </w:rPr>
       <w:tblPr/>
@@ -13262,11 +13812,13 @@
     </w:tblStylePr>
     <w:tblStylePr w:type="neCell">
       <w:rPr>
+        <w:rFonts w:eastAsia="黑体"/>
         <w:color w:themeColor="text1" w:val="000000"/>
       </w:rPr>
     </w:tblStylePr>
     <w:tblStylePr w:type="nwCell">
       <w:rPr>
+        <w:rFonts w:eastAsia="黑体"/>
         <w:color w:themeColor="text1" w:val="000000"/>
       </w:rPr>
     </w:tblStylePr>
@@ -13280,6 +13832,7 @@
       <w:spacing w:after="0" w:line="240" w:lineRule="auto"/>
     </w:pPr>
     <w:rPr>
+      <w:rFonts w:eastAsia="黑体"/>
       <w:color w:themeColor="text1" w:val="000000"/>
     </w:rPr>
     <w:tblPr>
@@ -13306,6 +13859,7 @@
     </w:tcPr>
     <w:tblStylePr w:type="firstRow">
       <w:rPr>
+        <w:rFonts w:eastAsia="黑体"/>
         <w:b/>
         <w:bCs/>
       </w:rPr>
@@ -13324,6 +13878,7 @@
     </w:tblStylePr>
     <w:tblStylePr w:type="lastRow">
       <w:rPr>
+        <w:rFonts w:eastAsia="黑体"/>
         <w:b/>
         <w:bCs/>
         <w:color w:themeColor="background1" w:val="FFFFFF"/>
@@ -13338,6 +13893,7 @@
     </w:tblStylePr>
     <w:tblStylePr w:type="firstCol">
       <w:rPr>
+        <w:rFonts w:eastAsia="黑体"/>
         <w:color w:themeColor="background1" w:val="FFFFFF"/>
       </w:rPr>
       <w:tblPr/>
@@ -13355,6 +13911,7 @@
     </w:tblStylePr>
     <w:tblStylePr w:type="lastCol">
       <w:rPr>
+        <w:rFonts w:eastAsia="黑体"/>
         <w:color w:themeColor="background1" w:val="FFFFFF"/>
       </w:rPr>
       <w:tblPr/>
@@ -13384,11 +13941,13 @@
     </w:tblStylePr>
     <w:tblStylePr w:type="neCell">
       <w:rPr>
+        <w:rFonts w:eastAsia="黑体"/>
         <w:color w:themeColor="text1" w:val="000000"/>
       </w:rPr>
     </w:tblStylePr>
     <w:tblStylePr w:type="nwCell">
       <w:rPr>
+        <w:rFonts w:eastAsia="黑体"/>
         <w:color w:themeColor="text1" w:val="000000"/>
       </w:rPr>
     </w:tblStylePr>
@@ -13402,6 +13961,7 @@
       <w:spacing w:after="0" w:line="240" w:lineRule="auto"/>
     </w:pPr>
     <w:rPr>
+      <w:rFonts w:eastAsia="黑体"/>
       <w:color w:themeColor="text1" w:val="000000"/>
     </w:rPr>
     <w:tblPr>
@@ -13420,6 +13980,7 @@
     </w:tcPr>
     <w:tblStylePr w:type="firstRow">
       <w:rPr>
+        <w:rFonts w:eastAsia="黑体"/>
         <w:b/>
         <w:bCs/>
         <w:color w:themeColor="background1" w:val="FFFFFF"/>
@@ -13434,6 +13995,7 @@
     </w:tblStylePr>
     <w:tblStylePr w:type="lastRow">
       <w:rPr>
+        <w:rFonts w:eastAsia="黑体"/>
         <w:b/>
         <w:bCs/>
         <w:color w:themeColor="accent2" w:themeShade="CC" w:val="9E3A38"/>
@@ -13448,12 +14010,14 @@
     </w:tblStylePr>
     <w:tblStylePr w:type="firstCol">
       <w:rPr>
+        <w:rFonts w:eastAsia="黑体"/>
         <w:b/>
         <w:bCs/>
       </w:rPr>
     </w:tblStylePr>
     <w:tblStylePr w:type="lastCol">
       <w:rPr>
+        <w:rFonts w:eastAsia="黑体"/>
         <w:b/>
         <w:bCs/>
       </w:rPr>
@@ -13488,6 +14052,7 @@
       <w:spacing w:after="0" w:line="240" w:lineRule="auto"/>
     </w:pPr>
     <w:rPr>
+      <w:rFonts w:eastAsia="黑体"/>
       <w:color w:themeColor="text1" w:val="000000"/>
     </w:rPr>
     <w:tblPr>
@@ -13506,6 +14071,7 @@
     </w:tcPr>
     <w:tblStylePr w:type="firstRow">
       <w:rPr>
+        <w:rFonts w:eastAsia="黑体"/>
         <w:b/>
         <w:bCs/>
         <w:color w:themeColor="background1" w:val="FFFFFF"/>
@@ -13520,6 +14086,7 @@
     </w:tblStylePr>
     <w:tblStylePr w:type="lastRow">
       <w:rPr>
+        <w:rFonts w:eastAsia="黑体"/>
         <w:b/>
         <w:bCs/>
         <w:color w:themeColor="accent2" w:themeShade="CC" w:val="9E3A38"/>
@@ -13534,12 +14101,14 @@
     </w:tblStylePr>
     <w:tblStylePr w:type="firstCol">
       <w:rPr>
+        <w:rFonts w:eastAsia="黑体"/>
         <w:b/>
         <w:bCs/>
       </w:rPr>
     </w:tblStylePr>
     <w:tblStylePr w:type="lastCol">
       <w:rPr>
+        <w:rFonts w:eastAsia="黑体"/>
         <w:b/>
         <w:bCs/>
       </w:rPr>
@@ -13574,6 +14143,7 @@
       <w:spacing w:after="0" w:line="240" w:lineRule="auto"/>
     </w:pPr>
     <w:rPr>
+      <w:rFonts w:eastAsia="黑体"/>
       <w:color w:themeColor="text1" w:val="000000"/>
     </w:rPr>
     <w:tblPr>
@@ -13592,6 +14162,7 @@
     </w:tcPr>
     <w:tblStylePr w:type="firstRow">
       <w:rPr>
+        <w:rFonts w:eastAsia="黑体"/>
         <w:b/>
         <w:bCs/>
         <w:color w:themeColor="background1" w:val="FFFFFF"/>
@@ -13606,6 +14177,7 @@
     </w:tblStylePr>
     <w:tblStylePr w:type="lastRow">
       <w:rPr>
+        <w:rFonts w:eastAsia="黑体"/>
         <w:b/>
         <w:bCs/>
         <w:color w:themeColor="accent2" w:themeShade="CC" w:val="9E3A38"/>
@@ -13620,12 +14192,14 @@
     </w:tblStylePr>
     <w:tblStylePr w:type="firstCol">
       <w:rPr>
+        <w:rFonts w:eastAsia="黑体"/>
         <w:b/>
         <w:bCs/>
       </w:rPr>
     </w:tblStylePr>
     <w:tblStylePr w:type="lastCol">
       <w:rPr>
+        <w:rFonts w:eastAsia="黑体"/>
         <w:b/>
         <w:bCs/>
       </w:rPr>
@@ -13660,6 +14234,7 @@
       <w:spacing w:after="0" w:line="240" w:lineRule="auto"/>
     </w:pPr>
     <w:rPr>
+      <w:rFonts w:eastAsia="黑体"/>
       <w:color w:themeColor="text1" w:val="000000"/>
     </w:rPr>
     <w:tblPr>
@@ -13678,6 +14253,7 @@
     </w:tcPr>
     <w:tblStylePr w:type="firstRow">
       <w:rPr>
+        <w:rFonts w:eastAsia="黑体"/>
         <w:b/>
         <w:bCs/>
         <w:color w:themeColor="background1" w:val="FFFFFF"/>
@@ -13692,6 +14268,7 @@
     </w:tblStylePr>
     <w:tblStylePr w:type="lastRow">
       <w:rPr>
+        <w:rFonts w:eastAsia="黑体"/>
         <w:b/>
         <w:bCs/>
         <w:color w:themeColor="accent4" w:themeShade="CC" w:val="664E82"/>
@@ -13706,12 +14283,14 @@
     </w:tblStylePr>
     <w:tblStylePr w:type="firstCol">
       <w:rPr>
+        <w:rFonts w:eastAsia="黑体"/>
         <w:b/>
         <w:bCs/>
       </w:rPr>
     </w:tblStylePr>
     <w:tblStylePr w:type="lastCol">
       <w:rPr>
+        <w:rFonts w:eastAsia="黑体"/>
         <w:b/>
         <w:bCs/>
       </w:rPr>
@@ -13746,6 +14325,7 @@
       <w:spacing w:after="0" w:line="240" w:lineRule="auto"/>
     </w:pPr>
     <w:rPr>
+      <w:rFonts w:eastAsia="黑体"/>
       <w:color w:themeColor="text1" w:val="000000"/>
     </w:rPr>
     <w:tblPr>
@@ -13764,6 +14344,7 @@
     </w:tcPr>
     <w:tblStylePr w:type="firstRow">
       <w:rPr>
+        <w:rFonts w:eastAsia="黑体"/>
         <w:b/>
         <w:bCs/>
         <w:color w:themeColor="background1" w:val="FFFFFF"/>
@@ -13778,6 +14359,7 @@
     </w:tblStylePr>
     <w:tblStylePr w:type="lastRow">
       <w:rPr>
+        <w:rFonts w:eastAsia="黑体"/>
         <w:b/>
         <w:bCs/>
         <w:color w:themeColor="accent3" w:themeShade="CC" w:val="7E9C40"/>
@@ -13792,12 +14374,14 @@
     </w:tblStylePr>
     <w:tblStylePr w:type="firstCol">
       <w:rPr>
+        <w:rFonts w:eastAsia="黑体"/>
         <w:b/>
         <w:bCs/>
       </w:rPr>
     </w:tblStylePr>
     <w:tblStylePr w:type="lastCol">
       <w:rPr>
+        <w:rFonts w:eastAsia="黑体"/>
         <w:b/>
         <w:bCs/>
       </w:rPr>
@@ -13832,6 +14416,7 @@
       <w:spacing w:after="0" w:line="240" w:lineRule="auto"/>
     </w:pPr>
     <w:rPr>
+      <w:rFonts w:eastAsia="黑体"/>
       <w:color w:themeColor="text1" w:val="000000"/>
     </w:rPr>
     <w:tblPr>
@@ -13850,6 +14435,7 @@
     </w:tcPr>
     <w:tblStylePr w:type="firstRow">
       <w:rPr>
+        <w:rFonts w:eastAsia="黑体"/>
         <w:b/>
         <w:bCs/>
         <w:color w:themeColor="background1" w:val="FFFFFF"/>
@@ -13864,6 +14450,7 @@
     </w:tblStylePr>
     <w:tblStylePr w:type="lastRow">
       <w:rPr>
+        <w:rFonts w:eastAsia="黑体"/>
         <w:b/>
         <w:bCs/>
         <w:color w:themeColor="accent6" w:themeShade="CC" w:val="F2730A"/>
@@ -13878,12 +14465,14 @@
     </w:tblStylePr>
     <w:tblStylePr w:type="firstCol">
       <w:rPr>
+        <w:rFonts w:eastAsia="黑体"/>
         <w:b/>
         <w:bCs/>
       </w:rPr>
     </w:tblStylePr>
     <w:tblStylePr w:type="lastCol">
       <w:rPr>
+        <w:rFonts w:eastAsia="黑体"/>
         <w:b/>
         <w:bCs/>
       </w:rPr>
@@ -13918,6 +14507,7 @@
       <w:spacing w:after="0" w:line="240" w:lineRule="auto"/>
     </w:pPr>
     <w:rPr>
+      <w:rFonts w:eastAsia="黑体"/>
       <w:color w:themeColor="text1" w:val="000000"/>
     </w:rPr>
     <w:tblPr>
@@ -13936,6 +14526,7 @@
     </w:tcPr>
     <w:tblStylePr w:type="firstRow">
       <w:rPr>
+        <w:rFonts w:eastAsia="黑体"/>
         <w:b/>
         <w:bCs/>
         <w:color w:themeColor="background1" w:val="FFFFFF"/>
@@ -13950,6 +14541,7 @@
     </w:tblStylePr>
     <w:tblStylePr w:type="lastRow">
       <w:rPr>
+        <w:rFonts w:eastAsia="黑体"/>
         <w:b/>
         <w:bCs/>
         <w:color w:themeColor="accent5" w:themeShade="CC" w:val="348DA5"/>
@@ -13964,12 +14556,14 @@
     </w:tblStylePr>
     <w:tblStylePr w:type="firstCol">
       <w:rPr>
+        <w:rFonts w:eastAsia="黑体"/>
         <w:b/>
         <w:bCs/>
       </w:rPr>
     </w:tblStylePr>
     <w:tblStylePr w:type="lastCol">
       <w:rPr>
+        <w:rFonts w:eastAsia="黑体"/>
         <w:b/>
         <w:bCs/>
       </w:rPr>
@@ -14004,6 +14598,7 @@
       <w:spacing w:after="0" w:line="240" w:lineRule="auto"/>
     </w:pPr>
     <w:rPr>
+      <w:rFonts w:eastAsia="黑体"/>
       <w:color w:themeColor="text1" w:val="000000"/>
     </w:rPr>
     <w:tblPr>
@@ -14025,6 +14620,7 @@
     </w:tcPr>
     <w:tblStylePr w:type="firstRow">
       <w:rPr>
+        <w:rFonts w:eastAsia="黑体"/>
         <w:b/>
         <w:bCs/>
       </w:rPr>
@@ -14035,6 +14631,7 @@
     </w:tblStylePr>
     <w:tblStylePr w:type="lastRow">
       <w:rPr>
+        <w:rFonts w:eastAsia="黑体"/>
         <w:b/>
         <w:bCs/>
         <w:color w:themeColor="text1" w:val="000000"/>
@@ -14046,6 +14643,7 @@
     </w:tblStylePr>
     <w:tblStylePr w:type="firstCol">
       <w:rPr>
+        <w:rFonts w:eastAsia="黑体"/>
         <w:color w:themeColor="background1" w:val="FFFFFF"/>
       </w:rPr>
       <w:tblPr/>
@@ -14055,6 +14653,7 @@
     </w:tblStylePr>
     <w:tblStylePr w:type="lastCol">
       <w:rPr>
+        <w:rFonts w:eastAsia="黑体"/>
         <w:color w:themeColor="background1" w:val="FFFFFF"/>
       </w:rPr>
       <w:tblPr/>
@@ -14084,6 +14683,7 @@
       <w:spacing w:after="0" w:line="240" w:lineRule="auto"/>
     </w:pPr>
     <w:rPr>
+      <w:rFonts w:eastAsia="黑体"/>
       <w:color w:themeColor="text1" w:val="000000"/>
     </w:rPr>
     <w:tblPr>
@@ -14105,6 +14705,7 @@
     </w:tcPr>
     <w:tblStylePr w:type="firstRow">
       <w:rPr>
+        <w:rFonts w:eastAsia="黑体"/>
         <w:b/>
         <w:bCs/>
       </w:rPr>
@@ -14115,6 +14716,7 @@
     </w:tblStylePr>
     <w:tblStylePr w:type="lastRow">
       <w:rPr>
+        <w:rFonts w:eastAsia="黑体"/>
         <w:b/>
         <w:bCs/>
         <w:color w:themeColor="text1" w:val="000000"/>
@@ -14126,6 +14728,7 @@
     </w:tblStylePr>
     <w:tblStylePr w:type="firstCol">
       <w:rPr>
+        <w:rFonts w:eastAsia="黑体"/>
         <w:color w:themeColor="background1" w:val="FFFFFF"/>
       </w:rPr>
       <w:tblPr/>
@@ -14135,6 +14738,7 @@
     </w:tblStylePr>
     <w:tblStylePr w:type="lastCol">
       <w:rPr>
+        <w:rFonts w:eastAsia="黑体"/>
         <w:color w:themeColor="background1" w:val="FFFFFF"/>
       </w:rPr>
       <w:tblPr/>
@@ -14164,6 +14768,7 @@
       <w:spacing w:after="0" w:line="240" w:lineRule="auto"/>
     </w:pPr>
     <w:rPr>
+      <w:rFonts w:eastAsia="黑体"/>
       <w:color w:themeColor="text1" w:val="000000"/>
     </w:rPr>
     <w:tblPr>
@@ -14185,6 +14790,7 @@
     </w:tcPr>
     <w:tblStylePr w:type="firstRow">
       <w:rPr>
+        <w:rFonts w:eastAsia="黑体"/>
         <w:b/>
         <w:bCs/>
       </w:rPr>
@@ -14195,6 +14801,7 @@
     </w:tblStylePr>
     <w:tblStylePr w:type="lastRow">
       <w:rPr>
+        <w:rFonts w:eastAsia="黑体"/>
         <w:b/>
         <w:bCs/>
         <w:color w:themeColor="text1" w:val="000000"/>
@@ -14206,6 +14813,7 @@
     </w:tblStylePr>
     <w:tblStylePr w:type="firstCol">
       <w:rPr>
+        <w:rFonts w:eastAsia="黑体"/>
         <w:color w:themeColor="background1" w:val="FFFFFF"/>
       </w:rPr>
       <w:tblPr/>
@@ -14215,6 +14823,7 @@
     </w:tblStylePr>
     <w:tblStylePr w:type="lastCol">
       <w:rPr>
+        <w:rFonts w:eastAsia="黑体"/>
         <w:color w:themeColor="background1" w:val="FFFFFF"/>
       </w:rPr>
       <w:tblPr/>
@@ -14244,6 +14853,7 @@
       <w:spacing w:after="0" w:line="240" w:lineRule="auto"/>
     </w:pPr>
     <w:rPr>
+      <w:rFonts w:eastAsia="黑体"/>
       <w:color w:themeColor="text1" w:val="000000"/>
     </w:rPr>
     <w:tblPr>
@@ -14265,6 +14875,7 @@
     </w:tcPr>
     <w:tblStylePr w:type="firstRow">
       <w:rPr>
+        <w:rFonts w:eastAsia="黑体"/>
         <w:b/>
         <w:bCs/>
       </w:rPr>
@@ -14275,6 +14886,7 @@
     </w:tblStylePr>
     <w:tblStylePr w:type="lastRow">
       <w:rPr>
+        <w:rFonts w:eastAsia="黑体"/>
         <w:b/>
         <w:bCs/>
         <w:color w:themeColor="text1" w:val="000000"/>
@@ -14286,6 +14898,7 @@
     </w:tblStylePr>
     <w:tblStylePr w:type="firstCol">
       <w:rPr>
+        <w:rFonts w:eastAsia="黑体"/>
         <w:color w:themeColor="background1" w:val="FFFFFF"/>
       </w:rPr>
       <w:tblPr/>
@@ -14295,6 +14908,7 @@
     </w:tblStylePr>
     <w:tblStylePr w:type="lastCol">
       <w:rPr>
+        <w:rFonts w:eastAsia="黑体"/>
         <w:color w:themeColor="background1" w:val="FFFFFF"/>
       </w:rPr>
       <w:tblPr/>
@@ -14324,6 +14938,7 @@
       <w:spacing w:after="0" w:line="240" w:lineRule="auto"/>
     </w:pPr>
     <w:rPr>
+      <w:rFonts w:eastAsia="黑体"/>
       <w:color w:themeColor="text1" w:val="000000"/>
     </w:rPr>
     <w:tblPr>
@@ -14345,6 +14960,7 @@
     </w:tcPr>
     <w:tblStylePr w:type="firstRow">
       <w:rPr>
+        <w:rFonts w:eastAsia="黑体"/>
         <w:b/>
         <w:bCs/>
       </w:rPr>
@@ -14355,6 +14971,7 @@
     </w:tblStylePr>
     <w:tblStylePr w:type="lastRow">
       <w:rPr>
+        <w:rFonts w:eastAsia="黑体"/>
         <w:b/>
         <w:bCs/>
         <w:color w:themeColor="text1" w:val="000000"/>
@@ -14366,6 +14983,7 @@
     </w:tblStylePr>
     <w:tblStylePr w:type="firstCol">
       <w:rPr>
+        <w:rFonts w:eastAsia="黑体"/>
         <w:color w:themeColor="background1" w:val="FFFFFF"/>
       </w:rPr>
       <w:tblPr/>
@@ -14375,6 +14993,7 @@
     </w:tblStylePr>
     <w:tblStylePr w:type="lastCol">
       <w:rPr>
+        <w:rFonts w:eastAsia="黑体"/>
         <w:color w:themeColor="background1" w:val="FFFFFF"/>
       </w:rPr>
       <w:tblPr/>
@@ -14404,6 +15023,7 @@
       <w:spacing w:after="0" w:line="240" w:lineRule="auto"/>
     </w:pPr>
     <w:rPr>
+      <w:rFonts w:eastAsia="黑体"/>
       <w:color w:themeColor="text1" w:val="000000"/>
     </w:rPr>
     <w:tblPr>
@@ -14425,6 +15045,7 @@
     </w:tcPr>
     <w:tblStylePr w:type="firstRow">
       <w:rPr>
+        <w:rFonts w:eastAsia="黑体"/>
         <w:b/>
         <w:bCs/>
       </w:rPr>
@@ -14435,6 +15056,7 @@
     </w:tblStylePr>
     <w:tblStylePr w:type="lastRow">
       <w:rPr>
+        <w:rFonts w:eastAsia="黑体"/>
         <w:b/>
         <w:bCs/>
         <w:color w:themeColor="text1" w:val="000000"/>
@@ -14446,6 +15068,7 @@
     </w:tblStylePr>
     <w:tblStylePr w:type="firstCol">
       <w:rPr>
+        <w:rFonts w:eastAsia="黑体"/>
         <w:color w:themeColor="background1" w:val="FFFFFF"/>
       </w:rPr>
       <w:tblPr/>
@@ -14455,6 +15078,7 @@
     </w:tblStylePr>
     <w:tblStylePr w:type="lastCol">
       <w:rPr>
+        <w:rFonts w:eastAsia="黑体"/>
         <w:color w:themeColor="background1" w:val="FFFFFF"/>
       </w:rPr>
       <w:tblPr/>
@@ -14484,6 +15108,7 @@
       <w:spacing w:after="0" w:line="240" w:lineRule="auto"/>
     </w:pPr>
     <w:rPr>
+      <w:rFonts w:eastAsia="黑体"/>
       <w:color w:themeColor="text1" w:val="000000"/>
     </w:rPr>
     <w:tblPr>
@@ -14505,6 +15130,7 @@
     </w:tcPr>
     <w:tblStylePr w:type="firstRow">
       <w:rPr>
+        <w:rFonts w:eastAsia="黑体"/>
         <w:b/>
         <w:bCs/>
       </w:rPr>
@@ -14515,6 +15141,7 @@
     </w:tblStylePr>
     <w:tblStylePr w:type="lastRow">
       <w:rPr>
+        <w:rFonts w:eastAsia="黑体"/>
         <w:b/>
         <w:bCs/>
         <w:color w:themeColor="text1" w:val="000000"/>
@@ -14526,6 +15153,7 @@
     </w:tblStylePr>
     <w:tblStylePr w:type="firstCol">
       <w:rPr>
+        <w:rFonts w:eastAsia="黑体"/>
         <w:color w:themeColor="background1" w:val="FFFFFF"/>
       </w:rPr>
       <w:tblPr/>
@@ -14535,6 +15163,7 @@
     </w:tblStylePr>
     <w:tblStylePr w:type="lastCol">
       <w:rPr>
+        <w:rFonts w:eastAsia="黑体"/>
         <w:color w:themeColor="background1" w:val="FFFFFF"/>
       </w:rPr>
       <w:tblPr/>
@@ -14567,6 +15196,7 @@
     <w:name w:val="KeywordTok"/>
     <w:basedOn w:val="VerbatimChar"/>
     <w:rPr>
+      <w:rFonts w:eastAsia="黑体"/>
       <w:b/>
       <w:color w:val="007020"/>
     </w:rPr>
@@ -14575,6 +15205,7 @@
     <w:name w:val="DataTypeTok"/>
     <w:basedOn w:val="VerbatimChar"/>
     <w:rPr>
+      <w:rFonts w:eastAsia="黑体"/>
       <w:color w:val="902000"/>
     </w:rPr>
   </w:style>
@@ -14582,6 +15213,7 @@
     <w:name w:val="DecValTok"/>
     <w:basedOn w:val="VerbatimChar"/>
     <w:rPr>
+      <w:rFonts w:eastAsia="黑体"/>
       <w:color w:val="40a070"/>
     </w:rPr>
   </w:style>
@@ -14589,6 +15221,7 @@
     <w:name w:val="BaseNTok"/>
     <w:basedOn w:val="VerbatimChar"/>
     <w:rPr>
+      <w:rFonts w:eastAsia="黑体"/>
       <w:color w:val="40a070"/>
     </w:rPr>
   </w:style>
@@ -14596,6 +15229,7 @@
     <w:name w:val="FloatTok"/>
     <w:basedOn w:val="VerbatimChar"/>
     <w:rPr>
+      <w:rFonts w:eastAsia="黑体"/>
       <w:color w:val="40a070"/>
     </w:rPr>
   </w:style>
@@ -14603,6 +15237,7 @@
     <w:name w:val="ConstantTok"/>
     <w:basedOn w:val="VerbatimChar"/>
     <w:rPr>
+      <w:rFonts w:eastAsia="黑体"/>
       <w:color w:val="880000"/>
     </w:rPr>
   </w:style>
@@ -14610,6 +15245,7 @@
     <w:name w:val="CharTok"/>
     <w:basedOn w:val="VerbatimChar"/>
     <w:rPr>
+      <w:rFonts w:eastAsia="黑体"/>
       <w:color w:val="4070a0"/>
     </w:rPr>
   </w:style>
@@ -14617,6 +15253,7 @@
     <w:name w:val="SpecialCharTok"/>
     <w:basedOn w:val="VerbatimChar"/>
     <w:rPr>
+      <w:rFonts w:eastAsia="黑体"/>
       <w:color w:val="4070a0"/>
     </w:rPr>
   </w:style>
@@ -14624,6 +15261,7 @@
     <w:name w:val="StringTok"/>
     <w:basedOn w:val="VerbatimChar"/>
     <w:rPr>
+      <w:rFonts w:eastAsia="黑体"/>
       <w:color w:val="4070a0"/>
     </w:rPr>
   </w:style>
@@ -14631,6 +15269,7 @@
     <w:name w:val="VerbatimStringTok"/>
     <w:basedOn w:val="VerbatimChar"/>
     <w:rPr>
+      <w:rFonts w:eastAsia="黑体"/>
       <w:color w:val="4070a0"/>
     </w:rPr>
   </w:style>
@@ -14638,6 +15277,7 @@
     <w:name w:val="SpecialStringTok"/>
     <w:basedOn w:val="VerbatimChar"/>
     <w:rPr>
+      <w:rFonts w:eastAsia="黑体"/>
       <w:color w:val="bb6688"/>
     </w:rPr>
   </w:style>
@@ -14645,6 +15285,7 @@
     <w:name w:val="ImportTok"/>
     <w:basedOn w:val="VerbatimChar"/>
     <w:rPr>
+      <w:rFonts w:eastAsia="黑体"/>
       <w:b/>
       <w:color w:val="008000"/>
     </w:rPr>
@@ -14653,6 +15294,7 @@
     <w:name w:val="CommentTok"/>
     <w:basedOn w:val="VerbatimChar"/>
     <w:rPr>
+      <w:rFonts w:eastAsia="黑体"/>
       <w:i/>
       <w:color w:val="60a0b0"/>
     </w:rPr>
@@ -14661,6 +15303,7 @@
     <w:name w:val="DocumentationTok"/>
     <w:basedOn w:val="VerbatimChar"/>
     <w:rPr>
+      <w:rFonts w:eastAsia="黑体"/>
       <w:i/>
       <w:color w:val="ba2121"/>
     </w:rPr>
@@ -14669,6 +15312,7 @@
     <w:name w:val="AnnotationTok"/>
     <w:basedOn w:val="VerbatimChar"/>
     <w:rPr>
+      <w:rFonts w:eastAsia="黑体"/>
       <w:b/>
       <w:i/>
       <w:color w:val="60a0b0"/>
@@ -14678,6 +15322,7 @@
     <w:name w:val="CommentVarTok"/>
     <w:basedOn w:val="VerbatimChar"/>
     <w:rPr>
+      <w:rFonts w:eastAsia="黑体"/>
       <w:b/>
       <w:i/>
       <w:color w:val="60a0b0"/>
@@ -14687,6 +15332,7 @@
     <w:name w:val="OtherTok"/>
     <w:basedOn w:val="VerbatimChar"/>
     <w:rPr>
+      <w:rFonts w:eastAsia="黑体"/>
       <w:color w:val="007020"/>
     </w:rPr>
   </w:style>
@@ -14694,6 +15340,7 @@
     <w:name w:val="FunctionTok"/>
     <w:basedOn w:val="VerbatimChar"/>
     <w:rPr>
+      <w:rFonts w:eastAsia="黑体"/>
       <w:color w:val="06287e"/>
     </w:rPr>
   </w:style>
@@ -14701,6 +15348,7 @@
     <w:name w:val="VariableTok"/>
     <w:basedOn w:val="VerbatimChar"/>
     <w:rPr>
+      <w:rFonts w:eastAsia="黑体"/>
       <w:color w:val="19177c"/>
     </w:rPr>
   </w:style>
@@ -14708,6 +15356,7 @@
     <w:name w:val="ControlFlowTok"/>
     <w:basedOn w:val="VerbatimChar"/>
     <w:rPr>
+      <w:rFonts w:eastAsia="黑体"/>
       <w:b/>
       <w:color w:val="007020"/>
     </w:rPr>
@@ -14716,6 +15365,7 @@
     <w:name w:val="OperatorTok"/>
     <w:basedOn w:val="VerbatimChar"/>
     <w:rPr>
+      <w:rFonts w:eastAsia="黑体"/>
       <w:color w:val="666666"/>
     </w:rPr>
   </w:style>
@@ -14723,18 +15373,22 @@
     <w:name w:val="BuiltInTok"/>
     <w:basedOn w:val="VerbatimChar"/>
     <w:rPr>
+      <w:rFonts w:eastAsia="黑体"/>
       <w:color w:val="008000"/>
     </w:rPr>
   </w:style>
   <w:style w:type="character" w:customStyle="1" w:styleId="ExtensionTok">
     <w:name w:val="ExtensionTok"/>
     <w:basedOn w:val="VerbatimChar"/>
-    <w:rPr/>
+    <w:rPr>
+      <w:rFonts w:eastAsia="黑体"/>
+    </w:rPr>
   </w:style>
   <w:style w:type="character" w:customStyle="1" w:styleId="PreprocessorTok">
     <w:name w:val="PreprocessorTok"/>
     <w:basedOn w:val="VerbatimChar"/>
     <w:rPr>
+      <w:rFonts w:eastAsia="黑体"/>
       <w:color w:val="bc7a00"/>
     </w:rPr>
   </w:style>
@@ -14742,18 +15396,22 @@
     <w:name w:val="AttributeTok"/>
     <w:basedOn w:val="VerbatimChar"/>
     <w:rPr>
+      <w:rFonts w:eastAsia="黑体"/>
       <w:color w:val="7d9029"/>
     </w:rPr>
   </w:style>
   <w:style w:type="character" w:customStyle="1" w:styleId="RegionMarkerTok">
     <w:name w:val="RegionMarkerTok"/>
     <w:basedOn w:val="VerbatimChar"/>
-    <w:rPr/>
+    <w:rPr>
+      <w:rFonts w:eastAsia="黑体"/>
+    </w:rPr>
   </w:style>
   <w:style w:type="character" w:customStyle="1" w:styleId="InformationTok">
     <w:name w:val="InformationTok"/>
     <w:basedOn w:val="VerbatimChar"/>
     <w:rPr>
+      <w:rFonts w:eastAsia="黑体"/>
       <w:b/>
       <w:i/>
       <w:color w:val="60a0b0"/>
@@ -14763,6 +15421,7 @@
     <w:name w:val="WarningTok"/>
     <w:basedOn w:val="VerbatimChar"/>
     <w:rPr>
+      <w:rFonts w:eastAsia="黑体"/>
       <w:b/>
       <w:i/>
       <w:color w:val="60a0b0"/>
@@ -14772,6 +15431,7 @@
     <w:name w:val="AlertTok"/>
     <w:basedOn w:val="VerbatimChar"/>
     <w:rPr>
+      <w:rFonts w:eastAsia="黑体"/>
       <w:b/>
       <w:color w:val="ff0000"/>
     </w:rPr>
@@ -14780,6 +15440,7 @@
     <w:name w:val="ErrorTok"/>
     <w:basedOn w:val="VerbatimChar"/>
     <w:rPr>
+      <w:rFonts w:eastAsia="黑体"/>
       <w:b/>
       <w:color w:val="ff0000"/>
     </w:rPr>
@@ -14787,7 +15448,9 @@
   <w:style w:type="character" w:customStyle="1" w:styleId="NormalTok">
     <w:name w:val="NormalTok"/>
     <w:basedOn w:val="VerbatimChar"/>
-    <w:rPr/>
+    <w:rPr>
+      <w:rFonts w:eastAsia="黑体"/>
+    </w:rPr>
   </w:style>
 </w:styles>
 </file>
@@ -14836,12 +15499,12 @@
     <a:fontScheme name="Office">
       <a:majorFont>
         <a:latin typeface="Calibri"/>
-        <a:ea typeface=""/>
+        <a:ea typeface="黑体"/>
         <a:cs typeface=""/>
         <a:font script="Jpan" typeface="ＭＳ ゴシック"/>
         <a:font script="Hang" typeface="맑은 고딕"/>
-        <a:font script="Hans" typeface="宋体"/>
-        <a:font script="Hant" typeface="新細明體"/>
+        <a:font script="Hans" typeface="黑体"/>
+        <a:font script="Hant" typeface="黑体"/>
         <a:font script="Arab" typeface="Times New Roman"/>
         <a:font script="Hebr" typeface="Times New Roman"/>
         <a:font script="Thai" typeface="Angsana New"/>
@@ -14871,12 +15534,12 @@
       </a:majorFont>
       <a:minorFont>
         <a:latin typeface="Cambria"/>
-        <a:ea typeface=""/>
+        <a:ea typeface="黑体"/>
         <a:cs typeface=""/>
         <a:font script="Jpan" typeface="ＭＳ 明朝"/>
         <a:font script="Hang" typeface="맑은 고딕"/>
-        <a:font script="Hans" typeface="宋体"/>
-        <a:font script="Hant" typeface="新細明體"/>
+        <a:font script="Hans" typeface="黑体"/>
+        <a:font script="Hant" typeface="黑体"/>
         <a:font script="Arab" typeface="Arial"/>
         <a:font script="Hebr" typeface="Arial"/>
         <a:font script="Thai" typeface="Cordia New"/>

--- a/04-滤波电路/05-其他滤波器/椭圆滤波器/椭圆滤波器.docx
+++ b/04-滤波电路/05-其他滤波器/椭圆滤波器/椭圆滤波器.docx
@@ -2428,7 +2428,7 @@
           <w:color w:val="555555"/>
           <w:sz w:val="21"/>
         </w:rPr>
-        <w:t>材料收集者：杜文杰，WX手机：19519196569，QQ:3478827729</w:t>
+        <w:t>材料收集者：杜文杰，微信/手机：19519196569，QQ:3478827729</w:t>
       </w:r>
     </w:p>
     <w:sectPr>
